--- a/src/templates/template.docx
+++ b/src/templates/template.docx
@@ -161,8 +161,44 @@
             <w:vAlign w:val="center"/>
           </w:tcPr>
           <w:p>
-            <w:r>
-              <w:t>{siteName}</w:t>
+            <w:pPr>
+              <w:overflowPunct/>
+              <w:autoSpaceDE/>
+              <w:autoSpaceDN/>
+              <w:adjustRightInd/>
+              <w:jc w:val="center"/>
+              <w:textAlignment w:val="auto"/>
+              <w:rPr>
+                <w:rFonts w:asciiTheme="minorHAnsi" w:hAnsiTheme="minorHAnsi" w:cs="Arial"/>
+                <w:b/>
+                <w:bCs/>
+              </w:rPr>
+            </w:pPr>
+            <w:r>
+              <w:rPr>
+                <w:rFonts w:asciiTheme="minorHAnsi" w:hAnsiTheme="minorHAnsi" w:cs="Arial"/>
+                <w:b/>
+                <w:bCs/>
+              </w:rPr>
+              <w:t>{</w:t>
+            </w:r>
+            <w:proofErr w:type="spellStart"/>
+            <w:r>
+              <w:rPr>
+                <w:rFonts w:asciiTheme="minorHAnsi" w:hAnsiTheme="minorHAnsi" w:cs="Arial"/>
+                <w:b/>
+                <w:bCs/>
+              </w:rPr>
+              <w:t>siteName</w:t>
+            </w:r>
+            <w:proofErr w:type="spellEnd"/>
+            <w:r>
+              <w:rPr>
+                <w:rFonts w:asciiTheme="minorHAnsi" w:hAnsiTheme="minorHAnsi" w:cs="Arial"/>
+                <w:b/>
+                <w:bCs/>
+              </w:rPr>
+              <w:t>}</w:t>
             </w:r>
           </w:p>
         </w:tc>
@@ -210,9 +246,64 @@
             <w:vAlign w:val="center"/>
           </w:tcPr>
           <w:p>
-            <w:r>
-              <w:t>{systemSize}</w:t>
-            </w:r>
+            <w:pPr>
+              <w:overflowPunct/>
+              <w:autoSpaceDE/>
+              <w:autoSpaceDN/>
+              <w:adjustRightInd/>
+              <w:ind w:left="720"/>
+              <w:textAlignment w:val="auto"/>
+              <w:rPr>
+                <w:rFonts w:asciiTheme="minorHAnsi" w:hAnsiTheme="minorHAnsi" w:cs="Arial"/>
+                <w:b/>
+                <w:bCs/>
+                <w:lang w:val="en-MY"/>
+              </w:rPr>
+            </w:pPr>
+            <w:r>
+              <w:rPr>
+                <w:rFonts w:asciiTheme="minorHAnsi" w:hAnsiTheme="minorHAnsi" w:cs="Arial"/>
+                <w:b/>
+                <w:bCs/>
+                <w:lang w:val="en-MY"/>
+              </w:rPr>
+              <w:t>{</w:t>
+            </w:r>
+            <w:proofErr w:type="spellStart"/>
+            <w:r>
+              <w:rPr>
+                <w:rFonts w:asciiTheme="minorHAnsi" w:hAnsiTheme="minorHAnsi" w:cs="Arial"/>
+                <w:b/>
+                <w:bCs/>
+                <w:lang w:val="en-MY"/>
+              </w:rPr>
+              <w:t>systemSize</w:t>
+            </w:r>
+            <w:proofErr w:type="spellEnd"/>
+            <w:r>
+              <w:rPr>
+                <w:rFonts w:asciiTheme="minorHAnsi" w:hAnsiTheme="minorHAnsi" w:cs="Arial"/>
+                <w:b/>
+                <w:bCs/>
+                <w:lang w:val="en-MY"/>
+              </w:rPr>
+              <w:t>}</w:t>
+            </w:r>
+          </w:p>
+          <w:p>
+            <w:pPr>
+              <w:overflowPunct/>
+              <w:autoSpaceDE/>
+              <w:autoSpaceDN/>
+              <w:adjustRightInd/>
+              <w:jc w:val="center"/>
+              <w:textAlignment w:val="auto"/>
+              <w:rPr>
+                <w:rFonts w:asciiTheme="minorHAnsi" w:hAnsiTheme="minorHAnsi" w:cs="Arial"/>
+                <w:b/>
+                <w:bCs/>
+              </w:rPr>
+            </w:pPr>
           </w:p>
         </w:tc>
       </w:tr>
@@ -276,9 +367,64 @@
             <w:vAlign w:val="center"/>
           </w:tcPr>
           <w:p>
-            <w:r>
-              <w:t>{startDate}</w:t>
-            </w:r>
+            <w:pPr>
+              <w:overflowPunct/>
+              <w:autoSpaceDE/>
+              <w:autoSpaceDN/>
+              <w:adjustRightInd/>
+              <w:ind w:left="720"/>
+              <w:textAlignment w:val="auto"/>
+              <w:rPr>
+                <w:rFonts w:asciiTheme="minorHAnsi" w:hAnsiTheme="minorHAnsi" w:cs="Arial"/>
+                <w:b/>
+                <w:bCs/>
+                <w:lang w:val="en-MY"/>
+              </w:rPr>
+            </w:pPr>
+            <w:r>
+              <w:rPr>
+                <w:rFonts w:asciiTheme="minorHAnsi" w:hAnsiTheme="minorHAnsi" w:cs="Arial"/>
+                <w:b/>
+                <w:bCs/>
+                <w:lang w:val="en-MY"/>
+              </w:rPr>
+              <w:t>{</w:t>
+            </w:r>
+            <w:proofErr w:type="spellStart"/>
+            <w:r>
+              <w:rPr>
+                <w:rFonts w:asciiTheme="minorHAnsi" w:hAnsiTheme="minorHAnsi" w:cs="Arial"/>
+                <w:b/>
+                <w:bCs/>
+                <w:lang w:val="en-MY"/>
+              </w:rPr>
+              <w:t>startDate</w:t>
+            </w:r>
+            <w:proofErr w:type="spellEnd"/>
+            <w:r>
+              <w:rPr>
+                <w:rFonts w:asciiTheme="minorHAnsi" w:hAnsiTheme="minorHAnsi" w:cs="Arial"/>
+                <w:b/>
+                <w:bCs/>
+                <w:lang w:val="en-MY"/>
+              </w:rPr>
+              <w:t>}</w:t>
+            </w:r>
+          </w:p>
+          <w:p>
+            <w:pPr>
+              <w:overflowPunct/>
+              <w:autoSpaceDE/>
+              <w:autoSpaceDN/>
+              <w:adjustRightInd/>
+              <w:jc w:val="center"/>
+              <w:textAlignment w:val="auto"/>
+              <w:rPr>
+                <w:rFonts w:asciiTheme="minorHAnsi" w:hAnsiTheme="minorHAnsi" w:cs="Arial"/>
+                <w:b/>
+                <w:bCs/>
+              </w:rPr>
+            </w:pPr>
           </w:p>
         </w:tc>
         <w:tc>
@@ -317,9 +463,64 @@
             <w:vAlign w:val="center"/>
           </w:tcPr>
           <w:p>
-            <w:r>
-              <w:t>{endDate}</w:t>
-            </w:r>
+            <w:pPr>
+              <w:overflowPunct/>
+              <w:autoSpaceDE/>
+              <w:autoSpaceDN/>
+              <w:adjustRightInd/>
+              <w:ind w:left="720"/>
+              <w:textAlignment w:val="auto"/>
+              <w:rPr>
+                <w:rFonts w:asciiTheme="minorHAnsi" w:hAnsiTheme="minorHAnsi" w:cs="Arial"/>
+                <w:b/>
+                <w:bCs/>
+                <w:lang w:val="en-MY"/>
+              </w:rPr>
+            </w:pPr>
+            <w:r>
+              <w:rPr>
+                <w:rFonts w:asciiTheme="minorHAnsi" w:hAnsiTheme="minorHAnsi" w:cs="Arial"/>
+                <w:b/>
+                <w:bCs/>
+                <w:lang w:val="en-MY"/>
+              </w:rPr>
+              <w:t>{</w:t>
+            </w:r>
+            <w:proofErr w:type="spellStart"/>
+            <w:r>
+              <w:rPr>
+                <w:rFonts w:asciiTheme="minorHAnsi" w:hAnsiTheme="minorHAnsi" w:cs="Arial"/>
+                <w:b/>
+                <w:bCs/>
+                <w:lang w:val="en-MY"/>
+              </w:rPr>
+              <w:t>endDate</w:t>
+            </w:r>
+            <w:proofErr w:type="spellEnd"/>
+            <w:r>
+              <w:rPr>
+                <w:rFonts w:asciiTheme="minorHAnsi" w:hAnsiTheme="minorHAnsi" w:cs="Arial"/>
+                <w:b/>
+                <w:bCs/>
+                <w:lang w:val="en-MY"/>
+              </w:rPr>
+              <w:t>}</w:t>
+            </w:r>
+          </w:p>
+          <w:p>
+            <w:pPr>
+              <w:overflowPunct/>
+              <w:autoSpaceDE/>
+              <w:autoSpaceDN/>
+              <w:adjustRightInd/>
+              <w:jc w:val="center"/>
+              <w:textAlignment w:val="auto"/>
+              <w:rPr>
+                <w:rFonts w:asciiTheme="minorHAnsi" w:hAnsiTheme="minorHAnsi" w:cs="Arial"/>
+                <w:b/>
+                <w:bCs/>
+              </w:rPr>
+            </w:pPr>
           </w:p>
         </w:tc>
       </w:tr>
@@ -451,8 +652,48 @@
             <w:vAlign w:val="center"/>
           </w:tcPr>
           <w:p>
-            <w:r>
-              <w:t>{picName}</w:t>
+            <w:pPr>
+              <w:overflowPunct/>
+              <w:autoSpaceDE/>
+              <w:autoSpaceDN/>
+              <w:adjustRightInd/>
+              <w:ind w:left="720"/>
+              <w:textAlignment w:val="auto"/>
+              <w:rPr>
+                <w:rFonts w:ascii="Calibri" w:hAnsi="Calibri" w:cs="Calibri"/>
+                <w:b/>
+                <w:bCs/>
+                <w:lang w:val="en-MY"/>
+              </w:rPr>
+            </w:pPr>
+            <w:r>
+              <w:rPr>
+                <w:rFonts w:ascii="Calibri" w:hAnsi="Calibri" w:cs="Calibri"/>
+                <w:b/>
+                <w:bCs/>
+                <w:lang w:val="en-MY"/>
+              </w:rPr>
+              <w:t>{</w:t>
+            </w:r>
+            <w:proofErr w:type="spellStart"/>
+            <w:r>
+              <w:rPr>
+                <w:rFonts w:ascii="Calibri" w:hAnsi="Calibri" w:cs="Calibri"/>
+                <w:b/>
+                <w:bCs/>
+                <w:lang w:val="en-MY"/>
+              </w:rPr>
+              <w:t>picName</w:t>
+            </w:r>
+            <w:proofErr w:type="spellEnd"/>
+            <w:r>
+              <w:rPr>
+                <w:rFonts w:ascii="Calibri" w:hAnsi="Calibri" w:cs="Calibri"/>
+                <w:b/>
+                <w:bCs/>
+                <w:lang w:val="en-MY"/>
+              </w:rPr>
+              <w:t>}</w:t>
             </w:r>
           </w:p>
         </w:tc>
@@ -519,9 +760,31 @@
             <w:vAlign w:val="center"/>
           </w:tcPr>
           <w:p>
-            <w:r>
+            <w:pPr>
+              <w:pStyle w:val="TableParagraph"/>
+              <w:spacing w:line="229" w:lineRule="exact"/>
+              <w:ind w:left="720"/>
+              <w:rPr>
+                <w:lang w:val="en-MY"/>
+              </w:rPr>
+            </w:pPr>
+            <w:r>
+              <w:rPr>
+                <w:lang w:val="en-MY"/>
+              </w:rPr>
               <w:t>{address}</w:t>
             </w:r>
+          </w:p>
+          <w:p>
+            <w:pPr>
+              <w:pStyle w:val="TableParagraph"/>
+              <w:spacing w:line="229" w:lineRule="exact"/>
+              <w:ind w:left="107"/>
+              <w:rPr>
+                <w:sz w:val="20"/>
+                <w:lang w:val="en-MY"/>
+              </w:rPr>
+            </w:pPr>
           </w:p>
         </w:tc>
       </w:tr>
@@ -816,11 +1079,68 @@
             <w:hideMark/>
           </w:tcPr>
           <w:p>
-            <w:r>
+            <w:pPr>
+              <w:overflowPunct/>
+              <w:autoSpaceDE/>
+              <w:autoSpaceDN/>
+              <w:adjustRightInd/>
+              <w:textAlignment w:val="auto"/>
+              <w:rPr>
+                <w:rFonts w:ascii="Arial" w:hAnsi="Arial" w:cs="Arial"/>
+                <w:lang w:val="en-MY"/>
+              </w:rPr>
+            </w:pPr>
+            <w:r>
+              <w:rPr>
+                <w:rFonts w:ascii="Arial" w:hAnsi="Arial" w:cs="Arial"/>
+                <w:lang w:val="en-MY"/>
+              </w:rPr>
               <w:t>Trina Solar TSM NEG19.20 620W</w:t>
-              <w:br/>
-              <w:br/>
-              <w:t>Serials: {serialNumbers}</w:t>
+            </w:r>
+          </w:p>
+          <w:p>
+            <w:pPr>
+              <w:pStyle w:val="ListParagraph"/>
+              <w:numPr>
+                <w:ilvl w:val="0"/>
+                <w:numId w:val="24"/>
+              </w:numPr>
+              <w:overflowPunct/>
+              <w:autoSpaceDE/>
+              <w:autoSpaceDN/>
+              <w:adjustRightInd/>
+              <w:textAlignment w:val="auto"/>
+              <w:rPr>
+                <w:rFonts w:ascii="Arial" w:hAnsi="Arial" w:cs="Arial"/>
+                <w:sz w:val="18"/>
+                <w:szCs w:val="18"/>
+              </w:rPr>
+            </w:pPr>
+            <w:r>
+              <w:rPr>
+                <w:rFonts w:ascii="Arial" w:hAnsi="Arial" w:cs="Arial"/>
+                <w:sz w:val="18"/>
+                <w:szCs w:val="18"/>
+              </w:rPr>
+              <w:t>{</w:t>
+            </w:r>
+            <w:proofErr w:type="spellStart"/>
+            <w:r>
+              <w:rPr>
+                <w:rFonts w:ascii="Arial" w:hAnsi="Arial" w:cs="Arial"/>
+                <w:sz w:val="18"/>
+                <w:szCs w:val="18"/>
+              </w:rPr>
+              <w:t>serialNumbers</w:t>
+            </w:r>
+            <w:proofErr w:type="spellEnd"/>
+            <w:r>
+              <w:rPr>
+                <w:rFonts w:ascii="Arial" w:hAnsi="Arial" w:cs="Arial"/>
+                <w:sz w:val="18"/>
+                <w:szCs w:val="18"/>
+              </w:rPr>
+              <w:t>}</w:t>
             </w:r>
           </w:p>
         </w:tc>
@@ -839,6 +1159,7 @@
               <w:rPr>
                 <w:rFonts w:ascii="Arial" w:hAnsi="Arial" w:cs="Arial"/>
                 <w:color w:val="000000" w:themeColor="text1"/>
+                <w:lang w:val="en-MY"/>
               </w:rPr>
             </w:pPr>
             <w:r>
@@ -848,6 +1169,45 @@
               </w:rPr>
               <w:t xml:space="preserve"> </w:t>
             </w:r>
+            <w:r>
+              <w:rPr>
+                <w:rFonts w:ascii="Arial" w:hAnsi="Arial" w:cs="Arial"/>
+                <w:color w:val="000000" w:themeColor="text1"/>
+                <w:lang w:val="en-MY"/>
+              </w:rPr>
+              <w:t>{</w:t>
+            </w:r>
+            <w:proofErr w:type="spellStart"/>
+            <w:r>
+              <w:rPr>
+                <w:rFonts w:ascii="Arial" w:hAnsi="Arial" w:cs="Arial"/>
+                <w:color w:val="000000" w:themeColor="text1"/>
+                <w:lang w:val="en-MY"/>
+              </w:rPr>
+              <w:t>panelQty</w:t>
+            </w:r>
+            <w:proofErr w:type="spellEnd"/>
+            <w:r>
+              <w:rPr>
+                <w:rFonts w:ascii="Arial" w:hAnsi="Arial" w:cs="Arial"/>
+                <w:color w:val="000000" w:themeColor="text1"/>
+                <w:lang w:val="en-MY"/>
+              </w:rPr>
+              <w:t>}</w:t>
+            </w:r>
+          </w:p>
+          <w:p>
+            <w:pPr>
+              <w:overflowPunct/>
+              <w:autoSpaceDE/>
+              <w:autoSpaceDN/>
+              <w:adjustRightInd/>
+              <w:textAlignment w:val="auto"/>
+              <w:rPr>
+                <w:rFonts w:ascii="Arial" w:hAnsi="Arial" w:cs="Arial"/>
+                <w:color w:val="000000" w:themeColor="text1"/>
+              </w:rPr>
+            </w:pPr>
             <w:r>
               <w:rPr>
                 <w:rFonts w:ascii="Arial" w:hAnsi="Arial" w:cs="Arial"/>
@@ -954,6 +1314,50 @@
               <w:autoSpaceDE/>
               <w:autoSpaceDN/>
               <w:adjustRightInd/>
+              <w:ind w:left="720"/>
+              <w:textAlignment w:val="auto"/>
+              <w:rPr>
+                <w:rFonts w:ascii="Arial" w:hAnsi="Arial" w:cs="Arial"/>
+                <w:lang w:val="en-MY"/>
+              </w:rPr>
+            </w:pPr>
+            <w:r>
+              <w:rPr>
+                <w:rFonts w:ascii="Arial" w:hAnsi="Arial" w:cs="Arial"/>
+                <w:lang w:val="fi-FI"/>
+              </w:rPr>
+              <w:t>1. </w:t>
+            </w:r>
+            <w:r>
+              <w:rPr>
+                <w:rFonts w:ascii="Arial" w:hAnsi="Arial" w:cs="Arial"/>
+                <w:lang w:val="en-MY"/>
+              </w:rPr>
+              <w:t>{</w:t>
+            </w:r>
+            <w:proofErr w:type="spellStart"/>
+            <w:r>
+              <w:rPr>
+                <w:rFonts w:ascii="Arial" w:hAnsi="Arial" w:cs="Arial"/>
+                <w:lang w:val="en-MY"/>
+              </w:rPr>
+              <w:t>inverterSn</w:t>
+            </w:r>
+            <w:proofErr w:type="spellEnd"/>
+            <w:r>
+              <w:rPr>
+                <w:rFonts w:ascii="Arial" w:hAnsi="Arial" w:cs="Arial"/>
+                <w:lang w:val="en-MY"/>
+              </w:rPr>
+              <w:t>}</w:t>
+            </w:r>
+          </w:p>
+          <w:p>
+            <w:pPr>
+              <w:overflowPunct/>
+              <w:autoSpaceDE/>
+              <w:autoSpaceDN/>
+              <w:adjustRightInd/>
               <w:textAlignment w:val="auto"/>
               <w:rPr>
                 <w:rFonts w:asciiTheme="minorHAnsi" w:hAnsiTheme="minorHAnsi"/>
@@ -961,13 +1365,6 @@
                 <w:lang w:val="fi-FI"/>
               </w:rPr>
             </w:pPr>
-            <w:r>
-              <w:rPr>
-                <w:rFonts w:ascii="Arial" w:hAnsi="Arial" w:cs="Arial"/>
-                <w:lang w:val="fi-FI"/>
-              </w:rPr>
-              <w:t>1. </w:t>
-            </w:r>
           </w:p>
         </w:tc>
         <w:tc>
@@ -2147,6 +2544,40 @@
     </w:p>
     <w:p>
       <w:pPr>
+        <w:pStyle w:val="ListParagraph"/>
+        <w:overflowPunct/>
+        <w:autoSpaceDE/>
+        <w:autoSpaceDN/>
+        <w:adjustRightInd/>
+        <w:contextualSpacing w:val="0"/>
+        <w:textAlignment w:val="auto"/>
+        <w:rPr>
+          <w:rFonts w:asciiTheme="minorHAnsi" w:hAnsiTheme="minorHAnsi" w:cs="Arial"/>
+        </w:rPr>
+      </w:pPr>
+      <w:r>
+        <w:rPr>
+          <w:rFonts w:asciiTheme="minorHAnsi" w:hAnsiTheme="minorHAnsi" w:cs="Arial"/>
+        </w:rPr>
+        <w:t>{%</w:t>
+      </w:r>
+      <w:proofErr w:type="spellStart"/>
+      <w:r>
+        <w:rPr>
+          <w:rFonts w:asciiTheme="minorHAnsi" w:hAnsiTheme="minorHAnsi" w:cs="Arial"/>
+        </w:rPr>
+        <w:t>img_sld</w:t>
+      </w:r>
+      <w:proofErr w:type="spellEnd"/>
+      <w:r>
+        <w:rPr>
+          <w:rFonts w:asciiTheme="minorHAnsi" w:hAnsiTheme="minorHAnsi" w:cs="Arial"/>
+        </w:rPr>
+        <w:t>}</w:t>
+      </w:r>
+    </w:p>
+    <w:p>
+      <w:pPr>
         <w:overflowPunct/>
         <w:autoSpaceDE/>
         <w:autoSpaceDN/>
@@ -2213,6 +2644,40 @@
     </w:p>
     <w:p>
       <w:pPr>
+        <w:pStyle w:val="ListParagraph"/>
+        <w:overflowPunct/>
+        <w:autoSpaceDE/>
+        <w:autoSpaceDN/>
+        <w:adjustRightInd/>
+        <w:contextualSpacing w:val="0"/>
+        <w:textAlignment w:val="auto"/>
+        <w:rPr>
+          <w:rFonts w:asciiTheme="minorHAnsi" w:hAnsiTheme="minorHAnsi" w:cs="Arial"/>
+        </w:rPr>
+      </w:pPr>
+      <w:r>
+        <w:rPr>
+          <w:rFonts w:asciiTheme="minorHAnsi" w:hAnsiTheme="minorHAnsi" w:cs="Arial"/>
+        </w:rPr>
+        <w:t>{%</w:t>
+      </w:r>
+      <w:proofErr w:type="spellStart"/>
+      <w:r>
+        <w:rPr>
+          <w:rFonts w:asciiTheme="minorHAnsi" w:hAnsiTheme="minorHAnsi" w:cs="Arial"/>
+        </w:rPr>
+        <w:t>img_pvlayout</w:t>
+      </w:r>
+      <w:proofErr w:type="spellEnd"/>
+      <w:r>
+        <w:rPr>
+          <w:rFonts w:asciiTheme="minorHAnsi" w:hAnsiTheme="minorHAnsi" w:cs="Arial"/>
+        </w:rPr>
+        <w:t>}</w:t>
+      </w:r>
+    </w:p>
+    <w:p>
+      <w:pPr>
         <w:overflowPunct/>
         <w:autoSpaceDE/>
         <w:autoSpaceDN/>
@@ -2880,7 +3345,6 @@
           <w:b/>
           <w:bCs/>
         </w:rPr>
-        <w:lastRenderedPageBreak/>
         <w:t>4</w:t>
       </w:r>
       <w:r>
@@ -3150,6 +3614,26 @@
                 <w:lang w:val="en-MY"/>
               </w:rPr>
             </w:pPr>
+            <w:r>
+              <w:rPr>
+                <w:rFonts w:asciiTheme="minorHAnsi" w:hAnsiTheme="minorHAnsi"/>
+              </w:rPr>
+              <w:t>{%</w:t>
+            </w:r>
+            <w:proofErr w:type="spellStart"/>
+            <w:r>
+              <w:rPr>
+                <w:rFonts w:asciiTheme="minorHAnsi" w:hAnsiTheme="minorHAnsi"/>
+              </w:rPr>
+              <w:t>img_array</w:t>
+            </w:r>
+            <w:proofErr w:type="spellEnd"/>
+            <w:r>
+              <w:rPr>
+                <w:rFonts w:asciiTheme="minorHAnsi" w:hAnsiTheme="minorHAnsi"/>
+              </w:rPr>
+              <w:t>}</w:t>
+            </w:r>
           </w:p>
         </w:tc>
       </w:tr>
@@ -3422,7 +3906,6 @@
                 <w:sz w:val="20"/>
                 <w:lang w:val="en-MY"/>
               </w:rPr>
-              <w:lastRenderedPageBreak/>
               <w:t>AC and DC Cable Route</w:t>
             </w:r>
           </w:p>
@@ -3485,6 +3968,26 @@
                 <w:rFonts w:ascii="Maxis" w:hAnsi="Maxis"/>
               </w:rPr>
             </w:pPr>
+            <w:r>
+              <w:rPr>
+                <w:rFonts w:ascii="Maxis" w:hAnsi="Maxis"/>
+              </w:rPr>
+              <w:t>{%</w:t>
+            </w:r>
+            <w:proofErr w:type="spellStart"/>
+            <w:r>
+              <w:rPr>
+                <w:rFonts w:ascii="Maxis" w:hAnsi="Maxis"/>
+              </w:rPr>
+              <w:t>img_route</w:t>
+            </w:r>
+            <w:proofErr w:type="spellEnd"/>
+            <w:r>
+              <w:rPr>
+                <w:rFonts w:ascii="Maxis" w:hAnsi="Maxis"/>
+              </w:rPr>
+              <w:t>}</w:t>
+            </w:r>
           </w:p>
           <w:p>
             <w:pPr>
@@ -3740,6 +4243,26 @@
               </w:rPr>
               <w:t xml:space="preserve">  </w:t>
             </w:r>
+            <w:r>
+              <w:rPr>
+                <w:rFonts w:asciiTheme="minorHAnsi" w:hAnsiTheme="minorHAnsi"/>
+              </w:rPr>
+              <w:t>{%</w:t>
+            </w:r>
+            <w:proofErr w:type="spellStart"/>
+            <w:r>
+              <w:rPr>
+                <w:rFonts w:asciiTheme="minorHAnsi" w:hAnsiTheme="minorHAnsi"/>
+              </w:rPr>
+              <w:t>img_inverter</w:t>
+            </w:r>
+            <w:proofErr w:type="spellEnd"/>
+            <w:r>
+              <w:rPr>
+                <w:rFonts w:asciiTheme="minorHAnsi" w:hAnsiTheme="minorHAnsi"/>
+              </w:rPr>
+              <w:t>}</w:t>
+            </w:r>
           </w:p>
           <w:p>
             <w:pPr>
@@ -3862,6 +4385,26 @@
               </w:rPr>
               <w:t xml:space="preserve"> </w:t>
             </w:r>
+            <w:r>
+              <w:rPr>
+                <w:rFonts w:asciiTheme="minorHAnsi" w:hAnsiTheme="minorHAnsi"/>
+              </w:rPr>
+              <w:t>{%</w:t>
+            </w:r>
+            <w:proofErr w:type="spellStart"/>
+            <w:r>
+              <w:rPr>
+                <w:rFonts w:asciiTheme="minorHAnsi" w:hAnsiTheme="minorHAnsi"/>
+              </w:rPr>
+              <w:t>img_combiner</w:t>
+            </w:r>
+            <w:proofErr w:type="spellEnd"/>
+            <w:r>
+              <w:rPr>
+                <w:rFonts w:asciiTheme="minorHAnsi" w:hAnsiTheme="minorHAnsi"/>
+              </w:rPr>
+              <w:t>}</w:t>
+            </w:r>
           </w:p>
           <w:p>
             <w:pPr>
@@ -4011,6 +4554,26 @@
               </w:rPr>
               <w:t xml:space="preserve"> </w:t>
             </w:r>
+            <w:r>
+              <w:rPr>
+                <w:rFonts w:asciiTheme="minorHAnsi" w:hAnsiTheme="minorHAnsi"/>
+              </w:rPr>
+              <w:t>{%</w:t>
+            </w:r>
+            <w:proofErr w:type="spellStart"/>
+            <w:r>
+              <w:rPr>
+                <w:rFonts w:asciiTheme="minorHAnsi" w:hAnsiTheme="minorHAnsi"/>
+              </w:rPr>
+              <w:t>img_interconnection</w:t>
+            </w:r>
+            <w:proofErr w:type="spellEnd"/>
+            <w:r>
+              <w:rPr>
+                <w:rFonts w:asciiTheme="minorHAnsi" w:hAnsiTheme="minorHAnsi"/>
+              </w:rPr>
+              <w:t>}</w:t>
+            </w:r>
           </w:p>
         </w:tc>
       </w:tr>
@@ -4111,6 +4674,26 @@
               </w:rPr>
               <w:t xml:space="preserve">                     </w:t>
             </w:r>
+            <w:r>
+              <w:rPr>
+                <w:rFonts w:asciiTheme="minorHAnsi" w:hAnsiTheme="minorHAnsi"/>
+              </w:rPr>
+              <w:t>{%</w:t>
+            </w:r>
+            <w:proofErr w:type="spellStart"/>
+            <w:r>
+              <w:rPr>
+                <w:rFonts w:asciiTheme="minorHAnsi" w:hAnsiTheme="minorHAnsi"/>
+              </w:rPr>
+              <w:t>img_housekeeping</w:t>
+            </w:r>
+            <w:proofErr w:type="spellEnd"/>
+            <w:r>
+              <w:rPr>
+                <w:rFonts w:asciiTheme="minorHAnsi" w:hAnsiTheme="minorHAnsi"/>
+              </w:rPr>
+              <w:t>}</w:t>
+            </w:r>
           </w:p>
           <w:p>
             <w:pPr>
@@ -4139,34 +4722,6 @@
           <w:rFonts w:asciiTheme="minorHAnsi" w:hAnsiTheme="minorHAnsi"/>
           <w:sz w:val="20"/>
           <w:lang w:val="en-MY"/>
-        </w:rPr>
-      </w:pPr>
-    </w:p>
-    <w:p>
-      <w:pPr>
-        <w:overflowPunct/>
-        <w:autoSpaceDE/>
-        <w:autoSpaceDN/>
-        <w:adjustRightInd/>
-        <w:textAlignment w:val="auto"/>
-        <w:rPr>
-          <w:rFonts w:asciiTheme="minorHAnsi" w:hAnsiTheme="minorHAnsi" w:cs="Arial"/>
-          <w:b/>
-          <w:bCs/>
-        </w:rPr>
-      </w:pPr>
-    </w:p>
-    <w:p>
-      <w:pPr>
-        <w:overflowPunct/>
-        <w:autoSpaceDE/>
-        <w:autoSpaceDN/>
-        <w:adjustRightInd/>
-        <w:textAlignment w:val="auto"/>
-        <w:rPr>
-          <w:rFonts w:asciiTheme="minorHAnsi" w:hAnsiTheme="minorHAnsi" w:cs="Arial"/>
-          <w:b/>
-          <w:bCs/>
         </w:rPr>
       </w:pPr>
     </w:p>
@@ -20080,7 +20635,20 @@
               </w:rPr>
             </w:pPr>
             <w:r>
-              <w:t>Hospital: {hospitalName} (Ph: {hospitalPhone})</w:t>
+              <w:t>Hospital:</w:t>
+            </w:r>
+            <w:r>
+              <w:rPr>
+                <w:spacing w:val="-7"/>
+              </w:rPr>
+              <w:t xml:space="preserve"> </w:t>
+            </w:r>
+            <w:r>
+              <w:rPr>
+                <w:spacing w:val="-7"/>
+                <w:lang w:val="en-MY"/>
+              </w:rPr>
+              <w:t>Damansara Specialist Hospital</w:t>
             </w:r>
           </w:p>
         </w:tc>
@@ -20141,7 +20709,53 @@
               </w:rPr>
             </w:pPr>
             <w:r>
-              <w:t>Nearest Clinic: {clinicName} (Ph: {clinicPhone})</w:t>
+              <w:rPr>
+                <w:lang w:val="en-MY"/>
+              </w:rPr>
+              <w:t>Nearest</w:t>
+            </w:r>
+            <w:r>
+              <w:rPr>
+                <w:spacing w:val="-5"/>
+                <w:lang w:val="en-MY"/>
+              </w:rPr>
+              <w:t xml:space="preserve"> </w:t>
+            </w:r>
+            <w:r>
+              <w:rPr>
+                <w:lang w:val="en-MY"/>
+              </w:rPr>
+              <w:t>Clinic:</w:t>
+            </w:r>
+            <w:r>
+              <w:rPr>
+                <w:spacing w:val="-4"/>
+                <w:lang w:val="en-MY"/>
+              </w:rPr>
+              <w:t xml:space="preserve"> </w:t>
+            </w:r>
+            <w:r>
+              <w:rPr>
+                <w:spacing w:val="-4"/>
+                <w:lang w:val="en-MY"/>
+              </w:rPr>
+              <w:t xml:space="preserve">Klinik </w:t>
+            </w:r>
+            <w:proofErr w:type="spellStart"/>
+            <w:r>
+              <w:rPr>
+                <w:spacing w:val="-4"/>
+                <w:lang w:val="en-MY"/>
+              </w:rPr>
+              <w:t>Medilove</w:t>
+            </w:r>
+            <w:proofErr w:type="spellEnd"/>
+            <w:r>
+              <w:rPr>
+                <w:spacing w:val="-4"/>
+                <w:lang w:val="en-MY"/>
+              </w:rPr>
+              <w:t xml:space="preserve"> Damansara Uptown</w:t>
             </w:r>
           </w:p>
         </w:tc>
@@ -20199,7 +20813,29 @@
               </w:rPr>
             </w:pPr>
             <w:r>
-              <w:t>Nearest BOMBA: {fireName} (Ph: {firePhone})</w:t>
+              <w:t>Nearest</w:t>
+            </w:r>
+            <w:r>
+              <w:rPr>
+                <w:spacing w:val="-9"/>
+              </w:rPr>
+              <w:t xml:space="preserve"> </w:t>
+            </w:r>
+            <w:r>
+              <w:t>BOMBA:</w:t>
+            </w:r>
+            <w:r>
+              <w:rPr>
+                <w:spacing w:val="-8"/>
+              </w:rPr>
+              <w:t xml:space="preserve"> </w:t>
+            </w:r>
+            <w:r>
+              <w:rPr>
+                <w:spacing w:val="-8"/>
+                <w:lang w:val="en-MY"/>
+              </w:rPr>
+              <w:t>Damansara Fire and Rescue Station</w:t>
             </w:r>
           </w:p>
         </w:tc>
@@ -20257,7 +20893,38 @@
               </w:rPr>
             </w:pPr>
             <w:r>
-              <w:t>Nearest Polis station: {policeName} (Ph: {policePhone})</w:t>
+              <w:t>Nearest</w:t>
+            </w:r>
+            <w:r>
+              <w:rPr>
+                <w:spacing w:val="-8"/>
+              </w:rPr>
+              <w:t xml:space="preserve"> </w:t>
+            </w:r>
+            <w:r>
+              <w:t>Polis</w:t>
+            </w:r>
+            <w:r>
+              <w:rPr>
+                <w:spacing w:val="-8"/>
+              </w:rPr>
+              <w:t xml:space="preserve"> </w:t>
+            </w:r>
+            <w:r>
+              <w:t>station:</w:t>
+            </w:r>
+            <w:r>
+              <w:rPr>
+                <w:spacing w:val="-7"/>
+              </w:rPr>
+              <w:t xml:space="preserve"> </w:t>
+            </w:r>
+            <w:r>
+              <w:rPr>
+                <w:spacing w:val="-7"/>
+                <w:lang w:val="en-MY"/>
+              </w:rPr>
+              <w:t>Damansara Police Station</w:t>
             </w:r>
           </w:p>
         </w:tc>
@@ -23913,6 +24580,26 @@
                 <w:rFonts w:asciiTheme="minorHAnsi" w:hAnsiTheme="minorHAnsi"/>
               </w:rPr>
             </w:pPr>
+            <w:r>
+              <w:rPr>
+                <w:rFonts w:asciiTheme="minorHAnsi" w:hAnsiTheme="minorHAnsi"/>
+              </w:rPr>
+              <w:t>{%</w:t>
+            </w:r>
+            <w:proofErr w:type="spellStart"/>
+            <w:r>
+              <w:rPr>
+                <w:rFonts w:asciiTheme="minorHAnsi" w:hAnsiTheme="minorHAnsi"/>
+              </w:rPr>
+              <w:t>img_toolbox</w:t>
+            </w:r>
+            <w:proofErr w:type="spellEnd"/>
+            <w:r>
+              <w:rPr>
+                <w:rFonts w:asciiTheme="minorHAnsi" w:hAnsiTheme="minorHAnsi"/>
+              </w:rPr>
+              <w:t>}</w:t>
+            </w:r>
           </w:p>
           <w:p>
             <w:pPr>
@@ -24005,6 +24692,26 @@
                 <w:rFonts w:asciiTheme="minorHAnsi" w:hAnsiTheme="minorHAnsi"/>
               </w:rPr>
               <w:t xml:space="preserve">                                </w:t>
+            </w:r>
+            <w:r>
+              <w:rPr>
+                <w:rFonts w:asciiTheme="minorHAnsi" w:hAnsiTheme="minorHAnsi"/>
+              </w:rPr>
+              <w:t>{%</w:t>
+            </w:r>
+            <w:proofErr w:type="spellStart"/>
+            <w:r>
+              <w:rPr>
+                <w:rFonts w:asciiTheme="minorHAnsi" w:hAnsiTheme="minorHAnsi"/>
+              </w:rPr>
+              <w:t>img_safety</w:t>
+            </w:r>
+            <w:proofErr w:type="spellEnd"/>
+            <w:r>
+              <w:rPr>
+                <w:rFonts w:asciiTheme="minorHAnsi" w:hAnsiTheme="minorHAnsi"/>
+              </w:rPr>
+              <w:t>}</w:t>
             </w:r>
           </w:p>
           <w:p>
@@ -24144,6 +24851,26 @@
                 <w:lang w:val="en-MY"/>
               </w:rPr>
             </w:pPr>
+            <w:r>
+              <w:rPr>
+                <w:rFonts w:asciiTheme="minorHAnsi" w:hAnsiTheme="minorHAnsi"/>
+              </w:rPr>
+              <w:t>{%</w:t>
+            </w:r>
+            <w:proofErr w:type="spellStart"/>
+            <w:r>
+              <w:rPr>
+                <w:rFonts w:asciiTheme="minorHAnsi" w:hAnsiTheme="minorHAnsi"/>
+              </w:rPr>
+              <w:t>img_inspection</w:t>
+            </w:r>
+            <w:proofErr w:type="spellEnd"/>
+            <w:r>
+              <w:rPr>
+                <w:rFonts w:asciiTheme="minorHAnsi" w:hAnsiTheme="minorHAnsi"/>
+              </w:rPr>
+              <w:t>}</w:t>
+            </w:r>
           </w:p>
           <w:p>
             <w:pPr>
@@ -24219,6 +24946,12 @@
                 <w:rFonts w:asciiTheme="minorHAnsi" w:hAnsiTheme="minorHAnsi"/>
               </w:rPr>
               <w:t xml:space="preserve">                                              </w:t>
+            </w:r>
+            <w:r>
+              <w:rPr>
+                <w:rFonts w:asciiTheme="minorHAnsi" w:hAnsiTheme="minorHAnsi"/>
+              </w:rPr>
+              <w:t>{%img_skylift}</w:t>
             </w:r>
           </w:p>
           <w:p>
@@ -39384,6 +40117,155 @@
     </w:lvl>
   </w:abstractNum>
   <w:abstractNum w:abstractNumId="12" w15:restartNumberingAfterBreak="0">
+    <w:nsid w:val="2BE35D15"/>
+    <w:multiLevelType w:val="multilevel"/>
+    <w:tmpl w:val="84A63C58"/>
+    <w:lvl w:ilvl="0">
+      <w:start w:val="1"/>
+      <w:numFmt w:val="bullet"/>
+      <w:lvlText w:val=""/>
+      <w:lvlJc w:val="left"/>
+      <w:pPr>
+        <w:tabs>
+          <w:tab w:val="num" w:pos="720"/>
+        </w:tabs>
+        <w:ind w:left="720" w:hanging="360"/>
+      </w:pPr>
+      <w:rPr>
+        <w:rFonts w:ascii="Symbol" w:hAnsi="Symbol" w:hint="default"/>
+        <w:sz w:val="20"/>
+      </w:rPr>
+    </w:lvl>
+    <w:lvl w:ilvl="1" w:tentative="1">
+      <w:start w:val="1"/>
+      <w:numFmt w:val="bullet"/>
+      <w:lvlText w:val=""/>
+      <w:lvlJc w:val="left"/>
+      <w:pPr>
+        <w:tabs>
+          <w:tab w:val="num" w:pos="1440"/>
+        </w:tabs>
+        <w:ind w:left="1440" w:hanging="360"/>
+      </w:pPr>
+      <w:rPr>
+        <w:rFonts w:ascii="Symbol" w:hAnsi="Symbol" w:hint="default"/>
+        <w:sz w:val="20"/>
+      </w:rPr>
+    </w:lvl>
+    <w:lvl w:ilvl="2" w:tentative="1">
+      <w:start w:val="1"/>
+      <w:numFmt w:val="bullet"/>
+      <w:lvlText w:val=""/>
+      <w:lvlJc w:val="left"/>
+      <w:pPr>
+        <w:tabs>
+          <w:tab w:val="num" w:pos="2160"/>
+        </w:tabs>
+        <w:ind w:left="2160" w:hanging="360"/>
+      </w:pPr>
+      <w:rPr>
+        <w:rFonts w:ascii="Symbol" w:hAnsi="Symbol" w:hint="default"/>
+        <w:sz w:val="20"/>
+      </w:rPr>
+    </w:lvl>
+    <w:lvl w:ilvl="3" w:tentative="1">
+      <w:start w:val="1"/>
+      <w:numFmt w:val="bullet"/>
+      <w:lvlText w:val=""/>
+      <w:lvlJc w:val="left"/>
+      <w:pPr>
+        <w:tabs>
+          <w:tab w:val="num" w:pos="2880"/>
+        </w:tabs>
+        <w:ind w:left="2880" w:hanging="360"/>
+      </w:pPr>
+      <w:rPr>
+        <w:rFonts w:ascii="Symbol" w:hAnsi="Symbol" w:hint="default"/>
+        <w:sz w:val="20"/>
+      </w:rPr>
+    </w:lvl>
+    <w:lvl w:ilvl="4" w:tentative="1">
+      <w:start w:val="1"/>
+      <w:numFmt w:val="bullet"/>
+      <w:lvlText w:val=""/>
+      <w:lvlJc w:val="left"/>
+      <w:pPr>
+        <w:tabs>
+          <w:tab w:val="num" w:pos="3600"/>
+        </w:tabs>
+        <w:ind w:left="3600" w:hanging="360"/>
+      </w:pPr>
+      <w:rPr>
+        <w:rFonts w:ascii="Symbol" w:hAnsi="Symbol" w:hint="default"/>
+        <w:sz w:val="20"/>
+      </w:rPr>
+    </w:lvl>
+    <w:lvl w:ilvl="5" w:tentative="1">
+      <w:start w:val="1"/>
+      <w:numFmt w:val="bullet"/>
+      <w:lvlText w:val=""/>
+      <w:lvlJc w:val="left"/>
+      <w:pPr>
+        <w:tabs>
+          <w:tab w:val="num" w:pos="4320"/>
+        </w:tabs>
+        <w:ind w:left="4320" w:hanging="360"/>
+      </w:pPr>
+      <w:rPr>
+        <w:rFonts w:ascii="Symbol" w:hAnsi="Symbol" w:hint="default"/>
+        <w:sz w:val="20"/>
+      </w:rPr>
+    </w:lvl>
+    <w:lvl w:ilvl="6" w:tentative="1">
+      <w:start w:val="1"/>
+      <w:numFmt w:val="bullet"/>
+      <w:lvlText w:val=""/>
+      <w:lvlJc w:val="left"/>
+      <w:pPr>
+        <w:tabs>
+          <w:tab w:val="num" w:pos="5040"/>
+        </w:tabs>
+        <w:ind w:left="5040" w:hanging="360"/>
+      </w:pPr>
+      <w:rPr>
+        <w:rFonts w:ascii="Symbol" w:hAnsi="Symbol" w:hint="default"/>
+        <w:sz w:val="20"/>
+      </w:rPr>
+    </w:lvl>
+    <w:lvl w:ilvl="7" w:tentative="1">
+      <w:start w:val="1"/>
+      <w:numFmt w:val="bullet"/>
+      <w:lvlText w:val=""/>
+      <w:lvlJc w:val="left"/>
+      <w:pPr>
+        <w:tabs>
+          <w:tab w:val="num" w:pos="5760"/>
+        </w:tabs>
+        <w:ind w:left="5760" w:hanging="360"/>
+      </w:pPr>
+      <w:rPr>
+        <w:rFonts w:ascii="Symbol" w:hAnsi="Symbol" w:hint="default"/>
+        <w:sz w:val="20"/>
+      </w:rPr>
+    </w:lvl>
+    <w:lvl w:ilvl="8" w:tentative="1">
+      <w:start w:val="1"/>
+      <w:numFmt w:val="bullet"/>
+      <w:lvlText w:val=""/>
+      <w:lvlJc w:val="left"/>
+      <w:pPr>
+        <w:tabs>
+          <w:tab w:val="num" w:pos="6480"/>
+        </w:tabs>
+        <w:ind w:left="6480" w:hanging="360"/>
+      </w:pPr>
+      <w:rPr>
+        <w:rFonts w:ascii="Symbol" w:hAnsi="Symbol" w:hint="default"/>
+        <w:sz w:val="20"/>
+      </w:rPr>
+    </w:lvl>
+  </w:abstractNum>
+  <w:abstractNum w:abstractNumId="13" w15:restartNumberingAfterBreak="0">
     <w:nsid w:val="2CE4734A"/>
     <w:multiLevelType w:val="multilevel"/>
     <w:tmpl w:val="58427752"/>
@@ -39496,7 +40378,7 @@
       </w:rPr>
     </w:lvl>
   </w:abstractNum>
-  <w:abstractNum w:abstractNumId="13" w15:restartNumberingAfterBreak="0">
+  <w:abstractNum w:abstractNumId="14" w15:restartNumberingAfterBreak="0">
     <w:nsid w:val="334C1D2D"/>
     <w:multiLevelType w:val="hybridMultilevel"/>
     <w:tmpl w:val="03A40B0C"/>
@@ -39609,7 +40491,7 @@
       </w:rPr>
     </w:lvl>
   </w:abstractNum>
-  <w:abstractNum w:abstractNumId="14" w15:restartNumberingAfterBreak="0">
+  <w:abstractNum w:abstractNumId="15" w15:restartNumberingAfterBreak="0">
     <w:nsid w:val="3EDB15A2"/>
     <w:multiLevelType w:val="multilevel"/>
     <w:tmpl w:val="3E081B0A"/>
@@ -39722,7 +40604,7 @@
       </w:rPr>
     </w:lvl>
   </w:abstractNum>
-  <w:abstractNum w:abstractNumId="15" w15:restartNumberingAfterBreak="0">
+  <w:abstractNum w:abstractNumId="16" w15:restartNumberingAfterBreak="0">
     <w:nsid w:val="44442B0C"/>
     <w:multiLevelType w:val="hybridMultilevel"/>
     <w:tmpl w:val="292E279C"/>
@@ -39844,7 +40726,7 @@
       </w:rPr>
     </w:lvl>
   </w:abstractNum>
-  <w:abstractNum w:abstractNumId="16" w15:restartNumberingAfterBreak="0">
+  <w:abstractNum w:abstractNumId="17" w15:restartNumberingAfterBreak="0">
     <w:nsid w:val="48A70552"/>
     <w:multiLevelType w:val="hybridMultilevel"/>
     <w:tmpl w:val="FCBAEE0A"/>
@@ -39930,7 +40812,305 @@
       </w:pPr>
     </w:lvl>
   </w:abstractNum>
-  <w:abstractNum w:abstractNumId="17" w15:restartNumberingAfterBreak="0">
+  <w:abstractNum w:abstractNumId="18" w15:restartNumberingAfterBreak="0">
+    <w:nsid w:val="50EC426B"/>
+    <w:multiLevelType w:val="multilevel"/>
+    <w:tmpl w:val="82EADB90"/>
+    <w:lvl w:ilvl="0">
+      <w:start w:val="1"/>
+      <w:numFmt w:val="bullet"/>
+      <w:lvlText w:val=""/>
+      <w:lvlJc w:val="left"/>
+      <w:pPr>
+        <w:tabs>
+          <w:tab w:val="num" w:pos="720"/>
+        </w:tabs>
+        <w:ind w:left="720" w:hanging="360"/>
+      </w:pPr>
+      <w:rPr>
+        <w:rFonts w:ascii="Symbol" w:hAnsi="Symbol" w:hint="default"/>
+        <w:sz w:val="20"/>
+      </w:rPr>
+    </w:lvl>
+    <w:lvl w:ilvl="1" w:tentative="1">
+      <w:start w:val="1"/>
+      <w:numFmt w:val="bullet"/>
+      <w:lvlText w:val=""/>
+      <w:lvlJc w:val="left"/>
+      <w:pPr>
+        <w:tabs>
+          <w:tab w:val="num" w:pos="1440"/>
+        </w:tabs>
+        <w:ind w:left="1440" w:hanging="360"/>
+      </w:pPr>
+      <w:rPr>
+        <w:rFonts w:ascii="Symbol" w:hAnsi="Symbol" w:hint="default"/>
+        <w:sz w:val="20"/>
+      </w:rPr>
+    </w:lvl>
+    <w:lvl w:ilvl="2" w:tentative="1">
+      <w:start w:val="1"/>
+      <w:numFmt w:val="bullet"/>
+      <w:lvlText w:val=""/>
+      <w:lvlJc w:val="left"/>
+      <w:pPr>
+        <w:tabs>
+          <w:tab w:val="num" w:pos="2160"/>
+        </w:tabs>
+        <w:ind w:left="2160" w:hanging="360"/>
+      </w:pPr>
+      <w:rPr>
+        <w:rFonts w:ascii="Symbol" w:hAnsi="Symbol" w:hint="default"/>
+        <w:sz w:val="20"/>
+      </w:rPr>
+    </w:lvl>
+    <w:lvl w:ilvl="3" w:tentative="1">
+      <w:start w:val="1"/>
+      <w:numFmt w:val="bullet"/>
+      <w:lvlText w:val=""/>
+      <w:lvlJc w:val="left"/>
+      <w:pPr>
+        <w:tabs>
+          <w:tab w:val="num" w:pos="2880"/>
+        </w:tabs>
+        <w:ind w:left="2880" w:hanging="360"/>
+      </w:pPr>
+      <w:rPr>
+        <w:rFonts w:ascii="Symbol" w:hAnsi="Symbol" w:hint="default"/>
+        <w:sz w:val="20"/>
+      </w:rPr>
+    </w:lvl>
+    <w:lvl w:ilvl="4" w:tentative="1">
+      <w:start w:val="1"/>
+      <w:numFmt w:val="bullet"/>
+      <w:lvlText w:val=""/>
+      <w:lvlJc w:val="left"/>
+      <w:pPr>
+        <w:tabs>
+          <w:tab w:val="num" w:pos="3600"/>
+        </w:tabs>
+        <w:ind w:left="3600" w:hanging="360"/>
+      </w:pPr>
+      <w:rPr>
+        <w:rFonts w:ascii="Symbol" w:hAnsi="Symbol" w:hint="default"/>
+        <w:sz w:val="20"/>
+      </w:rPr>
+    </w:lvl>
+    <w:lvl w:ilvl="5" w:tentative="1">
+      <w:start w:val="1"/>
+      <w:numFmt w:val="bullet"/>
+      <w:lvlText w:val=""/>
+      <w:lvlJc w:val="left"/>
+      <w:pPr>
+        <w:tabs>
+          <w:tab w:val="num" w:pos="4320"/>
+        </w:tabs>
+        <w:ind w:left="4320" w:hanging="360"/>
+      </w:pPr>
+      <w:rPr>
+        <w:rFonts w:ascii="Symbol" w:hAnsi="Symbol" w:hint="default"/>
+        <w:sz w:val="20"/>
+      </w:rPr>
+    </w:lvl>
+    <w:lvl w:ilvl="6" w:tentative="1">
+      <w:start w:val="1"/>
+      <w:numFmt w:val="bullet"/>
+      <w:lvlText w:val=""/>
+      <w:lvlJc w:val="left"/>
+      <w:pPr>
+        <w:tabs>
+          <w:tab w:val="num" w:pos="5040"/>
+        </w:tabs>
+        <w:ind w:left="5040" w:hanging="360"/>
+      </w:pPr>
+      <w:rPr>
+        <w:rFonts w:ascii="Symbol" w:hAnsi="Symbol" w:hint="default"/>
+        <w:sz w:val="20"/>
+      </w:rPr>
+    </w:lvl>
+    <w:lvl w:ilvl="7" w:tentative="1">
+      <w:start w:val="1"/>
+      <w:numFmt w:val="bullet"/>
+      <w:lvlText w:val=""/>
+      <w:lvlJc w:val="left"/>
+      <w:pPr>
+        <w:tabs>
+          <w:tab w:val="num" w:pos="5760"/>
+        </w:tabs>
+        <w:ind w:left="5760" w:hanging="360"/>
+      </w:pPr>
+      <w:rPr>
+        <w:rFonts w:ascii="Symbol" w:hAnsi="Symbol" w:hint="default"/>
+        <w:sz w:val="20"/>
+      </w:rPr>
+    </w:lvl>
+    <w:lvl w:ilvl="8" w:tentative="1">
+      <w:start w:val="1"/>
+      <w:numFmt w:val="bullet"/>
+      <w:lvlText w:val=""/>
+      <w:lvlJc w:val="left"/>
+      <w:pPr>
+        <w:tabs>
+          <w:tab w:val="num" w:pos="6480"/>
+        </w:tabs>
+        <w:ind w:left="6480" w:hanging="360"/>
+      </w:pPr>
+      <w:rPr>
+        <w:rFonts w:ascii="Symbol" w:hAnsi="Symbol" w:hint="default"/>
+        <w:sz w:val="20"/>
+      </w:rPr>
+    </w:lvl>
+  </w:abstractNum>
+  <w:abstractNum w:abstractNumId="19" w15:restartNumberingAfterBreak="0">
+    <w:nsid w:val="528C0787"/>
+    <w:multiLevelType w:val="multilevel"/>
+    <w:tmpl w:val="ED1832DC"/>
+    <w:lvl w:ilvl="0">
+      <w:start w:val="1"/>
+      <w:numFmt w:val="bullet"/>
+      <w:lvlText w:val=""/>
+      <w:lvlJc w:val="left"/>
+      <w:pPr>
+        <w:tabs>
+          <w:tab w:val="num" w:pos="720"/>
+        </w:tabs>
+        <w:ind w:left="720" w:hanging="360"/>
+      </w:pPr>
+      <w:rPr>
+        <w:rFonts w:ascii="Symbol" w:hAnsi="Symbol" w:hint="default"/>
+        <w:sz w:val="20"/>
+      </w:rPr>
+    </w:lvl>
+    <w:lvl w:ilvl="1" w:tentative="1">
+      <w:start w:val="1"/>
+      <w:numFmt w:val="bullet"/>
+      <w:lvlText w:val=""/>
+      <w:lvlJc w:val="left"/>
+      <w:pPr>
+        <w:tabs>
+          <w:tab w:val="num" w:pos="1440"/>
+        </w:tabs>
+        <w:ind w:left="1440" w:hanging="360"/>
+      </w:pPr>
+      <w:rPr>
+        <w:rFonts w:ascii="Symbol" w:hAnsi="Symbol" w:hint="default"/>
+        <w:sz w:val="20"/>
+      </w:rPr>
+    </w:lvl>
+    <w:lvl w:ilvl="2" w:tentative="1">
+      <w:start w:val="1"/>
+      <w:numFmt w:val="bullet"/>
+      <w:lvlText w:val=""/>
+      <w:lvlJc w:val="left"/>
+      <w:pPr>
+        <w:tabs>
+          <w:tab w:val="num" w:pos="2160"/>
+        </w:tabs>
+        <w:ind w:left="2160" w:hanging="360"/>
+      </w:pPr>
+      <w:rPr>
+        <w:rFonts w:ascii="Symbol" w:hAnsi="Symbol" w:hint="default"/>
+        <w:sz w:val="20"/>
+      </w:rPr>
+    </w:lvl>
+    <w:lvl w:ilvl="3" w:tentative="1">
+      <w:start w:val="1"/>
+      <w:numFmt w:val="bullet"/>
+      <w:lvlText w:val=""/>
+      <w:lvlJc w:val="left"/>
+      <w:pPr>
+        <w:tabs>
+          <w:tab w:val="num" w:pos="2880"/>
+        </w:tabs>
+        <w:ind w:left="2880" w:hanging="360"/>
+      </w:pPr>
+      <w:rPr>
+        <w:rFonts w:ascii="Symbol" w:hAnsi="Symbol" w:hint="default"/>
+        <w:sz w:val="20"/>
+      </w:rPr>
+    </w:lvl>
+    <w:lvl w:ilvl="4" w:tentative="1">
+      <w:start w:val="1"/>
+      <w:numFmt w:val="bullet"/>
+      <w:lvlText w:val=""/>
+      <w:lvlJc w:val="left"/>
+      <w:pPr>
+        <w:tabs>
+          <w:tab w:val="num" w:pos="3600"/>
+        </w:tabs>
+        <w:ind w:left="3600" w:hanging="360"/>
+      </w:pPr>
+      <w:rPr>
+        <w:rFonts w:ascii="Symbol" w:hAnsi="Symbol" w:hint="default"/>
+        <w:sz w:val="20"/>
+      </w:rPr>
+    </w:lvl>
+    <w:lvl w:ilvl="5" w:tentative="1">
+      <w:start w:val="1"/>
+      <w:numFmt w:val="bullet"/>
+      <w:lvlText w:val=""/>
+      <w:lvlJc w:val="left"/>
+      <w:pPr>
+        <w:tabs>
+          <w:tab w:val="num" w:pos="4320"/>
+        </w:tabs>
+        <w:ind w:left="4320" w:hanging="360"/>
+      </w:pPr>
+      <w:rPr>
+        <w:rFonts w:ascii="Symbol" w:hAnsi="Symbol" w:hint="default"/>
+        <w:sz w:val="20"/>
+      </w:rPr>
+    </w:lvl>
+    <w:lvl w:ilvl="6" w:tentative="1">
+      <w:start w:val="1"/>
+      <w:numFmt w:val="bullet"/>
+      <w:lvlText w:val=""/>
+      <w:lvlJc w:val="left"/>
+      <w:pPr>
+        <w:tabs>
+          <w:tab w:val="num" w:pos="5040"/>
+        </w:tabs>
+        <w:ind w:left="5040" w:hanging="360"/>
+      </w:pPr>
+      <w:rPr>
+        <w:rFonts w:ascii="Symbol" w:hAnsi="Symbol" w:hint="default"/>
+        <w:sz w:val="20"/>
+      </w:rPr>
+    </w:lvl>
+    <w:lvl w:ilvl="7" w:tentative="1">
+      <w:start w:val="1"/>
+      <w:numFmt w:val="bullet"/>
+      <w:lvlText w:val=""/>
+      <w:lvlJc w:val="left"/>
+      <w:pPr>
+        <w:tabs>
+          <w:tab w:val="num" w:pos="5760"/>
+        </w:tabs>
+        <w:ind w:left="5760" w:hanging="360"/>
+      </w:pPr>
+      <w:rPr>
+        <w:rFonts w:ascii="Symbol" w:hAnsi="Symbol" w:hint="default"/>
+        <w:sz w:val="20"/>
+      </w:rPr>
+    </w:lvl>
+    <w:lvl w:ilvl="8" w:tentative="1">
+      <w:start w:val="1"/>
+      <w:numFmt w:val="bullet"/>
+      <w:lvlText w:val=""/>
+      <w:lvlJc w:val="left"/>
+      <w:pPr>
+        <w:tabs>
+          <w:tab w:val="num" w:pos="6480"/>
+        </w:tabs>
+        <w:ind w:left="6480" w:hanging="360"/>
+      </w:pPr>
+      <w:rPr>
+        <w:rFonts w:ascii="Symbol" w:hAnsi="Symbol" w:hint="default"/>
+        <w:sz w:val="20"/>
+      </w:rPr>
+    </w:lvl>
+  </w:abstractNum>
+  <w:abstractNum w:abstractNumId="20" w15:restartNumberingAfterBreak="0">
     <w:nsid w:val="57B92C92"/>
     <w:multiLevelType w:val="hybridMultilevel"/>
     <w:tmpl w:val="81041908"/>
@@ -40043,7 +41223,7 @@
       </w:rPr>
     </w:lvl>
   </w:abstractNum>
-  <w:abstractNum w:abstractNumId="18" w15:restartNumberingAfterBreak="0">
+  <w:abstractNum w:abstractNumId="21" w15:restartNumberingAfterBreak="0">
     <w:nsid w:val="583D6270"/>
     <w:multiLevelType w:val="hybridMultilevel"/>
     <w:tmpl w:val="89A88596"/>
@@ -40132,7 +41312,7 @@
       </w:pPr>
     </w:lvl>
   </w:abstractNum>
-  <w:abstractNum w:abstractNumId="19" w15:restartNumberingAfterBreak="0">
+  <w:abstractNum w:abstractNumId="22" w15:restartNumberingAfterBreak="0">
     <w:nsid w:val="5C0A244C"/>
     <w:multiLevelType w:val="hybridMultilevel"/>
     <w:tmpl w:val="42A874B6"/>
@@ -40218,7 +41398,7 @@
       </w:pPr>
     </w:lvl>
   </w:abstractNum>
-  <w:abstractNum w:abstractNumId="20" w15:restartNumberingAfterBreak="0">
+  <w:abstractNum w:abstractNumId="23" w15:restartNumberingAfterBreak="0">
     <w:nsid w:val="5E7210AF"/>
     <w:multiLevelType w:val="hybridMultilevel"/>
     <w:tmpl w:val="89A88596"/>
@@ -40307,7 +41487,7 @@
       </w:pPr>
     </w:lvl>
   </w:abstractNum>
-  <w:abstractNum w:abstractNumId="21" w15:restartNumberingAfterBreak="0">
+  <w:abstractNum w:abstractNumId="24" w15:restartNumberingAfterBreak="0">
     <w:nsid w:val="682C23FD"/>
     <w:multiLevelType w:val="hybridMultilevel"/>
     <w:tmpl w:val="08AC1534"/>
@@ -40396,7 +41576,120 @@
       </w:pPr>
     </w:lvl>
   </w:abstractNum>
-  <w:abstractNum w:abstractNumId="22" w15:restartNumberingAfterBreak="0">
+  <w:abstractNum w:abstractNumId="25" w15:restartNumberingAfterBreak="0">
+    <w:nsid w:val="6F001845"/>
+    <w:multiLevelType w:val="hybridMultilevel"/>
+    <w:tmpl w:val="6CCC512C"/>
+    <w:lvl w:ilvl="0" w:tplc="44090001">
+      <w:start w:val="1"/>
+      <w:numFmt w:val="bullet"/>
+      <w:lvlText w:val=""/>
+      <w:lvlJc w:val="left"/>
+      <w:pPr>
+        <w:ind w:left="720" w:hanging="360"/>
+      </w:pPr>
+      <w:rPr>
+        <w:rFonts w:ascii="Symbol" w:hAnsi="Symbol" w:hint="default"/>
+      </w:rPr>
+    </w:lvl>
+    <w:lvl w:ilvl="1" w:tplc="44090003" w:tentative="1">
+      <w:start w:val="1"/>
+      <w:numFmt w:val="bullet"/>
+      <w:lvlText w:val="o"/>
+      <w:lvlJc w:val="left"/>
+      <w:pPr>
+        <w:ind w:left="1440" w:hanging="360"/>
+      </w:pPr>
+      <w:rPr>
+        <w:rFonts w:ascii="Courier New" w:hAnsi="Courier New" w:cs="Courier New" w:hint="default"/>
+      </w:rPr>
+    </w:lvl>
+    <w:lvl w:ilvl="2" w:tplc="44090005" w:tentative="1">
+      <w:start w:val="1"/>
+      <w:numFmt w:val="bullet"/>
+      <w:lvlText w:val=""/>
+      <w:lvlJc w:val="left"/>
+      <w:pPr>
+        <w:ind w:left="2160" w:hanging="360"/>
+      </w:pPr>
+      <w:rPr>
+        <w:rFonts w:ascii="Wingdings" w:hAnsi="Wingdings" w:hint="default"/>
+      </w:rPr>
+    </w:lvl>
+    <w:lvl w:ilvl="3" w:tplc="44090001" w:tentative="1">
+      <w:start w:val="1"/>
+      <w:numFmt w:val="bullet"/>
+      <w:lvlText w:val=""/>
+      <w:lvlJc w:val="left"/>
+      <w:pPr>
+        <w:ind w:left="2880" w:hanging="360"/>
+      </w:pPr>
+      <w:rPr>
+        <w:rFonts w:ascii="Symbol" w:hAnsi="Symbol" w:hint="default"/>
+      </w:rPr>
+    </w:lvl>
+    <w:lvl w:ilvl="4" w:tplc="44090003" w:tentative="1">
+      <w:start w:val="1"/>
+      <w:numFmt w:val="bullet"/>
+      <w:lvlText w:val="o"/>
+      <w:lvlJc w:val="left"/>
+      <w:pPr>
+        <w:ind w:left="3600" w:hanging="360"/>
+      </w:pPr>
+      <w:rPr>
+        <w:rFonts w:ascii="Courier New" w:hAnsi="Courier New" w:cs="Courier New" w:hint="default"/>
+      </w:rPr>
+    </w:lvl>
+    <w:lvl w:ilvl="5" w:tplc="44090005" w:tentative="1">
+      <w:start w:val="1"/>
+      <w:numFmt w:val="bullet"/>
+      <w:lvlText w:val=""/>
+      <w:lvlJc w:val="left"/>
+      <w:pPr>
+        <w:ind w:left="4320" w:hanging="360"/>
+      </w:pPr>
+      <w:rPr>
+        <w:rFonts w:ascii="Wingdings" w:hAnsi="Wingdings" w:hint="default"/>
+      </w:rPr>
+    </w:lvl>
+    <w:lvl w:ilvl="6" w:tplc="44090001" w:tentative="1">
+      <w:start w:val="1"/>
+      <w:numFmt w:val="bullet"/>
+      <w:lvlText w:val=""/>
+      <w:lvlJc w:val="left"/>
+      <w:pPr>
+        <w:ind w:left="5040" w:hanging="360"/>
+      </w:pPr>
+      <w:rPr>
+        <w:rFonts w:ascii="Symbol" w:hAnsi="Symbol" w:hint="default"/>
+      </w:rPr>
+    </w:lvl>
+    <w:lvl w:ilvl="7" w:tplc="44090003" w:tentative="1">
+      <w:start w:val="1"/>
+      <w:numFmt w:val="bullet"/>
+      <w:lvlText w:val="o"/>
+      <w:lvlJc w:val="left"/>
+      <w:pPr>
+        <w:ind w:left="5760" w:hanging="360"/>
+      </w:pPr>
+      <w:rPr>
+        <w:rFonts w:ascii="Courier New" w:hAnsi="Courier New" w:cs="Courier New" w:hint="default"/>
+      </w:rPr>
+    </w:lvl>
+    <w:lvl w:ilvl="8" w:tplc="44090005" w:tentative="1">
+      <w:start w:val="1"/>
+      <w:numFmt w:val="bullet"/>
+      <w:lvlText w:val=""/>
+      <w:lvlJc w:val="left"/>
+      <w:pPr>
+        <w:ind w:left="6480" w:hanging="360"/>
+      </w:pPr>
+      <w:rPr>
+        <w:rFonts w:ascii="Wingdings" w:hAnsi="Wingdings" w:hint="default"/>
+      </w:rPr>
+    </w:lvl>
+  </w:abstractNum>
+  <w:abstractNum w:abstractNumId="26" w15:restartNumberingAfterBreak="0">
     <w:nsid w:val="73B52BEE"/>
     <w:multiLevelType w:val="hybridMultilevel"/>
     <w:tmpl w:val="F2DC97A8"/>
@@ -40482,7 +41775,454 @@
       </w:pPr>
     </w:lvl>
   </w:abstractNum>
-  <w:abstractNum w:abstractNumId="23" w15:restartNumberingAfterBreak="0">
+  <w:abstractNum w:abstractNumId="27" w15:restartNumberingAfterBreak="0">
+    <w:nsid w:val="742619EA"/>
+    <w:multiLevelType w:val="multilevel"/>
+    <w:tmpl w:val="C88429DA"/>
+    <w:lvl w:ilvl="0">
+      <w:start w:val="1"/>
+      <w:numFmt w:val="bullet"/>
+      <w:lvlText w:val=""/>
+      <w:lvlJc w:val="left"/>
+      <w:pPr>
+        <w:tabs>
+          <w:tab w:val="num" w:pos="720"/>
+        </w:tabs>
+        <w:ind w:left="720" w:hanging="360"/>
+      </w:pPr>
+      <w:rPr>
+        <w:rFonts w:ascii="Symbol" w:hAnsi="Symbol" w:hint="default"/>
+        <w:sz w:val="20"/>
+      </w:rPr>
+    </w:lvl>
+    <w:lvl w:ilvl="1" w:tentative="1">
+      <w:start w:val="1"/>
+      <w:numFmt w:val="bullet"/>
+      <w:lvlText w:val=""/>
+      <w:lvlJc w:val="left"/>
+      <w:pPr>
+        <w:tabs>
+          <w:tab w:val="num" w:pos="1440"/>
+        </w:tabs>
+        <w:ind w:left="1440" w:hanging="360"/>
+      </w:pPr>
+      <w:rPr>
+        <w:rFonts w:ascii="Symbol" w:hAnsi="Symbol" w:hint="default"/>
+        <w:sz w:val="20"/>
+      </w:rPr>
+    </w:lvl>
+    <w:lvl w:ilvl="2" w:tentative="1">
+      <w:start w:val="1"/>
+      <w:numFmt w:val="bullet"/>
+      <w:lvlText w:val=""/>
+      <w:lvlJc w:val="left"/>
+      <w:pPr>
+        <w:tabs>
+          <w:tab w:val="num" w:pos="2160"/>
+        </w:tabs>
+        <w:ind w:left="2160" w:hanging="360"/>
+      </w:pPr>
+      <w:rPr>
+        <w:rFonts w:ascii="Symbol" w:hAnsi="Symbol" w:hint="default"/>
+        <w:sz w:val="20"/>
+      </w:rPr>
+    </w:lvl>
+    <w:lvl w:ilvl="3" w:tentative="1">
+      <w:start w:val="1"/>
+      <w:numFmt w:val="bullet"/>
+      <w:lvlText w:val=""/>
+      <w:lvlJc w:val="left"/>
+      <w:pPr>
+        <w:tabs>
+          <w:tab w:val="num" w:pos="2880"/>
+        </w:tabs>
+        <w:ind w:left="2880" w:hanging="360"/>
+      </w:pPr>
+      <w:rPr>
+        <w:rFonts w:ascii="Symbol" w:hAnsi="Symbol" w:hint="default"/>
+        <w:sz w:val="20"/>
+      </w:rPr>
+    </w:lvl>
+    <w:lvl w:ilvl="4" w:tentative="1">
+      <w:start w:val="1"/>
+      <w:numFmt w:val="bullet"/>
+      <w:lvlText w:val=""/>
+      <w:lvlJc w:val="left"/>
+      <w:pPr>
+        <w:tabs>
+          <w:tab w:val="num" w:pos="3600"/>
+        </w:tabs>
+        <w:ind w:left="3600" w:hanging="360"/>
+      </w:pPr>
+      <w:rPr>
+        <w:rFonts w:ascii="Symbol" w:hAnsi="Symbol" w:hint="default"/>
+        <w:sz w:val="20"/>
+      </w:rPr>
+    </w:lvl>
+    <w:lvl w:ilvl="5" w:tentative="1">
+      <w:start w:val="1"/>
+      <w:numFmt w:val="bullet"/>
+      <w:lvlText w:val=""/>
+      <w:lvlJc w:val="left"/>
+      <w:pPr>
+        <w:tabs>
+          <w:tab w:val="num" w:pos="4320"/>
+        </w:tabs>
+        <w:ind w:left="4320" w:hanging="360"/>
+      </w:pPr>
+      <w:rPr>
+        <w:rFonts w:ascii="Symbol" w:hAnsi="Symbol" w:hint="default"/>
+        <w:sz w:val="20"/>
+      </w:rPr>
+    </w:lvl>
+    <w:lvl w:ilvl="6" w:tentative="1">
+      <w:start w:val="1"/>
+      <w:numFmt w:val="bullet"/>
+      <w:lvlText w:val=""/>
+      <w:lvlJc w:val="left"/>
+      <w:pPr>
+        <w:tabs>
+          <w:tab w:val="num" w:pos="5040"/>
+        </w:tabs>
+        <w:ind w:left="5040" w:hanging="360"/>
+      </w:pPr>
+      <w:rPr>
+        <w:rFonts w:ascii="Symbol" w:hAnsi="Symbol" w:hint="default"/>
+        <w:sz w:val="20"/>
+      </w:rPr>
+    </w:lvl>
+    <w:lvl w:ilvl="7" w:tentative="1">
+      <w:start w:val="1"/>
+      <w:numFmt w:val="bullet"/>
+      <w:lvlText w:val=""/>
+      <w:lvlJc w:val="left"/>
+      <w:pPr>
+        <w:tabs>
+          <w:tab w:val="num" w:pos="5760"/>
+        </w:tabs>
+        <w:ind w:left="5760" w:hanging="360"/>
+      </w:pPr>
+      <w:rPr>
+        <w:rFonts w:ascii="Symbol" w:hAnsi="Symbol" w:hint="default"/>
+        <w:sz w:val="20"/>
+      </w:rPr>
+    </w:lvl>
+    <w:lvl w:ilvl="8" w:tentative="1">
+      <w:start w:val="1"/>
+      <w:numFmt w:val="bullet"/>
+      <w:lvlText w:val=""/>
+      <w:lvlJc w:val="left"/>
+      <w:pPr>
+        <w:tabs>
+          <w:tab w:val="num" w:pos="6480"/>
+        </w:tabs>
+        <w:ind w:left="6480" w:hanging="360"/>
+      </w:pPr>
+      <w:rPr>
+        <w:rFonts w:ascii="Symbol" w:hAnsi="Symbol" w:hint="default"/>
+        <w:sz w:val="20"/>
+      </w:rPr>
+    </w:lvl>
+  </w:abstractNum>
+  <w:abstractNum w:abstractNumId="28" w15:restartNumberingAfterBreak="0">
+    <w:nsid w:val="7ADF0987"/>
+    <w:multiLevelType w:val="multilevel"/>
+    <w:tmpl w:val="72604E32"/>
+    <w:lvl w:ilvl="0">
+      <w:start w:val="1"/>
+      <w:numFmt w:val="bullet"/>
+      <w:lvlText w:val=""/>
+      <w:lvlJc w:val="left"/>
+      <w:pPr>
+        <w:tabs>
+          <w:tab w:val="num" w:pos="720"/>
+        </w:tabs>
+        <w:ind w:left="720" w:hanging="360"/>
+      </w:pPr>
+      <w:rPr>
+        <w:rFonts w:ascii="Symbol" w:hAnsi="Symbol" w:hint="default"/>
+        <w:sz w:val="20"/>
+      </w:rPr>
+    </w:lvl>
+    <w:lvl w:ilvl="1" w:tentative="1">
+      <w:start w:val="1"/>
+      <w:numFmt w:val="bullet"/>
+      <w:lvlText w:val=""/>
+      <w:lvlJc w:val="left"/>
+      <w:pPr>
+        <w:tabs>
+          <w:tab w:val="num" w:pos="1440"/>
+        </w:tabs>
+        <w:ind w:left="1440" w:hanging="360"/>
+      </w:pPr>
+      <w:rPr>
+        <w:rFonts w:ascii="Symbol" w:hAnsi="Symbol" w:hint="default"/>
+        <w:sz w:val="20"/>
+      </w:rPr>
+    </w:lvl>
+    <w:lvl w:ilvl="2" w:tentative="1">
+      <w:start w:val="1"/>
+      <w:numFmt w:val="bullet"/>
+      <w:lvlText w:val=""/>
+      <w:lvlJc w:val="left"/>
+      <w:pPr>
+        <w:tabs>
+          <w:tab w:val="num" w:pos="2160"/>
+        </w:tabs>
+        <w:ind w:left="2160" w:hanging="360"/>
+      </w:pPr>
+      <w:rPr>
+        <w:rFonts w:ascii="Symbol" w:hAnsi="Symbol" w:hint="default"/>
+        <w:sz w:val="20"/>
+      </w:rPr>
+    </w:lvl>
+    <w:lvl w:ilvl="3" w:tentative="1">
+      <w:start w:val="1"/>
+      <w:numFmt w:val="bullet"/>
+      <w:lvlText w:val=""/>
+      <w:lvlJc w:val="left"/>
+      <w:pPr>
+        <w:tabs>
+          <w:tab w:val="num" w:pos="2880"/>
+        </w:tabs>
+        <w:ind w:left="2880" w:hanging="360"/>
+      </w:pPr>
+      <w:rPr>
+        <w:rFonts w:ascii="Symbol" w:hAnsi="Symbol" w:hint="default"/>
+        <w:sz w:val="20"/>
+      </w:rPr>
+    </w:lvl>
+    <w:lvl w:ilvl="4" w:tentative="1">
+      <w:start w:val="1"/>
+      <w:numFmt w:val="bullet"/>
+      <w:lvlText w:val=""/>
+      <w:lvlJc w:val="left"/>
+      <w:pPr>
+        <w:tabs>
+          <w:tab w:val="num" w:pos="3600"/>
+        </w:tabs>
+        <w:ind w:left="3600" w:hanging="360"/>
+      </w:pPr>
+      <w:rPr>
+        <w:rFonts w:ascii="Symbol" w:hAnsi="Symbol" w:hint="default"/>
+        <w:sz w:val="20"/>
+      </w:rPr>
+    </w:lvl>
+    <w:lvl w:ilvl="5" w:tentative="1">
+      <w:start w:val="1"/>
+      <w:numFmt w:val="bullet"/>
+      <w:lvlText w:val=""/>
+      <w:lvlJc w:val="left"/>
+      <w:pPr>
+        <w:tabs>
+          <w:tab w:val="num" w:pos="4320"/>
+        </w:tabs>
+        <w:ind w:left="4320" w:hanging="360"/>
+      </w:pPr>
+      <w:rPr>
+        <w:rFonts w:ascii="Symbol" w:hAnsi="Symbol" w:hint="default"/>
+        <w:sz w:val="20"/>
+      </w:rPr>
+    </w:lvl>
+    <w:lvl w:ilvl="6" w:tentative="1">
+      <w:start w:val="1"/>
+      <w:numFmt w:val="bullet"/>
+      <w:lvlText w:val=""/>
+      <w:lvlJc w:val="left"/>
+      <w:pPr>
+        <w:tabs>
+          <w:tab w:val="num" w:pos="5040"/>
+        </w:tabs>
+        <w:ind w:left="5040" w:hanging="360"/>
+      </w:pPr>
+      <w:rPr>
+        <w:rFonts w:ascii="Symbol" w:hAnsi="Symbol" w:hint="default"/>
+        <w:sz w:val="20"/>
+      </w:rPr>
+    </w:lvl>
+    <w:lvl w:ilvl="7" w:tentative="1">
+      <w:start w:val="1"/>
+      <w:numFmt w:val="bullet"/>
+      <w:lvlText w:val=""/>
+      <w:lvlJc w:val="left"/>
+      <w:pPr>
+        <w:tabs>
+          <w:tab w:val="num" w:pos="5760"/>
+        </w:tabs>
+        <w:ind w:left="5760" w:hanging="360"/>
+      </w:pPr>
+      <w:rPr>
+        <w:rFonts w:ascii="Symbol" w:hAnsi="Symbol" w:hint="default"/>
+        <w:sz w:val="20"/>
+      </w:rPr>
+    </w:lvl>
+    <w:lvl w:ilvl="8" w:tentative="1">
+      <w:start w:val="1"/>
+      <w:numFmt w:val="bullet"/>
+      <w:lvlText w:val=""/>
+      <w:lvlJc w:val="left"/>
+      <w:pPr>
+        <w:tabs>
+          <w:tab w:val="num" w:pos="6480"/>
+        </w:tabs>
+        <w:ind w:left="6480" w:hanging="360"/>
+      </w:pPr>
+      <w:rPr>
+        <w:rFonts w:ascii="Symbol" w:hAnsi="Symbol" w:hint="default"/>
+        <w:sz w:val="20"/>
+      </w:rPr>
+    </w:lvl>
+  </w:abstractNum>
+  <w:abstractNum w:abstractNumId="29" w15:restartNumberingAfterBreak="0">
+    <w:nsid w:val="7B9839E8"/>
+    <w:multiLevelType w:val="multilevel"/>
+    <w:tmpl w:val="887C8D8A"/>
+    <w:lvl w:ilvl="0">
+      <w:start w:val="1"/>
+      <w:numFmt w:val="bullet"/>
+      <w:lvlText w:val=""/>
+      <w:lvlJc w:val="left"/>
+      <w:pPr>
+        <w:tabs>
+          <w:tab w:val="num" w:pos="720"/>
+        </w:tabs>
+        <w:ind w:left="720" w:hanging="360"/>
+      </w:pPr>
+      <w:rPr>
+        <w:rFonts w:ascii="Symbol" w:hAnsi="Symbol" w:hint="default"/>
+        <w:sz w:val="20"/>
+      </w:rPr>
+    </w:lvl>
+    <w:lvl w:ilvl="1" w:tentative="1">
+      <w:start w:val="1"/>
+      <w:numFmt w:val="bullet"/>
+      <w:lvlText w:val=""/>
+      <w:lvlJc w:val="left"/>
+      <w:pPr>
+        <w:tabs>
+          <w:tab w:val="num" w:pos="1440"/>
+        </w:tabs>
+        <w:ind w:left="1440" w:hanging="360"/>
+      </w:pPr>
+      <w:rPr>
+        <w:rFonts w:ascii="Symbol" w:hAnsi="Symbol" w:hint="default"/>
+        <w:sz w:val="20"/>
+      </w:rPr>
+    </w:lvl>
+    <w:lvl w:ilvl="2" w:tentative="1">
+      <w:start w:val="1"/>
+      <w:numFmt w:val="bullet"/>
+      <w:lvlText w:val=""/>
+      <w:lvlJc w:val="left"/>
+      <w:pPr>
+        <w:tabs>
+          <w:tab w:val="num" w:pos="2160"/>
+        </w:tabs>
+        <w:ind w:left="2160" w:hanging="360"/>
+      </w:pPr>
+      <w:rPr>
+        <w:rFonts w:ascii="Symbol" w:hAnsi="Symbol" w:hint="default"/>
+        <w:sz w:val="20"/>
+      </w:rPr>
+    </w:lvl>
+    <w:lvl w:ilvl="3" w:tentative="1">
+      <w:start w:val="1"/>
+      <w:numFmt w:val="bullet"/>
+      <w:lvlText w:val=""/>
+      <w:lvlJc w:val="left"/>
+      <w:pPr>
+        <w:tabs>
+          <w:tab w:val="num" w:pos="2880"/>
+        </w:tabs>
+        <w:ind w:left="2880" w:hanging="360"/>
+      </w:pPr>
+      <w:rPr>
+        <w:rFonts w:ascii="Symbol" w:hAnsi="Symbol" w:hint="default"/>
+        <w:sz w:val="20"/>
+      </w:rPr>
+    </w:lvl>
+    <w:lvl w:ilvl="4" w:tentative="1">
+      <w:start w:val="1"/>
+      <w:numFmt w:val="bullet"/>
+      <w:lvlText w:val=""/>
+      <w:lvlJc w:val="left"/>
+      <w:pPr>
+        <w:tabs>
+          <w:tab w:val="num" w:pos="3600"/>
+        </w:tabs>
+        <w:ind w:left="3600" w:hanging="360"/>
+      </w:pPr>
+      <w:rPr>
+        <w:rFonts w:ascii="Symbol" w:hAnsi="Symbol" w:hint="default"/>
+        <w:sz w:val="20"/>
+      </w:rPr>
+    </w:lvl>
+    <w:lvl w:ilvl="5" w:tentative="1">
+      <w:start w:val="1"/>
+      <w:numFmt w:val="bullet"/>
+      <w:lvlText w:val=""/>
+      <w:lvlJc w:val="left"/>
+      <w:pPr>
+        <w:tabs>
+          <w:tab w:val="num" w:pos="4320"/>
+        </w:tabs>
+        <w:ind w:left="4320" w:hanging="360"/>
+      </w:pPr>
+      <w:rPr>
+        <w:rFonts w:ascii="Symbol" w:hAnsi="Symbol" w:hint="default"/>
+        <w:sz w:val="20"/>
+      </w:rPr>
+    </w:lvl>
+    <w:lvl w:ilvl="6" w:tentative="1">
+      <w:start w:val="1"/>
+      <w:numFmt w:val="bullet"/>
+      <w:lvlText w:val=""/>
+      <w:lvlJc w:val="left"/>
+      <w:pPr>
+        <w:tabs>
+          <w:tab w:val="num" w:pos="5040"/>
+        </w:tabs>
+        <w:ind w:left="5040" w:hanging="360"/>
+      </w:pPr>
+      <w:rPr>
+        <w:rFonts w:ascii="Symbol" w:hAnsi="Symbol" w:hint="default"/>
+        <w:sz w:val="20"/>
+      </w:rPr>
+    </w:lvl>
+    <w:lvl w:ilvl="7" w:tentative="1">
+      <w:start w:val="1"/>
+      <w:numFmt w:val="bullet"/>
+      <w:lvlText w:val=""/>
+      <w:lvlJc w:val="left"/>
+      <w:pPr>
+        <w:tabs>
+          <w:tab w:val="num" w:pos="5760"/>
+        </w:tabs>
+        <w:ind w:left="5760" w:hanging="360"/>
+      </w:pPr>
+      <w:rPr>
+        <w:rFonts w:ascii="Symbol" w:hAnsi="Symbol" w:hint="default"/>
+        <w:sz w:val="20"/>
+      </w:rPr>
+    </w:lvl>
+    <w:lvl w:ilvl="8" w:tentative="1">
+      <w:start w:val="1"/>
+      <w:numFmt w:val="bullet"/>
+      <w:lvlText w:val=""/>
+      <w:lvlJc w:val="left"/>
+      <w:pPr>
+        <w:tabs>
+          <w:tab w:val="num" w:pos="6480"/>
+        </w:tabs>
+        <w:ind w:left="6480" w:hanging="360"/>
+      </w:pPr>
+      <w:rPr>
+        <w:rFonts w:ascii="Symbol" w:hAnsi="Symbol" w:hint="default"/>
+        <w:sz w:val="20"/>
+      </w:rPr>
+    </w:lvl>
+  </w:abstractNum>
+  <w:abstractNum w:abstractNumId="30" w15:restartNumberingAfterBreak="0">
     <w:nsid w:val="7C256F43"/>
     <w:multiLevelType w:val="multilevel"/>
     <w:tmpl w:val="9D7E5F0A"/>
@@ -40594,6 +42334,155 @@
       </w:pPr>
       <w:rPr>
         <w:rFonts w:hint="default"/>
+      </w:rPr>
+    </w:lvl>
+  </w:abstractNum>
+  <w:abstractNum w:abstractNumId="31" w15:restartNumberingAfterBreak="0">
+    <w:nsid w:val="7CC14C17"/>
+    <w:multiLevelType w:val="multilevel"/>
+    <w:tmpl w:val="CAA6F422"/>
+    <w:lvl w:ilvl="0">
+      <w:start w:val="1"/>
+      <w:numFmt w:val="bullet"/>
+      <w:lvlText w:val=""/>
+      <w:lvlJc w:val="left"/>
+      <w:pPr>
+        <w:tabs>
+          <w:tab w:val="num" w:pos="720"/>
+        </w:tabs>
+        <w:ind w:left="720" w:hanging="360"/>
+      </w:pPr>
+      <w:rPr>
+        <w:rFonts w:ascii="Symbol" w:hAnsi="Symbol" w:hint="default"/>
+        <w:sz w:val="20"/>
+      </w:rPr>
+    </w:lvl>
+    <w:lvl w:ilvl="1" w:tentative="1">
+      <w:start w:val="1"/>
+      <w:numFmt w:val="bullet"/>
+      <w:lvlText w:val=""/>
+      <w:lvlJc w:val="left"/>
+      <w:pPr>
+        <w:tabs>
+          <w:tab w:val="num" w:pos="1440"/>
+        </w:tabs>
+        <w:ind w:left="1440" w:hanging="360"/>
+      </w:pPr>
+      <w:rPr>
+        <w:rFonts w:ascii="Symbol" w:hAnsi="Symbol" w:hint="default"/>
+        <w:sz w:val="20"/>
+      </w:rPr>
+    </w:lvl>
+    <w:lvl w:ilvl="2" w:tentative="1">
+      <w:start w:val="1"/>
+      <w:numFmt w:val="bullet"/>
+      <w:lvlText w:val=""/>
+      <w:lvlJc w:val="left"/>
+      <w:pPr>
+        <w:tabs>
+          <w:tab w:val="num" w:pos="2160"/>
+        </w:tabs>
+        <w:ind w:left="2160" w:hanging="360"/>
+      </w:pPr>
+      <w:rPr>
+        <w:rFonts w:ascii="Symbol" w:hAnsi="Symbol" w:hint="default"/>
+        <w:sz w:val="20"/>
+      </w:rPr>
+    </w:lvl>
+    <w:lvl w:ilvl="3" w:tentative="1">
+      <w:start w:val="1"/>
+      <w:numFmt w:val="bullet"/>
+      <w:lvlText w:val=""/>
+      <w:lvlJc w:val="left"/>
+      <w:pPr>
+        <w:tabs>
+          <w:tab w:val="num" w:pos="2880"/>
+        </w:tabs>
+        <w:ind w:left="2880" w:hanging="360"/>
+      </w:pPr>
+      <w:rPr>
+        <w:rFonts w:ascii="Symbol" w:hAnsi="Symbol" w:hint="default"/>
+        <w:sz w:val="20"/>
+      </w:rPr>
+    </w:lvl>
+    <w:lvl w:ilvl="4" w:tentative="1">
+      <w:start w:val="1"/>
+      <w:numFmt w:val="bullet"/>
+      <w:lvlText w:val=""/>
+      <w:lvlJc w:val="left"/>
+      <w:pPr>
+        <w:tabs>
+          <w:tab w:val="num" w:pos="3600"/>
+        </w:tabs>
+        <w:ind w:left="3600" w:hanging="360"/>
+      </w:pPr>
+      <w:rPr>
+        <w:rFonts w:ascii="Symbol" w:hAnsi="Symbol" w:hint="default"/>
+        <w:sz w:val="20"/>
+      </w:rPr>
+    </w:lvl>
+    <w:lvl w:ilvl="5" w:tentative="1">
+      <w:start w:val="1"/>
+      <w:numFmt w:val="bullet"/>
+      <w:lvlText w:val=""/>
+      <w:lvlJc w:val="left"/>
+      <w:pPr>
+        <w:tabs>
+          <w:tab w:val="num" w:pos="4320"/>
+        </w:tabs>
+        <w:ind w:left="4320" w:hanging="360"/>
+      </w:pPr>
+      <w:rPr>
+        <w:rFonts w:ascii="Symbol" w:hAnsi="Symbol" w:hint="default"/>
+        <w:sz w:val="20"/>
+      </w:rPr>
+    </w:lvl>
+    <w:lvl w:ilvl="6" w:tentative="1">
+      <w:start w:val="1"/>
+      <w:numFmt w:val="bullet"/>
+      <w:lvlText w:val=""/>
+      <w:lvlJc w:val="left"/>
+      <w:pPr>
+        <w:tabs>
+          <w:tab w:val="num" w:pos="5040"/>
+        </w:tabs>
+        <w:ind w:left="5040" w:hanging="360"/>
+      </w:pPr>
+      <w:rPr>
+        <w:rFonts w:ascii="Symbol" w:hAnsi="Symbol" w:hint="default"/>
+        <w:sz w:val="20"/>
+      </w:rPr>
+    </w:lvl>
+    <w:lvl w:ilvl="7" w:tentative="1">
+      <w:start w:val="1"/>
+      <w:numFmt w:val="bullet"/>
+      <w:lvlText w:val=""/>
+      <w:lvlJc w:val="left"/>
+      <w:pPr>
+        <w:tabs>
+          <w:tab w:val="num" w:pos="5760"/>
+        </w:tabs>
+        <w:ind w:left="5760" w:hanging="360"/>
+      </w:pPr>
+      <w:rPr>
+        <w:rFonts w:ascii="Symbol" w:hAnsi="Symbol" w:hint="default"/>
+        <w:sz w:val="20"/>
+      </w:rPr>
+    </w:lvl>
+    <w:lvl w:ilvl="8" w:tentative="1">
+      <w:start w:val="1"/>
+      <w:numFmt w:val="bullet"/>
+      <w:lvlText w:val=""/>
+      <w:lvlJc w:val="left"/>
+      <w:pPr>
+        <w:tabs>
+          <w:tab w:val="num" w:pos="6480"/>
+        </w:tabs>
+        <w:ind w:left="6480" w:hanging="360"/>
+      </w:pPr>
+      <w:rPr>
+        <w:rFonts w:ascii="Symbol" w:hAnsi="Symbol" w:hint="default"/>
+        <w:sz w:val="20"/>
       </w:rPr>
     </w:lvl>
   </w:abstractNum>
@@ -40613,19 +42502,19 @@
     <w:abstractNumId w:val="7"/>
   </w:num>
   <w:num w:numId="6" w16cid:durableId="389039746">
-    <w:abstractNumId w:val="13"/>
+    <w:abstractNumId w:val="14"/>
   </w:num>
   <w:num w:numId="7" w16cid:durableId="1719165138">
-    <w:abstractNumId w:val="17"/>
+    <w:abstractNumId w:val="20"/>
   </w:num>
   <w:num w:numId="8" w16cid:durableId="313412103">
-    <w:abstractNumId w:val="14"/>
+    <w:abstractNumId w:val="15"/>
   </w:num>
   <w:num w:numId="9" w16cid:durableId="377976967">
-    <w:abstractNumId w:val="23"/>
+    <w:abstractNumId w:val="30"/>
   </w:num>
   <w:num w:numId="10" w16cid:durableId="1225405875">
-    <w:abstractNumId w:val="21"/>
+    <w:abstractNumId w:val="24"/>
   </w:num>
   <w:num w:numId="11" w16cid:durableId="1479959639">
     <w:abstractNumId w:val="1"/>
@@ -40637,7 +42526,7 @@
     <w:abstractNumId w:val="0"/>
   </w:num>
   <w:num w:numId="14" w16cid:durableId="953828373">
-    <w:abstractNumId w:val="12"/>
+    <w:abstractNumId w:val="13"/>
   </w:num>
   <w:num w:numId="15" w16cid:durableId="1087116704">
     <w:abstractNumId w:val="4"/>
@@ -40646,28 +42535,52 @@
     <w:abstractNumId w:val="10"/>
   </w:num>
   <w:num w:numId="17" w16cid:durableId="127628765">
-    <w:abstractNumId w:val="18"/>
+    <w:abstractNumId w:val="21"/>
   </w:num>
   <w:num w:numId="18" w16cid:durableId="1100951693">
-    <w:abstractNumId w:val="20"/>
+    <w:abstractNumId w:val="23"/>
   </w:num>
   <w:num w:numId="19" w16cid:durableId="1266156943">
     <w:abstractNumId w:val="5"/>
   </w:num>
   <w:num w:numId="20" w16cid:durableId="1121072013">
-    <w:abstractNumId w:val="19"/>
+    <w:abstractNumId w:val="22"/>
   </w:num>
   <w:num w:numId="21" w16cid:durableId="187959145">
-    <w:abstractNumId w:val="15"/>
+    <w:abstractNumId w:val="16"/>
   </w:num>
   <w:num w:numId="22" w16cid:durableId="1437599753">
-    <w:abstractNumId w:val="22"/>
+    <w:abstractNumId w:val="26"/>
   </w:num>
   <w:num w:numId="23" w16cid:durableId="1643609410">
     <w:abstractNumId w:val="3"/>
   </w:num>
   <w:num w:numId="24" w16cid:durableId="18438491">
-    <w:abstractNumId w:val="16"/>
+    <w:abstractNumId w:val="17"/>
+  </w:num>
+  <w:num w:numId="25" w16cid:durableId="1035497430">
+    <w:abstractNumId w:val="12"/>
+  </w:num>
+  <w:num w:numId="26" w16cid:durableId="1601834218">
+    <w:abstractNumId w:val="18"/>
+  </w:num>
+  <w:num w:numId="27" w16cid:durableId="313216667">
+    <w:abstractNumId w:val="28"/>
+  </w:num>
+  <w:num w:numId="28" w16cid:durableId="1819835596">
+    <w:abstractNumId w:val="25"/>
+  </w:num>
+  <w:num w:numId="29" w16cid:durableId="1794857632">
+    <w:abstractNumId w:val="27"/>
+  </w:num>
+  <w:num w:numId="30" w16cid:durableId="886793177">
+    <w:abstractNumId w:val="29"/>
+  </w:num>
+  <w:num w:numId="31" w16cid:durableId="714816248">
+    <w:abstractNumId w:val="31"/>
+  </w:num>
+  <w:num w:numId="32" w16cid:durableId="904727200">
+    <w:abstractNumId w:val="19"/>
   </w:num>
   <w:numIdMacAtCleanup w:val="3"/>
 </w:numbering>
@@ -41274,7 +43187,6 @@
   <w:style w:type="character" w:default="1" w:styleId="DefaultParagraphFont">
     <w:name w:val="Default Paragraph Font"/>
     <w:uiPriority w:val="1"/>
-    <w:semiHidden/>
     <w:unhideWhenUsed/>
   </w:style>
   <w:style w:type="table" w:default="1" w:styleId="TableNormal">

--- a/src/templates/template.docx
+++ b/src/templates/template.docx
@@ -180,25 +180,7 @@
                 <w:b/>
                 <w:bCs/>
               </w:rPr>
-              <w:t>{</w:t>
-            </w:r>
-            <w:proofErr w:type="spellStart"/>
-            <w:r>
-              <w:rPr>
-                <w:rFonts w:asciiTheme="minorHAnsi" w:hAnsiTheme="minorHAnsi" w:cs="Arial"/>
-                <w:b/>
-                <w:bCs/>
-              </w:rPr>
-              <w:t>siteName</w:t>
-            </w:r>
-            <w:proofErr w:type="spellEnd"/>
-            <w:r>
-              <w:rPr>
-                <w:rFonts w:asciiTheme="minorHAnsi" w:hAnsiTheme="minorHAnsi" w:cs="Arial"/>
-                <w:b/>
-                <w:bCs/>
-              </w:rPr>
-              <w:t>}</w:t>
+              <w:t>{siteName}</w:t>
             </w:r>
           </w:p>
         </w:tc>
@@ -267,19 +249,100 @@
                 <w:bCs/>
                 <w:lang w:val="en-MY"/>
               </w:rPr>
-              <w:t>{</w:t>
-            </w:r>
-            <w:proofErr w:type="spellStart"/>
-            <w:r>
+              <w:t>{systemSize}</w:t>
+            </w:r>
+          </w:p>
+          <w:p>
+            <w:pPr>
+              <w:overflowPunct/>
+              <w:autoSpaceDE/>
+              <w:autoSpaceDN/>
+              <w:adjustRightInd/>
+              <w:jc w:val="center"/>
+              <w:textAlignment w:val="auto"/>
+              <w:rPr>
+                <w:rFonts w:asciiTheme="minorHAnsi" w:hAnsiTheme="minorHAnsi" w:cs="Arial"/>
+                <w:b/>
+                <w:bCs/>
+              </w:rPr>
+            </w:pPr>
+          </w:p>
+        </w:tc>
+      </w:tr>
+      <w:tr>
+        <w:tc>
+          <w:tcPr>
+            <w:tcW w:w="1470" w:type="dxa"/>
+            <w:shd w:val="clear" w:color="auto" w:fill="D9D9D9" w:themeFill="background1" w:themeFillShade="D9"/>
+            <w:vAlign w:val="center"/>
+          </w:tcPr>
+          <w:p>
+            <w:pPr>
+              <w:overflowPunct/>
+              <w:autoSpaceDE/>
+              <w:autoSpaceDN/>
+              <w:adjustRightInd/>
+              <w:jc w:val="center"/>
+              <w:textAlignment w:val="auto"/>
+              <w:rPr>
+                <w:rFonts w:asciiTheme="minorHAnsi" w:hAnsiTheme="minorHAnsi" w:cs="Arial"/>
+                <w:b/>
+                <w:bCs/>
+              </w:rPr>
+            </w:pPr>
+            <w:r>
+              <w:rPr>
+                <w:rFonts w:asciiTheme="minorHAnsi" w:hAnsiTheme="minorHAnsi" w:cs="Arial"/>
+                <w:b/>
+                <w:bCs/>
+              </w:rPr>
+              <w:t>Installation</w:t>
+            </w:r>
+          </w:p>
+          <w:p>
+            <w:pPr>
+              <w:overflowPunct/>
+              <w:autoSpaceDE/>
+              <w:autoSpaceDN/>
+              <w:adjustRightInd/>
+              <w:jc w:val="center"/>
+              <w:textAlignment w:val="auto"/>
+              <w:rPr>
+                <w:rFonts w:asciiTheme="minorHAnsi" w:hAnsiTheme="minorHAnsi" w:cs="Arial"/>
+                <w:b/>
+                <w:bCs/>
+              </w:rPr>
+            </w:pPr>
+            <w:r>
+              <w:rPr>
+                <w:rFonts w:asciiTheme="minorHAnsi" w:hAnsiTheme="minorHAnsi" w:cs="Arial"/>
+                <w:b/>
+                <w:bCs/>
+              </w:rPr>
+              <w:t>Start Date</w:t>
+            </w:r>
+          </w:p>
+        </w:tc>
+        <w:tc>
+          <w:tcPr>
+            <w:tcW w:w="2920" w:type="dxa"/>
+            <w:vAlign w:val="center"/>
+          </w:tcPr>
+          <w:p>
+            <w:pPr>
+              <w:overflowPunct/>
+              <w:autoSpaceDE/>
+              <w:autoSpaceDN/>
+              <w:adjustRightInd/>
+              <w:ind w:left="720"/>
+              <w:textAlignment w:val="auto"/>
               <w:rPr>
                 <w:rFonts w:asciiTheme="minorHAnsi" w:hAnsiTheme="minorHAnsi" w:cs="Arial"/>
                 <w:b/>
                 <w:bCs/>
                 <w:lang w:val="en-MY"/>
               </w:rPr>
-              <w:t>systemSize</w:t>
-            </w:r>
-            <w:proofErr w:type="spellEnd"/>
+            </w:pPr>
             <w:r>
               <w:rPr>
                 <w:rFonts w:asciiTheme="minorHAnsi" w:hAnsiTheme="minorHAnsi" w:cs="Arial"/>
@@ -287,7 +350,83 @@
                 <w:bCs/>
                 <w:lang w:val="en-MY"/>
               </w:rPr>
-              <w:t>}</w:t>
+              <w:t>{startDate}</w:t>
+            </w:r>
+          </w:p>
+          <w:p>
+            <w:pPr>
+              <w:overflowPunct/>
+              <w:autoSpaceDE/>
+              <w:autoSpaceDN/>
+              <w:adjustRightInd/>
+              <w:jc w:val="center"/>
+              <w:textAlignment w:val="auto"/>
+              <w:rPr>
+                <w:rFonts w:asciiTheme="minorHAnsi" w:hAnsiTheme="minorHAnsi" w:cs="Arial"/>
+                <w:b/>
+                <w:bCs/>
+              </w:rPr>
+            </w:pPr>
+          </w:p>
+        </w:tc>
+        <w:tc>
+          <w:tcPr>
+            <w:tcW w:w="1417" w:type="dxa"/>
+            <w:shd w:val="clear" w:color="auto" w:fill="D9D9D9" w:themeFill="background1" w:themeFillShade="D9"/>
+            <w:vAlign w:val="center"/>
+          </w:tcPr>
+          <w:p>
+            <w:pPr>
+              <w:overflowPunct/>
+              <w:autoSpaceDE/>
+              <w:autoSpaceDN/>
+              <w:adjustRightInd/>
+              <w:jc w:val="center"/>
+              <w:textAlignment w:val="auto"/>
+              <w:rPr>
+                <w:rFonts w:asciiTheme="minorHAnsi" w:hAnsiTheme="minorHAnsi" w:cs="Arial"/>
+                <w:b/>
+                <w:bCs/>
+              </w:rPr>
+            </w:pPr>
+            <w:r>
+              <w:rPr>
+                <w:rFonts w:asciiTheme="minorHAnsi" w:hAnsiTheme="minorHAnsi" w:cs="Arial"/>
+                <w:b/>
+                <w:bCs/>
+              </w:rPr>
+              <w:t>Installation End Date</w:t>
+            </w:r>
+          </w:p>
+        </w:tc>
+        <w:tc>
+          <w:tcPr>
+            <w:tcW w:w="3209" w:type="dxa"/>
+            <w:vAlign w:val="center"/>
+          </w:tcPr>
+          <w:p>
+            <w:pPr>
+              <w:overflowPunct/>
+              <w:autoSpaceDE/>
+              <w:autoSpaceDN/>
+              <w:adjustRightInd/>
+              <w:ind w:left="720"/>
+              <w:textAlignment w:val="auto"/>
+              <w:rPr>
+                <w:rFonts w:asciiTheme="minorHAnsi" w:hAnsiTheme="minorHAnsi" w:cs="Arial"/>
+                <w:b/>
+                <w:bCs/>
+                <w:lang w:val="en-MY"/>
+              </w:rPr>
+            </w:pPr>
+            <w:r>
+              <w:rPr>
+                <w:rFonts w:asciiTheme="minorHAnsi" w:hAnsiTheme="minorHAnsi" w:cs="Arial"/>
+                <w:b/>
+                <w:bCs/>
+                <w:lang w:val="en-MY"/>
+              </w:rPr>
+              <w:t>{endDate}</w:t>
             </w:r>
           </w:p>
           <w:p>
@@ -334,223 +473,6 @@
                 <w:b/>
                 <w:bCs/>
               </w:rPr>
-              <w:t>Installation</w:t>
-            </w:r>
-          </w:p>
-          <w:p>
-            <w:pPr>
-              <w:overflowPunct/>
-              <w:autoSpaceDE/>
-              <w:autoSpaceDN/>
-              <w:adjustRightInd/>
-              <w:jc w:val="center"/>
-              <w:textAlignment w:val="auto"/>
-              <w:rPr>
-                <w:rFonts w:asciiTheme="minorHAnsi" w:hAnsiTheme="minorHAnsi" w:cs="Arial"/>
-                <w:b/>
-                <w:bCs/>
-              </w:rPr>
-            </w:pPr>
-            <w:r>
-              <w:rPr>
-                <w:rFonts w:asciiTheme="minorHAnsi" w:hAnsiTheme="minorHAnsi" w:cs="Arial"/>
-                <w:b/>
-                <w:bCs/>
-              </w:rPr>
-              <w:t>Start Date</w:t>
-            </w:r>
-          </w:p>
-        </w:tc>
-        <w:tc>
-          <w:tcPr>
-            <w:tcW w:w="2920" w:type="dxa"/>
-            <w:vAlign w:val="center"/>
-          </w:tcPr>
-          <w:p>
-            <w:pPr>
-              <w:overflowPunct/>
-              <w:autoSpaceDE/>
-              <w:autoSpaceDN/>
-              <w:adjustRightInd/>
-              <w:ind w:left="720"/>
-              <w:textAlignment w:val="auto"/>
-              <w:rPr>
-                <w:rFonts w:asciiTheme="minorHAnsi" w:hAnsiTheme="minorHAnsi" w:cs="Arial"/>
-                <w:b/>
-                <w:bCs/>
-                <w:lang w:val="en-MY"/>
-              </w:rPr>
-            </w:pPr>
-            <w:r>
-              <w:rPr>
-                <w:rFonts w:asciiTheme="minorHAnsi" w:hAnsiTheme="minorHAnsi" w:cs="Arial"/>
-                <w:b/>
-                <w:bCs/>
-                <w:lang w:val="en-MY"/>
-              </w:rPr>
-              <w:t>{</w:t>
-            </w:r>
-            <w:proofErr w:type="spellStart"/>
-            <w:r>
-              <w:rPr>
-                <w:rFonts w:asciiTheme="minorHAnsi" w:hAnsiTheme="minorHAnsi" w:cs="Arial"/>
-                <w:b/>
-                <w:bCs/>
-                <w:lang w:val="en-MY"/>
-              </w:rPr>
-              <w:t>startDate</w:t>
-            </w:r>
-            <w:proofErr w:type="spellEnd"/>
-            <w:r>
-              <w:rPr>
-                <w:rFonts w:asciiTheme="minorHAnsi" w:hAnsiTheme="minorHAnsi" w:cs="Arial"/>
-                <w:b/>
-                <w:bCs/>
-                <w:lang w:val="en-MY"/>
-              </w:rPr>
-              <w:t>}</w:t>
-            </w:r>
-          </w:p>
-          <w:p>
-            <w:pPr>
-              <w:overflowPunct/>
-              <w:autoSpaceDE/>
-              <w:autoSpaceDN/>
-              <w:adjustRightInd/>
-              <w:jc w:val="center"/>
-              <w:textAlignment w:val="auto"/>
-              <w:rPr>
-                <w:rFonts w:asciiTheme="minorHAnsi" w:hAnsiTheme="minorHAnsi" w:cs="Arial"/>
-                <w:b/>
-                <w:bCs/>
-              </w:rPr>
-            </w:pPr>
-          </w:p>
-        </w:tc>
-        <w:tc>
-          <w:tcPr>
-            <w:tcW w:w="1417" w:type="dxa"/>
-            <w:shd w:val="clear" w:color="auto" w:fill="D9D9D9" w:themeFill="background1" w:themeFillShade="D9"/>
-            <w:vAlign w:val="center"/>
-          </w:tcPr>
-          <w:p>
-            <w:pPr>
-              <w:overflowPunct/>
-              <w:autoSpaceDE/>
-              <w:autoSpaceDN/>
-              <w:adjustRightInd/>
-              <w:jc w:val="center"/>
-              <w:textAlignment w:val="auto"/>
-              <w:rPr>
-                <w:rFonts w:asciiTheme="minorHAnsi" w:hAnsiTheme="minorHAnsi" w:cs="Arial"/>
-                <w:b/>
-                <w:bCs/>
-              </w:rPr>
-            </w:pPr>
-            <w:r>
-              <w:rPr>
-                <w:rFonts w:asciiTheme="minorHAnsi" w:hAnsiTheme="minorHAnsi" w:cs="Arial"/>
-                <w:b/>
-                <w:bCs/>
-              </w:rPr>
-              <w:t>Installation End Date</w:t>
-            </w:r>
-          </w:p>
-        </w:tc>
-        <w:tc>
-          <w:tcPr>
-            <w:tcW w:w="3209" w:type="dxa"/>
-            <w:vAlign w:val="center"/>
-          </w:tcPr>
-          <w:p>
-            <w:pPr>
-              <w:overflowPunct/>
-              <w:autoSpaceDE/>
-              <w:autoSpaceDN/>
-              <w:adjustRightInd/>
-              <w:ind w:left="720"/>
-              <w:textAlignment w:val="auto"/>
-              <w:rPr>
-                <w:rFonts w:asciiTheme="minorHAnsi" w:hAnsiTheme="minorHAnsi" w:cs="Arial"/>
-                <w:b/>
-                <w:bCs/>
-                <w:lang w:val="en-MY"/>
-              </w:rPr>
-            </w:pPr>
-            <w:r>
-              <w:rPr>
-                <w:rFonts w:asciiTheme="minorHAnsi" w:hAnsiTheme="minorHAnsi" w:cs="Arial"/>
-                <w:b/>
-                <w:bCs/>
-                <w:lang w:val="en-MY"/>
-              </w:rPr>
-              <w:t>{</w:t>
-            </w:r>
-            <w:proofErr w:type="spellStart"/>
-            <w:r>
-              <w:rPr>
-                <w:rFonts w:asciiTheme="minorHAnsi" w:hAnsiTheme="minorHAnsi" w:cs="Arial"/>
-                <w:b/>
-                <w:bCs/>
-                <w:lang w:val="en-MY"/>
-              </w:rPr>
-              <w:t>endDate</w:t>
-            </w:r>
-            <w:proofErr w:type="spellEnd"/>
-            <w:r>
-              <w:rPr>
-                <w:rFonts w:asciiTheme="minorHAnsi" w:hAnsiTheme="minorHAnsi" w:cs="Arial"/>
-                <w:b/>
-                <w:bCs/>
-                <w:lang w:val="en-MY"/>
-              </w:rPr>
-              <w:t>}</w:t>
-            </w:r>
-          </w:p>
-          <w:p>
-            <w:pPr>
-              <w:overflowPunct/>
-              <w:autoSpaceDE/>
-              <w:autoSpaceDN/>
-              <w:adjustRightInd/>
-              <w:jc w:val="center"/>
-              <w:textAlignment w:val="auto"/>
-              <w:rPr>
-                <w:rFonts w:asciiTheme="minorHAnsi" w:hAnsiTheme="minorHAnsi" w:cs="Arial"/>
-                <w:b/>
-                <w:bCs/>
-              </w:rPr>
-            </w:pPr>
-          </w:p>
-        </w:tc>
-      </w:tr>
-      <w:tr>
-        <w:tc>
-          <w:tcPr>
-            <w:tcW w:w="1470" w:type="dxa"/>
-            <w:shd w:val="clear" w:color="auto" w:fill="D9D9D9" w:themeFill="background1" w:themeFillShade="D9"/>
-            <w:vAlign w:val="center"/>
-          </w:tcPr>
-          <w:p>
-            <w:pPr>
-              <w:overflowPunct/>
-              <w:autoSpaceDE/>
-              <w:autoSpaceDN/>
-              <w:adjustRightInd/>
-              <w:jc w:val="center"/>
-              <w:textAlignment w:val="auto"/>
-              <w:rPr>
-                <w:rFonts w:asciiTheme="minorHAnsi" w:hAnsiTheme="minorHAnsi" w:cs="Arial"/>
-                <w:b/>
-                <w:bCs/>
-              </w:rPr>
-            </w:pPr>
-            <w:r>
-              <w:rPr>
-                <w:rFonts w:asciiTheme="minorHAnsi" w:hAnsiTheme="minorHAnsi" w:cs="Arial"/>
-                <w:b/>
-                <w:bCs/>
-              </w:rPr>
               <w:t>System Installer</w:t>
             </w:r>
           </w:p>
@@ -581,36 +503,8 @@
                 <w:b/>
                 <w:bCs/>
               </w:rPr>
-              <w:t xml:space="preserve">Ai Solar </w:t>
-            </w:r>
-            <w:proofErr w:type="spellStart"/>
-            <w:r>
-              <w:rPr>
-                <w:rFonts w:asciiTheme="minorHAnsi" w:hAnsiTheme="minorHAnsi" w:cs="Arial"/>
-                <w:b/>
-                <w:bCs/>
-              </w:rPr>
-              <w:t>Sdn</w:t>
-            </w:r>
-            <w:proofErr w:type="spellEnd"/>
-            <w:r>
-              <w:rPr>
-                <w:rFonts w:asciiTheme="minorHAnsi" w:hAnsiTheme="minorHAnsi" w:cs="Arial"/>
-                <w:b/>
-                <w:bCs/>
-              </w:rPr>
-              <w:t xml:space="preserve"> </w:t>
-            </w:r>
-            <w:proofErr w:type="spellStart"/>
-            <w:r>
-              <w:rPr>
-                <w:rFonts w:asciiTheme="minorHAnsi" w:hAnsiTheme="minorHAnsi" w:cs="Arial"/>
-                <w:b/>
-                <w:bCs/>
-              </w:rPr>
-              <w:t>Bhd</w:t>
-            </w:r>
-            <w:proofErr w:type="spellEnd"/>
+              <w:t>Ai Solar Sdn Bhd</w:t>
+            </w:r>
           </w:p>
         </w:tc>
       </w:tr>
@@ -673,27 +567,7 @@
                 <w:bCs/>
                 <w:lang w:val="en-MY"/>
               </w:rPr>
-              <w:t>{</w:t>
-            </w:r>
-            <w:proofErr w:type="spellStart"/>
-            <w:r>
-              <w:rPr>
-                <w:rFonts w:ascii="Calibri" w:hAnsi="Calibri" w:cs="Calibri"/>
-                <w:b/>
-                <w:bCs/>
-                <w:lang w:val="en-MY"/>
-              </w:rPr>
-              <w:t>picName</w:t>
-            </w:r>
-            <w:proofErr w:type="spellEnd"/>
-            <w:r>
-              <w:rPr>
-                <w:rFonts w:ascii="Calibri" w:hAnsi="Calibri" w:cs="Calibri"/>
-                <w:b/>
-                <w:bCs/>
-                <w:lang w:val="en-MY"/>
-              </w:rPr>
-              <w:t>}</w:t>
+              <w:t>{picName}</w:t>
             </w:r>
           </w:p>
         </w:tc>
@@ -1122,25 +996,7 @@
                 <w:sz w:val="18"/>
                 <w:szCs w:val="18"/>
               </w:rPr>
-              <w:t>{</w:t>
-            </w:r>
-            <w:proofErr w:type="spellStart"/>
-            <w:r>
-              <w:rPr>
-                <w:rFonts w:ascii="Arial" w:hAnsi="Arial" w:cs="Arial"/>
-                <w:sz w:val="18"/>
-                <w:szCs w:val="18"/>
-              </w:rPr>
-              <w:t>serialNumbers</w:t>
-            </w:r>
-            <w:proofErr w:type="spellEnd"/>
-            <w:r>
-              <w:rPr>
-                <w:rFonts w:ascii="Arial" w:hAnsi="Arial" w:cs="Arial"/>
-                <w:sz w:val="18"/>
-                <w:szCs w:val="18"/>
-              </w:rPr>
-              <w:t>}</w:t>
+              <w:t>{serialNumbers}</w:t>
             </w:r>
           </w:p>
         </w:tc>
@@ -1175,39 +1031,16 @@
                 <w:color w:val="000000" w:themeColor="text1"/>
                 <w:lang w:val="en-MY"/>
               </w:rPr>
-              <w:t>{</w:t>
-            </w:r>
-            <w:proofErr w:type="spellStart"/>
+              <w:t>{panelQty}</w:t>
+            </w:r>
             <w:r>
               <w:rPr>
                 <w:rFonts w:ascii="Arial" w:hAnsi="Arial" w:cs="Arial"/>
                 <w:color w:val="000000" w:themeColor="text1"/>
                 <w:lang w:val="en-MY"/>
               </w:rPr>
-              <w:t>panelQty</w:t>
-            </w:r>
-            <w:proofErr w:type="spellEnd"/>
-            <w:r>
-              <w:rPr>
-                <w:rFonts w:ascii="Arial" w:hAnsi="Arial" w:cs="Arial"/>
-                <w:color w:val="000000" w:themeColor="text1"/>
-                <w:lang w:val="en-MY"/>
-              </w:rPr>
-              <w:t>}</w:t>
-            </w:r>
-          </w:p>
-          <w:p>
-            <w:pPr>
-              <w:overflowPunct/>
-              <w:autoSpaceDE/>
-              <w:autoSpaceDN/>
-              <w:adjustRightInd/>
-              <w:textAlignment w:val="auto"/>
-              <w:rPr>
-                <w:rFonts w:ascii="Arial" w:hAnsi="Arial" w:cs="Arial"/>
-                <w:color w:val="000000" w:themeColor="text1"/>
-              </w:rPr>
-            </w:pPr>
+              <w:t xml:space="preserve"> </w:t>
+            </w:r>
             <w:r>
               <w:rPr>
                 <w:rFonts w:ascii="Arial" w:hAnsi="Arial" w:cs="Arial"/>
@@ -1333,23 +1166,7 @@
                 <w:rFonts w:ascii="Arial" w:hAnsi="Arial" w:cs="Arial"/>
                 <w:lang w:val="en-MY"/>
               </w:rPr>
-              <w:t>{</w:t>
-            </w:r>
-            <w:proofErr w:type="spellStart"/>
-            <w:r>
-              <w:rPr>
-                <w:rFonts w:ascii="Arial" w:hAnsi="Arial" w:cs="Arial"/>
-                <w:lang w:val="en-MY"/>
-              </w:rPr>
-              <w:t>inverterSn</w:t>
-            </w:r>
-            <w:proofErr w:type="spellEnd"/>
-            <w:r>
-              <w:rPr>
-                <w:rFonts w:ascii="Arial" w:hAnsi="Arial" w:cs="Arial"/>
-                <w:lang w:val="en-MY"/>
-              </w:rPr>
-              <w:t>}</w:t>
+              <w:t>{inverterSn}</w:t>
             </w:r>
           </w:p>
           <w:p>
@@ -1529,21 +1346,12 @@
                 <w:color w:val="156082" w:themeColor="accent1"/>
               </w:rPr>
             </w:pPr>
-            <w:proofErr w:type="spellStart"/>
             <w:r>
               <w:rPr>
                 <w:rFonts w:ascii="Arial" w:hAnsi="Arial" w:cs="Arial"/>
                 <w:lang w:val="en-MY"/>
               </w:rPr>
-              <w:t>Helukable</w:t>
-            </w:r>
-            <w:proofErr w:type="spellEnd"/>
-            <w:r>
-              <w:rPr>
-                <w:rFonts w:ascii="Arial" w:hAnsi="Arial" w:cs="Arial"/>
-                <w:lang w:val="en-MY"/>
-              </w:rPr>
-              <w:t xml:space="preserve"> 1500v 4sq.mm</w:t>
+              <w:t>Helukable 1500v 4sq.mm</w:t>
             </w:r>
           </w:p>
         </w:tc>
@@ -1973,21 +1781,12 @@
                 <w:lang w:val="en-MY"/>
               </w:rPr>
             </w:pPr>
-            <w:proofErr w:type="spellStart"/>
             <w:r>
               <w:rPr>
                 <w:rFonts w:asciiTheme="minorHAnsi" w:hAnsiTheme="minorHAnsi" w:cs="Arial"/>
                 <w:lang w:val="en-MY"/>
               </w:rPr>
-              <w:t>Wifi</w:t>
-            </w:r>
-            <w:proofErr w:type="spellEnd"/>
-            <w:r>
-              <w:rPr>
-                <w:rFonts w:asciiTheme="minorHAnsi" w:hAnsiTheme="minorHAnsi" w:cs="Arial"/>
-                <w:lang w:val="en-MY"/>
-              </w:rPr>
-              <w:t xml:space="preserve"> Dongle</w:t>
+              <w:t>Wifi Dongle</w:t>
             </w:r>
           </w:p>
         </w:tc>
@@ -2108,19 +1907,11 @@
                 <w:rFonts w:ascii="Arial MT"/>
               </w:rPr>
             </w:pPr>
-            <w:proofErr w:type="spellStart"/>
             <w:r>
               <w:rPr>
                 <w:rFonts w:ascii="Arial MT"/>
               </w:rPr>
-              <w:t>Acrel</w:t>
-            </w:r>
-            <w:proofErr w:type="spellEnd"/>
-            <w:r>
-              <w:rPr>
-                <w:rFonts w:ascii="Arial MT"/>
-              </w:rPr>
-              <w:t xml:space="preserve"> ADL 400</w:t>
+              <w:t>Acrel ADL 400</w:t>
             </w:r>
           </w:p>
         </w:tc>
@@ -2559,21 +2350,7 @@
         <w:rPr>
           <w:rFonts w:asciiTheme="minorHAnsi" w:hAnsiTheme="minorHAnsi" w:cs="Arial"/>
         </w:rPr>
-        <w:t>{%</w:t>
-      </w:r>
-      <w:proofErr w:type="spellStart"/>
-      <w:r>
-        <w:rPr>
-          <w:rFonts w:asciiTheme="minorHAnsi" w:hAnsiTheme="minorHAnsi" w:cs="Arial"/>
-        </w:rPr>
-        <w:t>img_sld</w:t>
-      </w:r>
-      <w:proofErr w:type="spellEnd"/>
-      <w:r>
-        <w:rPr>
-          <w:rFonts w:asciiTheme="minorHAnsi" w:hAnsiTheme="minorHAnsi" w:cs="Arial"/>
-        </w:rPr>
-        <w:t>}</w:t>
+        <w:t>{%img_sld}</w:t>
       </w:r>
     </w:p>
     <w:p>
@@ -2659,21 +2436,7 @@
         <w:rPr>
           <w:rFonts w:asciiTheme="minorHAnsi" w:hAnsiTheme="minorHAnsi" w:cs="Arial"/>
         </w:rPr>
-        <w:t>{%</w:t>
-      </w:r>
-      <w:proofErr w:type="spellStart"/>
-      <w:r>
-        <w:rPr>
-          <w:rFonts w:asciiTheme="minorHAnsi" w:hAnsiTheme="minorHAnsi" w:cs="Arial"/>
-        </w:rPr>
-        <w:t>img_pvlayout</w:t>
-      </w:r>
-      <w:proofErr w:type="spellEnd"/>
-      <w:r>
-        <w:rPr>
-          <w:rFonts w:asciiTheme="minorHAnsi" w:hAnsiTheme="minorHAnsi" w:cs="Arial"/>
-        </w:rPr>
-        <w:t>}</w:t>
+        <w:t>{%img_pvlayout}</w:t>
       </w:r>
     </w:p>
     <w:p>
@@ -3618,21 +3381,7 @@
               <w:rPr>
                 <w:rFonts w:asciiTheme="minorHAnsi" w:hAnsiTheme="minorHAnsi"/>
               </w:rPr>
-              <w:t>{%</w:t>
-            </w:r>
-            <w:proofErr w:type="spellStart"/>
-            <w:r>
-              <w:rPr>
-                <w:rFonts w:asciiTheme="minorHAnsi" w:hAnsiTheme="minorHAnsi"/>
-              </w:rPr>
-              <w:t>img_array</w:t>
-            </w:r>
-            <w:proofErr w:type="spellEnd"/>
-            <w:r>
-              <w:rPr>
-                <w:rFonts w:asciiTheme="minorHAnsi" w:hAnsiTheme="minorHAnsi"/>
-              </w:rPr>
-              <w:t>}</w:t>
+              <w:t>{%img_array}</w:t>
             </w:r>
           </w:p>
         </w:tc>
@@ -3972,21 +3721,19 @@
               <w:rPr>
                 <w:rFonts w:ascii="Maxis" w:hAnsi="Maxis"/>
               </w:rPr>
-              <w:t>{%</w:t>
-            </w:r>
-            <w:proofErr w:type="spellStart"/>
+              <w:t>{%img_</w:t>
+            </w:r>
             <w:r>
               <w:rPr>
                 <w:rFonts w:ascii="Maxis" w:hAnsi="Maxis"/>
               </w:rPr>
-              <w:t>img_route</w:t>
-            </w:r>
-            <w:proofErr w:type="spellEnd"/>
+              <w:t>dc_</w:t>
+            </w:r>
             <w:r>
               <w:rPr>
                 <w:rFonts w:ascii="Maxis" w:hAnsi="Maxis"/>
               </w:rPr>
-              <w:t>}</w:t>
+              <w:t>route}</w:t>
             </w:r>
           </w:p>
           <w:p>
@@ -4043,6 +3790,13 @@
                 <w:lang w:val="en-MY"/>
               </w:rPr>
             </w:pPr>
+            <w:r>
+              <w:rPr>
+                <w:rFonts w:ascii="Maxis" w:hAnsi="Maxis"/>
+                <w:szCs w:val="24"/>
+              </w:rPr>
+              <w:t>{%img_ac_route}</w:t>
+            </w:r>
           </w:p>
           <w:p>
             <w:pPr>
@@ -4247,21 +4001,7 @@
               <w:rPr>
                 <w:rFonts w:asciiTheme="minorHAnsi" w:hAnsiTheme="minorHAnsi"/>
               </w:rPr>
-              <w:t>{%</w:t>
-            </w:r>
-            <w:proofErr w:type="spellStart"/>
-            <w:r>
-              <w:rPr>
-                <w:rFonts w:asciiTheme="minorHAnsi" w:hAnsiTheme="minorHAnsi"/>
-              </w:rPr>
-              <w:t>img_inverter</w:t>
-            </w:r>
-            <w:proofErr w:type="spellEnd"/>
-            <w:r>
-              <w:rPr>
-                <w:rFonts w:asciiTheme="minorHAnsi" w:hAnsiTheme="minorHAnsi"/>
-              </w:rPr>
-              <w:t>}</w:t>
+              <w:t>{%img_inverter}</w:t>
             </w:r>
           </w:p>
           <w:p>
@@ -4389,21 +4129,7 @@
               <w:rPr>
                 <w:rFonts w:asciiTheme="minorHAnsi" w:hAnsiTheme="minorHAnsi"/>
               </w:rPr>
-              <w:t>{%</w:t>
-            </w:r>
-            <w:proofErr w:type="spellStart"/>
-            <w:r>
-              <w:rPr>
-                <w:rFonts w:asciiTheme="minorHAnsi" w:hAnsiTheme="minorHAnsi"/>
-              </w:rPr>
-              <w:t>img_combiner</w:t>
-            </w:r>
-            <w:proofErr w:type="spellEnd"/>
-            <w:r>
-              <w:rPr>
-                <w:rFonts w:asciiTheme="minorHAnsi" w:hAnsiTheme="minorHAnsi"/>
-              </w:rPr>
-              <w:t>}</w:t>
+              <w:t>{%img_combiner}</w:t>
             </w:r>
           </w:p>
           <w:p>
@@ -4558,21 +4284,7 @@
               <w:rPr>
                 <w:rFonts w:asciiTheme="minorHAnsi" w:hAnsiTheme="minorHAnsi"/>
               </w:rPr>
-              <w:t>{%</w:t>
-            </w:r>
-            <w:proofErr w:type="spellStart"/>
-            <w:r>
-              <w:rPr>
-                <w:rFonts w:asciiTheme="minorHAnsi" w:hAnsiTheme="minorHAnsi"/>
-              </w:rPr>
-              <w:t>img_interconnection</w:t>
-            </w:r>
-            <w:proofErr w:type="spellEnd"/>
-            <w:r>
-              <w:rPr>
-                <w:rFonts w:asciiTheme="minorHAnsi" w:hAnsiTheme="minorHAnsi"/>
-              </w:rPr>
-              <w:t>}</w:t>
+              <w:t>{%img_interconnection}</w:t>
             </w:r>
           </w:p>
         </w:tc>
@@ -4678,21 +4390,7 @@
               <w:rPr>
                 <w:rFonts w:asciiTheme="minorHAnsi" w:hAnsiTheme="minorHAnsi"/>
               </w:rPr>
-              <w:t>{%</w:t>
-            </w:r>
-            <w:proofErr w:type="spellStart"/>
-            <w:r>
-              <w:rPr>
-                <w:rFonts w:asciiTheme="minorHAnsi" w:hAnsiTheme="minorHAnsi"/>
-              </w:rPr>
-              <w:t>img_housekeeping</w:t>
-            </w:r>
-            <w:proofErr w:type="spellEnd"/>
-            <w:r>
-              <w:rPr>
-                <w:rFonts w:asciiTheme="minorHAnsi" w:hAnsiTheme="minorHAnsi"/>
-              </w:rPr>
-              <w:t>}</w:t>
+              <w:t>{%img_housekeeping}</w:t>
             </w:r>
           </w:p>
           <w:p>
@@ -9122,21 +8820,7 @@
               <w:rPr>
                 <w:rFonts w:asciiTheme="minorHAnsi" w:hAnsiTheme="minorHAnsi" w:cs="Arial"/>
               </w:rPr>
-              <w:t>1. Measured Open Circuit Voltage (</w:t>
-            </w:r>
-            <w:proofErr w:type="spellStart"/>
-            <w:r>
-              <w:rPr>
-                <w:rFonts w:asciiTheme="minorHAnsi" w:hAnsiTheme="minorHAnsi" w:cs="Arial"/>
-              </w:rPr>
-              <w:t>Voc_mea</w:t>
-            </w:r>
-            <w:proofErr w:type="spellEnd"/>
-            <w:r>
-              <w:rPr>
-                <w:rFonts w:asciiTheme="minorHAnsi" w:hAnsiTheme="minorHAnsi" w:cs="Arial"/>
-              </w:rPr>
-              <w:t>) of each</w:t>
+              <w:t>1. Measured Open Circuit Voltage (Voc_mea) of each</w:t>
             </w:r>
           </w:p>
           <w:p>
@@ -9172,21 +8856,7 @@
               <w:rPr>
                 <w:rFonts w:asciiTheme="minorHAnsi" w:hAnsiTheme="minorHAnsi" w:cs="Arial"/>
               </w:rPr>
-              <w:t>2. Expected Open Circuit Voltage (</w:t>
-            </w:r>
-            <w:proofErr w:type="spellStart"/>
-            <w:r>
-              <w:rPr>
-                <w:rFonts w:asciiTheme="minorHAnsi" w:hAnsiTheme="minorHAnsi" w:cs="Arial"/>
-              </w:rPr>
-              <w:t>Voc_exp</w:t>
-            </w:r>
-            <w:proofErr w:type="spellEnd"/>
-            <w:r>
-              <w:rPr>
-                <w:rFonts w:asciiTheme="minorHAnsi" w:hAnsiTheme="minorHAnsi" w:cs="Arial"/>
-              </w:rPr>
-              <w:t>) of each string.</w:t>
+              <w:t>2. Expected Open Circuit Voltage (Voc_exp) of each string.</w:t>
             </w:r>
           </w:p>
           <w:p>
@@ -9656,7 +9326,6 @@
               </w:rPr>
               <w:t>Measured module temp (</w:t>
             </w:r>
-            <w:proofErr w:type="spellStart"/>
             <w:r>
               <w:rPr>
                 <w:rFonts w:asciiTheme="minorHAnsi" w:hAnsiTheme="minorHAnsi" w:cs="Arial"/>
@@ -9672,16 +9341,7 @@
                 <w:b/>
                 <w:bCs/>
               </w:rPr>
-              <w:t>C</w:t>
-            </w:r>
-            <w:proofErr w:type="spellEnd"/>
-            <w:r>
-              <w:rPr>
-                <w:rFonts w:asciiTheme="minorHAnsi" w:hAnsiTheme="minorHAnsi" w:cs="Arial"/>
-                <w:b/>
-                <w:bCs/>
-              </w:rPr>
-              <w:t xml:space="preserve">) </w:t>
+              <w:t xml:space="preserve">C) </w:t>
             </w:r>
           </w:p>
         </w:tc>
@@ -9866,15 +9526,6 @@
                 <w:lang w:val="en-MY"/>
               </w:rPr>
             </w:pPr>
-            <w:r>
-              <w:rPr>
-                <w:rFonts w:ascii="Calibri" w:hAnsi="Calibri" w:cs="Calibri"/>
-                <w:color w:val="000000"/>
-                <w:sz w:val="22"/>
-                <w:szCs w:val="22"/>
-              </w:rPr>
-              <w:t>446.4</w:t>
-            </w:r>
           </w:p>
         </w:tc>
         <w:tc>
@@ -9903,8 +9554,9 @@
                 <w:color w:val="000000"/>
                 <w:sz w:val="22"/>
                 <w:szCs w:val="22"/>
-              </w:rPr>
-              <w:t>433</w:t>
+                <w:lang w:val="en-MY"/>
+              </w:rPr>
+              <w:t>{dc_str1}</w:t>
             </w:r>
           </w:p>
         </w:tc>
@@ -9928,15 +9580,6 @@
                 <w:lang w:val="en-MY"/>
               </w:rPr>
             </w:pPr>
-            <w:r>
-              <w:rPr>
-                <w:rFonts w:ascii="Calibri" w:hAnsi="Calibri" w:cs="Calibri"/>
-                <w:color w:val="000000"/>
-                <w:sz w:val="22"/>
-                <w:szCs w:val="22"/>
-              </w:rPr>
-              <w:t>409</w:t>
-            </w:r>
           </w:p>
         </w:tc>
         <w:tc>
@@ -9959,15 +9602,6 @@
                 <w:lang w:val="en-MY"/>
               </w:rPr>
             </w:pPr>
-            <w:r>
-              <w:rPr>
-                <w:rFonts w:ascii="Calibri" w:hAnsi="Calibri" w:cs="Calibri"/>
-                <w:color w:val="000000"/>
-                <w:sz w:val="22"/>
-                <w:szCs w:val="22"/>
-              </w:rPr>
-              <w:t>60</w:t>
-            </w:r>
           </w:p>
         </w:tc>
         <w:tc>
@@ -9990,15 +9624,6 @@
                 <w:lang w:val="en-MY"/>
               </w:rPr>
             </w:pPr>
-            <w:r>
-              <w:rPr>
-                <w:rFonts w:ascii="Calibri" w:hAnsi="Calibri" w:cs="Calibri"/>
-                <w:color w:val="000000"/>
-                <w:sz w:val="22"/>
-                <w:szCs w:val="22"/>
-              </w:rPr>
-              <w:t>725</w:t>
-            </w:r>
           </w:p>
         </w:tc>
         <w:tc>
@@ -10018,21 +9643,6 @@
                 <w:rFonts w:asciiTheme="minorHAnsi" w:hAnsiTheme="minorHAnsi" w:cs="Arial"/>
               </w:rPr>
             </w:pPr>
-            <w:r>
-              <w:rPr>
-                <w:rFonts w:ascii="Calibri" w:hAnsi="Calibri" w:cs="Calibri"/>
-                <w:color w:val="000000"/>
-                <w:sz w:val="22"/>
-                <w:szCs w:val="22"/>
-              </w:rPr>
-              <w:t>-</w:t>
-            </w:r>
-            <w:r>
-              <w:rPr>
-                <w:color w:val="000000"/>
-              </w:rPr>
-              <w:t>4</w:t>
-            </w:r>
           </w:p>
         </w:tc>
         <w:tc>
@@ -10102,15 +9712,6 @@
                 <w:lang w:val="en-MY"/>
               </w:rPr>
             </w:pPr>
-            <w:r>
-              <w:rPr>
-                <w:rFonts w:ascii="Calibri" w:hAnsi="Calibri" w:cs="Calibri"/>
-                <w:color w:val="000000"/>
-                <w:sz w:val="22"/>
-                <w:szCs w:val="22"/>
-              </w:rPr>
-              <w:t>347.2</w:t>
-            </w:r>
           </w:p>
         </w:tc>
         <w:tc>
@@ -10139,23 +9740,11 @@
                 <w:color w:val="000000"/>
                 <w:sz w:val="22"/>
                 <w:szCs w:val="22"/>
-              </w:rPr>
-              <w:t>430</w:t>
-            </w:r>
-          </w:p>
-        </w:tc>
-        <w:tc>
-          <w:tcPr>
-            <w:tcW w:w="1169" w:type="dxa"/>
-            <w:vAlign w:val="bottom"/>
-          </w:tcPr>
-          <w:p>
-            <w:pPr>
-              <w:overflowPunct/>
-              <w:autoSpaceDE/>
-              <w:autoSpaceDN/>
-              <w:adjustRightInd/>
-              <w:textAlignment w:val="auto"/>
+                <w:lang w:val="en-MY"/>
+              </w:rPr>
+              <w:t>{dc_str</w:t>
+            </w:r>
+            <w:r>
               <w:rPr>
                 <w:rFonts w:ascii="Calibri" w:hAnsi="Calibri" w:cs="Calibri"/>
                 <w:color w:val="000000"/>
@@ -10163,30 +9752,9 @@
                 <w:szCs w:val="22"/>
                 <w:lang w:val="en-MY"/>
               </w:rPr>
-            </w:pPr>
-            <w:r>
-              <w:rPr>
-                <w:rFonts w:ascii="Calibri" w:hAnsi="Calibri" w:cs="Calibri"/>
-                <w:color w:val="000000"/>
-                <w:sz w:val="22"/>
-                <w:szCs w:val="22"/>
-              </w:rPr>
-              <w:t>318</w:t>
-            </w:r>
-          </w:p>
-        </w:tc>
-        <w:tc>
-          <w:tcPr>
-            <w:tcW w:w="1169" w:type="dxa"/>
-            <w:vAlign w:val="bottom"/>
-          </w:tcPr>
-          <w:p>
-            <w:pPr>
-              <w:overflowPunct/>
-              <w:autoSpaceDE/>
-              <w:autoSpaceDN/>
-              <w:adjustRightInd/>
-              <w:textAlignment w:val="auto"/>
+              <w:t>2</w:t>
+            </w:r>
+            <w:r>
               <w:rPr>
                 <w:rFonts w:ascii="Calibri" w:hAnsi="Calibri" w:cs="Calibri"/>
                 <w:color w:val="000000"/>
@@ -10194,15 +9762,7 @@
                 <w:szCs w:val="22"/>
                 <w:lang w:val="en-MY"/>
               </w:rPr>
-            </w:pPr>
-            <w:r>
-              <w:rPr>
-                <w:rFonts w:ascii="Calibri" w:hAnsi="Calibri" w:cs="Calibri"/>
-                <w:color w:val="000000"/>
-                <w:sz w:val="22"/>
-                <w:szCs w:val="22"/>
-              </w:rPr>
-              <w:t>60</w:t>
+              <w:t>}</w:t>
             </w:r>
           </w:p>
         </w:tc>
@@ -10226,21 +9786,33 @@
                 <w:lang w:val="en-MY"/>
               </w:rPr>
             </w:pPr>
-            <w:r>
+          </w:p>
+        </w:tc>
+        <w:tc>
+          <w:tcPr>
+            <w:tcW w:w="1169" w:type="dxa"/>
+            <w:vAlign w:val="bottom"/>
+          </w:tcPr>
+          <w:p>
+            <w:pPr>
+              <w:overflowPunct/>
+              <w:autoSpaceDE/>
+              <w:autoSpaceDN/>
+              <w:adjustRightInd/>
+              <w:textAlignment w:val="auto"/>
               <w:rPr>
                 <w:rFonts w:ascii="Calibri" w:hAnsi="Calibri" w:cs="Calibri"/>
                 <w:color w:val="000000"/>
                 <w:sz w:val="22"/>
                 <w:szCs w:val="22"/>
-              </w:rPr>
-              <w:t>725</w:t>
-            </w:r>
+                <w:lang w:val="en-MY"/>
+              </w:rPr>
+            </w:pPr>
           </w:p>
         </w:tc>
         <w:tc>
           <w:tcPr>
             <w:tcW w:w="1169" w:type="dxa"/>
-            <w:gridSpan w:val="2"/>
             <w:vAlign w:val="bottom"/>
           </w:tcPr>
           <w:p>
@@ -10255,26 +9827,31 @@
                 <w:color w:val="000000"/>
                 <w:sz w:val="22"/>
                 <w:szCs w:val="22"/>
-              </w:rPr>
-            </w:pPr>
-            <w:r>
+                <w:lang w:val="en-MY"/>
+              </w:rPr>
+            </w:pPr>
+          </w:p>
+        </w:tc>
+        <w:tc>
+          <w:tcPr>
+            <w:tcW w:w="1169" w:type="dxa"/>
+            <w:gridSpan w:val="2"/>
+            <w:vAlign w:val="bottom"/>
+          </w:tcPr>
+          <w:p>
+            <w:pPr>
+              <w:overflowPunct/>
+              <w:autoSpaceDE/>
+              <w:autoSpaceDN/>
+              <w:adjustRightInd/>
+              <w:textAlignment w:val="auto"/>
               <w:rPr>
                 <w:rFonts w:ascii="Calibri" w:hAnsi="Calibri" w:cs="Calibri"/>
                 <w:color w:val="000000"/>
                 <w:sz w:val="22"/>
                 <w:szCs w:val="22"/>
               </w:rPr>
-              <w:t>-</w:t>
-            </w:r>
-            <w:r>
-              <w:rPr>
-                <w:rFonts w:ascii="Calibri" w:hAnsi="Calibri" w:cs="Calibri"/>
-                <w:color w:val="000000"/>
-                <w:sz w:val="22"/>
-                <w:szCs w:val="22"/>
-              </w:rPr>
-              <w:t>4</w:t>
-            </w:r>
+            </w:pPr>
           </w:p>
         </w:tc>
         <w:tc>
@@ -10819,7 +10396,7 @@
                 <w:bCs/>
                 <w:lang w:val="en-MY"/>
               </w:rPr>
-              <w:t xml:space="preserve">           </w:t>
+              <w:t xml:space="preserve"> {%image_dc_str1}          </w:t>
             </w:r>
             <w:r>
               <w:rPr>
@@ -10827,7 +10404,34 @@
                 <w:b/>
                 <w:bCs/>
               </w:rPr>
-              <w:t xml:space="preserve">String 1: </w:t>
+              <w:t xml:space="preserve">String 2: </w:t>
+            </w:r>
+            <w:r>
+              <w:rPr>
+                <w:rFonts w:ascii="Arial" w:hAnsi="Arial" w:cs="Arial"/>
+                <w:b/>
+                <w:bCs/>
+                <w:lang w:val="en-MY"/>
+              </w:rPr>
+              <w:t>{%image_dc_str</w:t>
+            </w:r>
+            <w:r>
+              <w:rPr>
+                <w:rFonts w:ascii="Arial" w:hAnsi="Arial" w:cs="Arial"/>
+                <w:b/>
+                <w:bCs/>
+                <w:lang w:val="en-MY"/>
+              </w:rPr>
+              <w:t>2}</w:t>
+            </w:r>
+            <w:r>
+              <w:rPr>
+                <w:rFonts w:ascii="Arial" w:hAnsi="Arial" w:cs="Arial"/>
+                <w:b/>
+                <w:bCs/>
+                <w:lang w:val="en-MY"/>
+              </w:rPr>
+              <w:t xml:space="preserve">          </w:t>
             </w:r>
           </w:p>
           <w:p>
@@ -11427,25 +11031,25 @@
                 <w:szCs w:val="22"/>
                 <w:lang w:val="en-US"/>
               </w:rPr>
-              <w:t>1. Measured short circuit current (</w:t>
-            </w:r>
-            <w:proofErr w:type="spellStart"/>
-            <w:r>
+              <w:t xml:space="preserve">1. Measured short circuit current (Isc_mea) of each string </w:t>
+            </w:r>
+          </w:p>
+          <w:p>
+            <w:pPr>
+              <w:pStyle w:val="Default"/>
               <w:rPr>
                 <w:sz w:val="22"/>
                 <w:szCs w:val="22"/>
                 <w:lang w:val="en-US"/>
               </w:rPr>
-              <w:t>Isc_mea</w:t>
-            </w:r>
-            <w:proofErr w:type="spellEnd"/>
+            </w:pPr>
             <w:r>
               <w:rPr>
                 <w:sz w:val="22"/>
                 <w:szCs w:val="22"/>
                 <w:lang w:val="en-US"/>
               </w:rPr>
-              <w:t xml:space="preserve">) of each string </w:t>
+              <w:t xml:space="preserve">2. Expected short circuit current (Isc_exp) of each string </w:t>
             </w:r>
           </w:p>
           <w:p>
@@ -11463,61 +11067,7 @@
                 <w:szCs w:val="22"/>
                 <w:lang w:val="en-US"/>
               </w:rPr>
-              <w:t>2. Expected short circuit current (</w:t>
-            </w:r>
-            <w:proofErr w:type="spellStart"/>
-            <w:r>
-              <w:rPr>
-                <w:sz w:val="22"/>
-                <w:szCs w:val="22"/>
-                <w:lang w:val="en-US"/>
-              </w:rPr>
-              <w:t>Isc_exp</w:t>
-            </w:r>
-            <w:proofErr w:type="spellEnd"/>
-            <w:r>
-              <w:rPr>
-                <w:sz w:val="22"/>
-                <w:szCs w:val="22"/>
-                <w:lang w:val="en-US"/>
-              </w:rPr>
-              <w:t xml:space="preserve">) of each string </w:t>
-            </w:r>
-          </w:p>
-          <w:p>
-            <w:pPr>
-              <w:pStyle w:val="Default"/>
-              <w:rPr>
-                <w:sz w:val="22"/>
-                <w:szCs w:val="22"/>
-                <w:lang w:val="en-US"/>
-              </w:rPr>
-            </w:pPr>
-            <w:r>
-              <w:rPr>
-                <w:sz w:val="22"/>
-                <w:szCs w:val="22"/>
-                <w:lang w:val="en-US"/>
-              </w:rPr>
-              <w:t xml:space="preserve">3. % Difference between measured and expected </w:t>
-            </w:r>
-            <w:proofErr w:type="spellStart"/>
-            <w:r>
-              <w:rPr>
-                <w:sz w:val="22"/>
-                <w:szCs w:val="22"/>
-                <w:lang w:val="en-US"/>
-              </w:rPr>
-              <w:t>Isc</w:t>
-            </w:r>
-            <w:proofErr w:type="spellEnd"/>
-            <w:r>
-              <w:rPr>
-                <w:sz w:val="22"/>
-                <w:szCs w:val="22"/>
-                <w:lang w:val="en-US"/>
-              </w:rPr>
-              <w:t xml:space="preserve">. </w:t>
+              <w:t xml:space="preserve">3. % Difference between measured and expected Isc. </w:t>
             </w:r>
           </w:p>
           <w:p>
@@ -11561,79 +11111,7 @@
                 <w:szCs w:val="22"/>
                 <w:lang w:val="en-US"/>
               </w:rPr>
-              <w:t xml:space="preserve">% difference of </w:t>
-            </w:r>
-            <w:proofErr w:type="spellStart"/>
-            <w:r>
-              <w:rPr>
-                <w:sz w:val="22"/>
-                <w:szCs w:val="22"/>
-                <w:lang w:val="en-US"/>
-              </w:rPr>
-              <w:t>Isc</w:t>
-            </w:r>
-            <w:proofErr w:type="spellEnd"/>
-            <w:r>
-              <w:rPr>
-                <w:sz w:val="22"/>
-                <w:szCs w:val="22"/>
-                <w:lang w:val="en-US"/>
-              </w:rPr>
-              <w:t xml:space="preserve"> (between measured </w:t>
-            </w:r>
-            <w:proofErr w:type="spellStart"/>
-            <w:r>
-              <w:rPr>
-                <w:sz w:val="22"/>
-                <w:szCs w:val="22"/>
-                <w:lang w:val="en-US"/>
-              </w:rPr>
-              <w:t>Isc_mea</w:t>
-            </w:r>
-            <w:proofErr w:type="spellEnd"/>
-            <w:r>
-              <w:rPr>
-                <w:sz w:val="22"/>
-                <w:szCs w:val="22"/>
-                <w:lang w:val="en-US"/>
-              </w:rPr>
-              <w:t xml:space="preserve"> and expected </w:t>
-            </w:r>
-            <w:proofErr w:type="spellStart"/>
-            <w:r>
-              <w:rPr>
-                <w:sz w:val="22"/>
-                <w:szCs w:val="22"/>
-                <w:lang w:val="en-US"/>
-              </w:rPr>
-              <w:t>Isc_exp</w:t>
-            </w:r>
-            <w:proofErr w:type="spellEnd"/>
-            <w:r>
-              <w:rPr>
-                <w:sz w:val="22"/>
-                <w:szCs w:val="22"/>
-                <w:lang w:val="en-US"/>
-              </w:rPr>
-              <w:t xml:space="preserve">) with respect to </w:t>
-            </w:r>
-            <w:proofErr w:type="spellStart"/>
-            <w:r>
-              <w:rPr>
-                <w:sz w:val="22"/>
-                <w:szCs w:val="22"/>
-                <w:lang w:val="en-US"/>
-              </w:rPr>
-              <w:t>Isc_exp</w:t>
-            </w:r>
-            <w:proofErr w:type="spellEnd"/>
-            <w:r>
-              <w:rPr>
-                <w:sz w:val="22"/>
-                <w:szCs w:val="22"/>
-                <w:lang w:val="en-US"/>
-              </w:rPr>
-              <w:t xml:space="preserve"> is within </w:t>
+              <w:t xml:space="preserve">% difference of Isc (between measured Isc_mea and expected Isc_exp) with respect to Isc_exp is within </w:t>
             </w:r>
             <w:r>
               <w:rPr>
@@ -11965,7 +11443,6 @@
               </w:rPr>
               <w:t>Measured module temp (</w:t>
             </w:r>
-            <w:proofErr w:type="spellStart"/>
             <w:r>
               <w:rPr>
                 <w:rFonts w:asciiTheme="minorHAnsi" w:hAnsiTheme="minorHAnsi" w:cs="Arial"/>
@@ -11977,14 +11454,7 @@
               <w:rPr>
                 <w:rFonts w:asciiTheme="minorHAnsi" w:hAnsiTheme="minorHAnsi" w:cs="Arial"/>
               </w:rPr>
-              <w:t>C</w:t>
-            </w:r>
-            <w:proofErr w:type="spellEnd"/>
-            <w:r>
-              <w:rPr>
-                <w:rFonts w:asciiTheme="minorHAnsi" w:hAnsiTheme="minorHAnsi" w:cs="Arial"/>
-              </w:rPr>
-              <w:t>)</w:t>
+              <w:t>C)</w:t>
             </w:r>
           </w:p>
         </w:tc>
@@ -12009,25 +11479,7 @@
                 <w:szCs w:val="20"/>
                 <w:lang w:val="en-US"/>
               </w:rPr>
-              <w:t xml:space="preserve">Measured </w:t>
-            </w:r>
-            <w:proofErr w:type="spellStart"/>
-            <w:r>
-              <w:rPr>
-                <w:sz w:val="20"/>
-                <w:szCs w:val="20"/>
-                <w:lang w:val="en-US"/>
-              </w:rPr>
-              <w:t>Isc</w:t>
-            </w:r>
-            <w:proofErr w:type="spellEnd"/>
-            <w:r>
-              <w:rPr>
-                <w:sz w:val="20"/>
-                <w:szCs w:val="20"/>
-                <w:lang w:val="en-US"/>
-              </w:rPr>
-              <w:t xml:space="preserve"> of string</w:t>
+              <w:t>Measured Isc of string</w:t>
             </w:r>
           </w:p>
           <w:p>
@@ -12069,21 +11521,7 @@
               <w:rPr>
                 <w:rFonts w:asciiTheme="minorHAnsi" w:hAnsiTheme="minorHAnsi" w:cs="Arial"/>
               </w:rPr>
-              <w:t xml:space="preserve">Expected </w:t>
-            </w:r>
-            <w:proofErr w:type="spellStart"/>
-            <w:r>
-              <w:rPr>
-                <w:rFonts w:asciiTheme="minorHAnsi" w:hAnsiTheme="minorHAnsi" w:cs="Arial"/>
-              </w:rPr>
-              <w:t>Isc</w:t>
-            </w:r>
-            <w:proofErr w:type="spellEnd"/>
-            <w:r>
-              <w:rPr>
-                <w:rFonts w:asciiTheme="minorHAnsi" w:hAnsiTheme="minorHAnsi" w:cs="Arial"/>
-              </w:rPr>
-              <w:t xml:space="preserve"> of String (A)</w:t>
+              <w:t>Expected Isc of String (A)</w:t>
             </w:r>
           </w:p>
         </w:tc>
@@ -12108,16 +11546,8 @@
               <w:rPr>
                 <w:rFonts w:asciiTheme="minorHAnsi" w:hAnsiTheme="minorHAnsi" w:cs="Arial"/>
               </w:rPr>
-              <w:t xml:space="preserve">% difference of </w:t>
-            </w:r>
-            <w:proofErr w:type="spellStart"/>
-            <w:r>
-              <w:rPr>
-                <w:rFonts w:asciiTheme="minorHAnsi" w:hAnsiTheme="minorHAnsi" w:cs="Arial"/>
-              </w:rPr>
-              <w:t>Isc</w:t>
-            </w:r>
-            <w:proofErr w:type="spellEnd"/>
+              <w:t>% difference of Isc</w:t>
+            </w:r>
           </w:p>
         </w:tc>
         <w:tc>
@@ -12182,13 +11612,6 @@
                 <w:szCs w:val="20"/>
               </w:rPr>
             </w:pPr>
-            <w:r>
-              <w:rPr>
-                <w:sz w:val="20"/>
-                <w:szCs w:val="20"/>
-              </w:rPr>
-              <w:t>725</w:t>
-            </w:r>
           </w:p>
         </w:tc>
         <w:tc>
@@ -12204,12 +11627,6 @@
                 <w:szCs w:val="22"/>
               </w:rPr>
             </w:pPr>
-            <w:r>
-              <w:rPr>
-                <w:sz w:val="20"/>
-              </w:rPr>
-              <w:t>60</w:t>
-            </w:r>
           </w:p>
         </w:tc>
         <w:tc>
@@ -12225,12 +11642,6 @@
                 <w:szCs w:val="22"/>
               </w:rPr>
             </w:pPr>
-            <w:r>
-              <w:rPr>
-                <w:sz w:val="20"/>
-              </w:rPr>
-              <w:t>11.5</w:t>
-            </w:r>
           </w:p>
         </w:tc>
         <w:tc>
@@ -12246,12 +11657,6 @@
                 <w:rFonts w:asciiTheme="minorHAnsi" w:hAnsiTheme="minorHAnsi" w:cs="Arial"/>
               </w:rPr>
             </w:pPr>
-            <w:r>
-              <w:rPr>
-                <w:sz w:val="20"/>
-              </w:rPr>
-              <w:t>11.7</w:t>
-            </w:r>
           </w:p>
         </w:tc>
         <w:tc>
@@ -12270,12 +11675,6 @@
                 <w:rFonts w:asciiTheme="minorHAnsi" w:hAnsiTheme="minorHAnsi" w:cs="Arial"/>
               </w:rPr>
             </w:pPr>
-            <w:r>
-              <w:t>-</w:t>
-            </w:r>
-            <w:r>
-              <w:t>2</w:t>
-            </w:r>
           </w:p>
         </w:tc>
         <w:tc>
@@ -12339,13 +11738,6 @@
                 <w:szCs w:val="20"/>
               </w:rPr>
             </w:pPr>
-            <w:r>
-              <w:rPr>
-                <w:sz w:val="20"/>
-                <w:szCs w:val="20"/>
-              </w:rPr>
-              <w:t>725</w:t>
-            </w:r>
           </w:p>
         </w:tc>
         <w:tc>
@@ -12360,12 +11752,6 @@
                 <w:sz w:val="20"/>
               </w:rPr>
             </w:pPr>
-            <w:r>
-              <w:rPr>
-                <w:sz w:val="20"/>
-              </w:rPr>
-              <w:t>60</w:t>
-            </w:r>
           </w:p>
         </w:tc>
         <w:tc>
@@ -12380,12 +11766,6 @@
                 <w:sz w:val="20"/>
               </w:rPr>
             </w:pPr>
-            <w:r>
-              <w:rPr>
-                <w:sz w:val="20"/>
-              </w:rPr>
-              <w:t>11.5</w:t>
-            </w:r>
           </w:p>
         </w:tc>
         <w:tc>
@@ -12401,12 +11781,6 @@
                 <w:sz w:val="20"/>
               </w:rPr>
             </w:pPr>
-            <w:r>
-              <w:rPr>
-                <w:sz w:val="20"/>
-              </w:rPr>
-              <w:t>11.7</w:t>
-            </w:r>
           </w:p>
         </w:tc>
         <w:tc>
@@ -12422,12 +11796,6 @@
               <w:adjustRightInd/>
               <w:textAlignment w:val="auto"/>
             </w:pPr>
-            <w:r>
-              <w:t>-</w:t>
-            </w:r>
-            <w:r>
-              <w:t>2</w:t>
-            </w:r>
           </w:p>
         </w:tc>
         <w:tc>
@@ -15791,15 +15159,15 @@
         <w:tblLook w:val="04A0" w:firstRow="1" w:lastRow="0" w:firstColumn="1" w:lastColumn="0" w:noHBand="0" w:noVBand="1"/>
       </w:tblPr>
       <w:tblGrid>
-        <w:gridCol w:w="526"/>
-        <w:gridCol w:w="2368"/>
-        <w:gridCol w:w="463"/>
+        <w:gridCol w:w="527"/>
+        <w:gridCol w:w="2316"/>
+        <w:gridCol w:w="458"/>
         <w:gridCol w:w="14"/>
-        <w:gridCol w:w="1815"/>
-        <w:gridCol w:w="963"/>
-        <w:gridCol w:w="963"/>
-        <w:gridCol w:w="963"/>
-        <w:gridCol w:w="1276"/>
+        <w:gridCol w:w="1773"/>
+        <w:gridCol w:w="1089"/>
+        <w:gridCol w:w="957"/>
+        <w:gridCol w:w="955"/>
+        <w:gridCol w:w="1262"/>
       </w:tblGrid>
       <w:tr>
         <w:tc>
@@ -15836,7 +15204,7 @@
       <w:tr>
         <w:tc>
           <w:tcPr>
-            <w:tcW w:w="3371" w:type="dxa"/>
+            <w:tcW w:w="3315" w:type="dxa"/>
             <w:gridSpan w:val="4"/>
           </w:tcPr>
           <w:p>
@@ -15864,7 +15232,7 @@
         </w:tc>
         <w:tc>
           <w:tcPr>
-            <w:tcW w:w="5980" w:type="dxa"/>
+            <w:tcW w:w="6036" w:type="dxa"/>
             <w:gridSpan w:val="5"/>
           </w:tcPr>
           <w:p>
@@ -15921,7 +15289,7 @@
       <w:tr>
         <w:tc>
           <w:tcPr>
-            <w:tcW w:w="3357" w:type="dxa"/>
+            <w:tcW w:w="3301" w:type="dxa"/>
             <w:gridSpan w:val="3"/>
           </w:tcPr>
           <w:p>
@@ -16071,7 +15439,7 @@
         </w:tc>
         <w:tc>
           <w:tcPr>
-            <w:tcW w:w="5994" w:type="dxa"/>
+            <w:tcW w:w="6050" w:type="dxa"/>
             <w:gridSpan w:val="6"/>
           </w:tcPr>
           <w:p>
@@ -16089,21 +15457,7 @@
               <w:rPr>
                 <w:rFonts w:asciiTheme="minorHAnsi" w:hAnsiTheme="minorHAnsi" w:cs="Arial"/>
               </w:rPr>
-              <w:t xml:space="preserve">Please </w:t>
-            </w:r>
-            <w:proofErr w:type="gramStart"/>
-            <w:r>
-              <w:rPr>
-                <w:rFonts w:asciiTheme="minorHAnsi" w:hAnsiTheme="minorHAnsi" w:cs="Arial"/>
-              </w:rPr>
-              <w:t>tick  in</w:t>
-            </w:r>
-            <w:proofErr w:type="gramEnd"/>
-            <w:r>
-              <w:rPr>
-                <w:rFonts w:asciiTheme="minorHAnsi" w:hAnsiTheme="minorHAnsi" w:cs="Arial"/>
-              </w:rPr>
-              <w:t xml:space="preserve"> the appropriate box</w:t>
+              <w:t>Please tick  in the appropriate box</w:t>
             </w:r>
           </w:p>
           <w:p>
@@ -16193,21 +15547,7 @@
               <w:rPr>
                 <w:rFonts w:asciiTheme="minorHAnsi" w:hAnsiTheme="minorHAnsi" w:cs="Arial"/>
               </w:rPr>
-              <w:t xml:space="preserve">CAUTION: Before switching on the inverter, make sure Voc measured at the </w:t>
-            </w:r>
-            <w:proofErr w:type="gramStart"/>
-            <w:r>
-              <w:rPr>
-                <w:rFonts w:asciiTheme="minorHAnsi" w:hAnsiTheme="minorHAnsi" w:cs="Arial"/>
-              </w:rPr>
-              <w:t>inverter input</w:t>
-            </w:r>
-            <w:proofErr w:type="gramEnd"/>
-            <w:r>
-              <w:rPr>
-                <w:rFonts w:asciiTheme="minorHAnsi" w:hAnsiTheme="minorHAnsi" w:cs="Arial"/>
-              </w:rPr>
-              <w:t xml:space="preserve"> terminal must be LESS THAN the maximum allowable </w:t>
+              <w:t xml:space="preserve">CAUTION: Before switching on the inverter, make sure Voc measured at the inverter input terminal must be LESS THAN the maximum allowable </w:t>
             </w:r>
             <w:r>
               <w:rPr>
@@ -16233,7 +15573,7 @@
       <w:tr>
         <w:tc>
           <w:tcPr>
-            <w:tcW w:w="526" w:type="dxa"/>
+            <w:tcW w:w="527" w:type="dxa"/>
           </w:tcPr>
           <w:p>
             <w:pPr>
@@ -16257,7 +15597,7 @@
         </w:tc>
         <w:tc>
           <w:tcPr>
-            <w:tcW w:w="4660" w:type="dxa"/>
+            <w:tcW w:w="4561" w:type="dxa"/>
             <w:gridSpan w:val="4"/>
           </w:tcPr>
           <w:p>
@@ -16282,7 +15622,7 @@
         </w:tc>
         <w:tc>
           <w:tcPr>
-            <w:tcW w:w="963" w:type="dxa"/>
+            <w:tcW w:w="1089" w:type="dxa"/>
           </w:tcPr>
           <w:p>
             <w:pPr>
@@ -16306,7 +15646,7 @@
         </w:tc>
         <w:tc>
           <w:tcPr>
-            <w:tcW w:w="963" w:type="dxa"/>
+            <w:tcW w:w="957" w:type="dxa"/>
           </w:tcPr>
           <w:p>
             <w:pPr>
@@ -16330,7 +15670,7 @@
         </w:tc>
         <w:tc>
           <w:tcPr>
-            <w:tcW w:w="963" w:type="dxa"/>
+            <w:tcW w:w="955" w:type="dxa"/>
           </w:tcPr>
           <w:p>
             <w:pPr>
@@ -16354,7 +15694,7 @@
         </w:tc>
         <w:tc>
           <w:tcPr>
-            <w:tcW w:w="1276" w:type="dxa"/>
+            <w:tcW w:w="1262" w:type="dxa"/>
           </w:tcPr>
           <w:p>
             <w:pPr>
@@ -16380,7 +15720,7 @@
       <w:tr>
         <w:tc>
           <w:tcPr>
-            <w:tcW w:w="526" w:type="dxa"/>
+            <w:tcW w:w="527" w:type="dxa"/>
           </w:tcPr>
           <w:p>
             <w:pPr>
@@ -16404,7 +15744,7 @@
         </w:tc>
         <w:tc>
           <w:tcPr>
-            <w:tcW w:w="4660" w:type="dxa"/>
+            <w:tcW w:w="4561" w:type="dxa"/>
             <w:gridSpan w:val="4"/>
           </w:tcPr>
           <w:p>
@@ -16449,7 +15789,7 @@
         </w:tc>
         <w:tc>
           <w:tcPr>
-            <w:tcW w:w="963" w:type="dxa"/>
+            <w:tcW w:w="1089" w:type="dxa"/>
           </w:tcPr>
           <w:p>
             <w:pPr>
@@ -16463,7 +15803,7 @@
         </w:tc>
         <w:tc>
           <w:tcPr>
-            <w:tcW w:w="963" w:type="dxa"/>
+            <w:tcW w:w="957" w:type="dxa"/>
           </w:tcPr>
           <w:p>
             <w:pPr>
@@ -16476,24 +15816,24 @@
         </w:tc>
         <w:tc>
           <w:tcPr>
-            <w:tcW w:w="963" w:type="dxa"/>
-          </w:tcPr>
-          <w:p>
-            <w:pPr>
-              <w:overflowPunct/>
-              <w:autoSpaceDE/>
-              <w:autoSpaceDN/>
-              <w:adjustRightInd/>
-              <w:textAlignment w:val="auto"/>
-              <w:rPr>
-                <w:rFonts w:asciiTheme="minorHAnsi" w:hAnsiTheme="minorHAnsi" w:cs="Arial"/>
-              </w:rPr>
-            </w:pPr>
-          </w:p>
-        </w:tc>
-        <w:tc>
-          <w:tcPr>
-            <w:tcW w:w="1276" w:type="dxa"/>
+            <w:tcW w:w="955" w:type="dxa"/>
+          </w:tcPr>
+          <w:p>
+            <w:pPr>
+              <w:overflowPunct/>
+              <w:autoSpaceDE/>
+              <w:autoSpaceDN/>
+              <w:adjustRightInd/>
+              <w:textAlignment w:val="auto"/>
+              <w:rPr>
+                <w:rFonts w:asciiTheme="minorHAnsi" w:hAnsiTheme="minorHAnsi" w:cs="Arial"/>
+              </w:rPr>
+            </w:pPr>
+          </w:p>
+        </w:tc>
+        <w:tc>
+          <w:tcPr>
+            <w:tcW w:w="1262" w:type="dxa"/>
           </w:tcPr>
           <w:p>
             <w:pPr>
@@ -16512,7 +15852,7 @@
       <w:tr>
         <w:tc>
           <w:tcPr>
-            <w:tcW w:w="526" w:type="dxa"/>
+            <w:tcW w:w="527" w:type="dxa"/>
           </w:tcPr>
           <w:p>
             <w:pPr>
@@ -16536,7 +15876,7 @@
         </w:tc>
         <w:tc>
           <w:tcPr>
-            <w:tcW w:w="4660" w:type="dxa"/>
+            <w:tcW w:w="4561" w:type="dxa"/>
             <w:gridSpan w:val="4"/>
           </w:tcPr>
           <w:p>
@@ -16618,23 +15958,13 @@
               </w:rPr>
               <w:t xml:space="preserve"> </w:t>
             </w:r>
-            <w:proofErr w:type="gramStart"/>
             <w:r>
               <w:rPr>
                 <w:sz w:val="22"/>
                 <w:szCs w:val="22"/>
                 <w:lang w:val="en-US"/>
               </w:rPr>
-              <w:t>are</w:t>
-            </w:r>
-            <w:proofErr w:type="gramEnd"/>
-            <w:r>
-              <w:rPr>
-                <w:sz w:val="22"/>
-                <w:szCs w:val="22"/>
-                <w:lang w:val="en-US"/>
-              </w:rPr>
-              <w:t xml:space="preserve"> </w:t>
+              <w:t xml:space="preserve">are </w:t>
             </w:r>
             <w:r>
               <w:rPr>
@@ -16759,7 +16089,7 @@
         </w:tc>
         <w:tc>
           <w:tcPr>
-            <w:tcW w:w="963" w:type="dxa"/>
+            <w:tcW w:w="1089" w:type="dxa"/>
           </w:tcPr>
           <w:p>
             <w:pPr>
@@ -16773,7 +16103,7 @@
         </w:tc>
         <w:tc>
           <w:tcPr>
-            <w:tcW w:w="963" w:type="dxa"/>
+            <w:tcW w:w="957" w:type="dxa"/>
           </w:tcPr>
           <w:p>
             <w:pPr>
@@ -16786,24 +16116,24 @@
         </w:tc>
         <w:tc>
           <w:tcPr>
-            <w:tcW w:w="963" w:type="dxa"/>
-          </w:tcPr>
-          <w:p>
-            <w:pPr>
-              <w:overflowPunct/>
-              <w:autoSpaceDE/>
-              <w:autoSpaceDN/>
-              <w:adjustRightInd/>
-              <w:textAlignment w:val="auto"/>
-              <w:rPr>
-                <w:rFonts w:asciiTheme="minorHAnsi" w:hAnsiTheme="minorHAnsi" w:cs="Arial"/>
-              </w:rPr>
-            </w:pPr>
-          </w:p>
-        </w:tc>
-        <w:tc>
-          <w:tcPr>
-            <w:tcW w:w="1276" w:type="dxa"/>
+            <w:tcW w:w="955" w:type="dxa"/>
+          </w:tcPr>
+          <w:p>
+            <w:pPr>
+              <w:overflowPunct/>
+              <w:autoSpaceDE/>
+              <w:autoSpaceDN/>
+              <w:adjustRightInd/>
+              <w:textAlignment w:val="auto"/>
+              <w:rPr>
+                <w:rFonts w:asciiTheme="minorHAnsi" w:hAnsiTheme="minorHAnsi" w:cs="Arial"/>
+              </w:rPr>
+            </w:pPr>
+          </w:p>
+        </w:tc>
+        <w:tc>
+          <w:tcPr>
+            <w:tcW w:w="1262" w:type="dxa"/>
           </w:tcPr>
           <w:p>
             <w:pPr>
@@ -16822,7 +16152,7 @@
       <w:tr>
         <w:tc>
           <w:tcPr>
-            <w:tcW w:w="526" w:type="dxa"/>
+            <w:tcW w:w="527" w:type="dxa"/>
           </w:tcPr>
           <w:p>
             <w:pPr>
@@ -16840,7 +16170,7 @@
         </w:tc>
         <w:tc>
           <w:tcPr>
-            <w:tcW w:w="4660" w:type="dxa"/>
+            <w:tcW w:w="4561" w:type="dxa"/>
             <w:gridSpan w:val="4"/>
           </w:tcPr>
           <w:p>
@@ -16862,7 +16192,7 @@
         </w:tc>
         <w:tc>
           <w:tcPr>
-            <w:tcW w:w="963" w:type="dxa"/>
+            <w:tcW w:w="1089" w:type="dxa"/>
           </w:tcPr>
           <w:p>
             <w:pPr>
@@ -16872,11 +16202,18 @@
                 <w:szCs w:val="22"/>
               </w:rPr>
             </w:pPr>
-          </w:p>
-        </w:tc>
-        <w:tc>
-          <w:tcPr>
-            <w:tcW w:w="963" w:type="dxa"/>
+            <w:r>
+              <w:rPr>
+                <w:sz w:val="22"/>
+                <w:szCs w:val="22"/>
+              </w:rPr>
+              <w:t>{3p_l1tn}</w:t>
+            </w:r>
+          </w:p>
+        </w:tc>
+        <w:tc>
+          <w:tcPr>
+            <w:tcW w:w="957" w:type="dxa"/>
           </w:tcPr>
           <w:p>
             <w:pPr>
@@ -16895,24 +16232,24 @@
         </w:tc>
         <w:tc>
           <w:tcPr>
-            <w:tcW w:w="963" w:type="dxa"/>
-          </w:tcPr>
-          <w:p>
-            <w:pPr>
-              <w:overflowPunct/>
-              <w:autoSpaceDE/>
-              <w:autoSpaceDN/>
-              <w:adjustRightInd/>
-              <w:textAlignment w:val="auto"/>
-              <w:rPr>
-                <w:rFonts w:asciiTheme="minorHAnsi" w:hAnsiTheme="minorHAnsi" w:cs="Arial"/>
-              </w:rPr>
-            </w:pPr>
-          </w:p>
-        </w:tc>
-        <w:tc>
-          <w:tcPr>
-            <w:tcW w:w="1276" w:type="dxa"/>
+            <w:tcW w:w="955" w:type="dxa"/>
+          </w:tcPr>
+          <w:p>
+            <w:pPr>
+              <w:overflowPunct/>
+              <w:autoSpaceDE/>
+              <w:autoSpaceDN/>
+              <w:adjustRightInd/>
+              <w:textAlignment w:val="auto"/>
+              <w:rPr>
+                <w:rFonts w:asciiTheme="minorHAnsi" w:hAnsiTheme="minorHAnsi" w:cs="Arial"/>
+              </w:rPr>
+            </w:pPr>
+          </w:p>
+        </w:tc>
+        <w:tc>
+          <w:tcPr>
+            <w:tcW w:w="1262" w:type="dxa"/>
           </w:tcPr>
           <w:p>
             <w:pPr>
@@ -16931,7 +16268,7 @@
       <w:tr>
         <w:tc>
           <w:tcPr>
-            <w:tcW w:w="526" w:type="dxa"/>
+            <w:tcW w:w="527" w:type="dxa"/>
           </w:tcPr>
           <w:p>
             <w:pPr>
@@ -16949,7 +16286,7 @@
         </w:tc>
         <w:tc>
           <w:tcPr>
-            <w:tcW w:w="4660" w:type="dxa"/>
+            <w:tcW w:w="4561" w:type="dxa"/>
             <w:gridSpan w:val="4"/>
           </w:tcPr>
           <w:p>
@@ -16971,7 +16308,7 @@
         </w:tc>
         <w:tc>
           <w:tcPr>
-            <w:tcW w:w="963" w:type="dxa"/>
+            <w:tcW w:w="1089" w:type="dxa"/>
           </w:tcPr>
           <w:p>
             <w:pPr>
@@ -16981,11 +16318,32 @@
                 <w:szCs w:val="22"/>
               </w:rPr>
             </w:pPr>
-          </w:p>
-        </w:tc>
-        <w:tc>
-          <w:tcPr>
-            <w:tcW w:w="963" w:type="dxa"/>
+            <w:r>
+              <w:rPr>
+                <w:sz w:val="22"/>
+                <w:szCs w:val="22"/>
+              </w:rPr>
+              <w:t>{3p_l</w:t>
+            </w:r>
+            <w:r>
+              <w:rPr>
+                <w:sz w:val="22"/>
+                <w:szCs w:val="22"/>
+              </w:rPr>
+              <w:t>2</w:t>
+            </w:r>
+            <w:r>
+              <w:rPr>
+                <w:sz w:val="22"/>
+                <w:szCs w:val="22"/>
+              </w:rPr>
+              <w:t>tn}</w:t>
+            </w:r>
+          </w:p>
+        </w:tc>
+        <w:tc>
+          <w:tcPr>
+            <w:tcW w:w="957" w:type="dxa"/>
           </w:tcPr>
           <w:p>
             <w:pPr>
@@ -17004,24 +16362,24 @@
         </w:tc>
         <w:tc>
           <w:tcPr>
-            <w:tcW w:w="963" w:type="dxa"/>
-          </w:tcPr>
-          <w:p>
-            <w:pPr>
-              <w:overflowPunct/>
-              <w:autoSpaceDE/>
-              <w:autoSpaceDN/>
-              <w:adjustRightInd/>
-              <w:textAlignment w:val="auto"/>
-              <w:rPr>
-                <w:rFonts w:asciiTheme="minorHAnsi" w:hAnsiTheme="minorHAnsi" w:cs="Arial"/>
-              </w:rPr>
-            </w:pPr>
-          </w:p>
-        </w:tc>
-        <w:tc>
-          <w:tcPr>
-            <w:tcW w:w="1276" w:type="dxa"/>
+            <w:tcW w:w="955" w:type="dxa"/>
+          </w:tcPr>
+          <w:p>
+            <w:pPr>
+              <w:overflowPunct/>
+              <w:autoSpaceDE/>
+              <w:autoSpaceDN/>
+              <w:adjustRightInd/>
+              <w:textAlignment w:val="auto"/>
+              <w:rPr>
+                <w:rFonts w:asciiTheme="minorHAnsi" w:hAnsiTheme="minorHAnsi" w:cs="Arial"/>
+              </w:rPr>
+            </w:pPr>
+          </w:p>
+        </w:tc>
+        <w:tc>
+          <w:tcPr>
+            <w:tcW w:w="1262" w:type="dxa"/>
           </w:tcPr>
           <w:p>
             <w:pPr>
@@ -17040,7 +16398,7 @@
       <w:tr>
         <w:tc>
           <w:tcPr>
-            <w:tcW w:w="526" w:type="dxa"/>
+            <w:tcW w:w="527" w:type="dxa"/>
           </w:tcPr>
           <w:p>
             <w:pPr>
@@ -17058,7 +16416,7 @@
         </w:tc>
         <w:tc>
           <w:tcPr>
-            <w:tcW w:w="4660" w:type="dxa"/>
+            <w:tcW w:w="4561" w:type="dxa"/>
             <w:gridSpan w:val="4"/>
           </w:tcPr>
           <w:p>
@@ -17080,7 +16438,7 @@
         </w:tc>
         <w:tc>
           <w:tcPr>
-            <w:tcW w:w="963" w:type="dxa"/>
+            <w:tcW w:w="1089" w:type="dxa"/>
           </w:tcPr>
           <w:p>
             <w:pPr>
@@ -17090,11 +16448,32 @@
                 <w:szCs w:val="22"/>
               </w:rPr>
             </w:pPr>
-          </w:p>
-        </w:tc>
-        <w:tc>
-          <w:tcPr>
-            <w:tcW w:w="963" w:type="dxa"/>
+            <w:r>
+              <w:rPr>
+                <w:sz w:val="22"/>
+                <w:szCs w:val="22"/>
+              </w:rPr>
+              <w:t>{3p_l</w:t>
+            </w:r>
+            <w:r>
+              <w:rPr>
+                <w:sz w:val="22"/>
+                <w:szCs w:val="22"/>
+              </w:rPr>
+              <w:t>3</w:t>
+            </w:r>
+            <w:r>
+              <w:rPr>
+                <w:sz w:val="22"/>
+                <w:szCs w:val="22"/>
+              </w:rPr>
+              <w:t>tn}</w:t>
+            </w:r>
+          </w:p>
+        </w:tc>
+        <w:tc>
+          <w:tcPr>
+            <w:tcW w:w="957" w:type="dxa"/>
           </w:tcPr>
           <w:p>
             <w:pPr>
@@ -17113,24 +16492,24 @@
         </w:tc>
         <w:tc>
           <w:tcPr>
-            <w:tcW w:w="963" w:type="dxa"/>
-          </w:tcPr>
-          <w:p>
-            <w:pPr>
-              <w:overflowPunct/>
-              <w:autoSpaceDE/>
-              <w:autoSpaceDN/>
-              <w:adjustRightInd/>
-              <w:textAlignment w:val="auto"/>
-              <w:rPr>
-                <w:rFonts w:asciiTheme="minorHAnsi" w:hAnsiTheme="minorHAnsi" w:cs="Arial"/>
-              </w:rPr>
-            </w:pPr>
-          </w:p>
-        </w:tc>
-        <w:tc>
-          <w:tcPr>
-            <w:tcW w:w="1276" w:type="dxa"/>
+            <w:tcW w:w="955" w:type="dxa"/>
+          </w:tcPr>
+          <w:p>
+            <w:pPr>
+              <w:overflowPunct/>
+              <w:autoSpaceDE/>
+              <w:autoSpaceDN/>
+              <w:adjustRightInd/>
+              <w:textAlignment w:val="auto"/>
+              <w:rPr>
+                <w:rFonts w:asciiTheme="minorHAnsi" w:hAnsiTheme="minorHAnsi" w:cs="Arial"/>
+              </w:rPr>
+            </w:pPr>
+          </w:p>
+        </w:tc>
+        <w:tc>
+          <w:tcPr>
+            <w:tcW w:w="1262" w:type="dxa"/>
           </w:tcPr>
           <w:p>
             <w:pPr>
@@ -17149,7 +16528,7 @@
       <w:tr>
         <w:tc>
           <w:tcPr>
-            <w:tcW w:w="526" w:type="dxa"/>
+            <w:tcW w:w="527" w:type="dxa"/>
           </w:tcPr>
           <w:p>
             <w:pPr>
@@ -17173,7 +16552,7 @@
         </w:tc>
         <w:tc>
           <w:tcPr>
-            <w:tcW w:w="4660" w:type="dxa"/>
+            <w:tcW w:w="4561" w:type="dxa"/>
             <w:gridSpan w:val="4"/>
           </w:tcPr>
           <w:p>
@@ -17200,104 +16579,15 @@
                 <w:szCs w:val="22"/>
                 <w:lang w:val="en-US"/>
               </w:rPr>
-              <w:t xml:space="preserve"> </w:t>
-            </w:r>
-            <w:r>
-              <w:rPr>
-                <w:b/>
+              <w:t xml:space="preserve"> Grid Line Voltage </w:t>
+            </w:r>
+            <w:r>
+              <w:rPr>
                 <w:sz w:val="22"/>
                 <w:szCs w:val="22"/>
                 <w:lang w:val="en-US"/>
               </w:rPr>
-              <w:t>G</w:t>
-            </w:r>
-            <w:r>
-              <w:rPr>
-                <w:b/>
-                <w:sz w:val="22"/>
-                <w:szCs w:val="22"/>
-                <w:lang w:val="en-US"/>
-              </w:rPr>
-              <w:t>rid</w:t>
-            </w:r>
-            <w:r>
-              <w:rPr>
-                <w:b/>
-                <w:sz w:val="22"/>
-                <w:szCs w:val="22"/>
-                <w:lang w:val="en-US"/>
-              </w:rPr>
-              <w:t xml:space="preserve"> </w:t>
-            </w:r>
-            <w:r>
-              <w:rPr>
-                <w:b/>
-                <w:sz w:val="22"/>
-                <w:szCs w:val="22"/>
-                <w:lang w:val="en-US"/>
-              </w:rPr>
-              <w:t>Line</w:t>
-            </w:r>
-            <w:r>
-              <w:rPr>
-                <w:b/>
-                <w:sz w:val="22"/>
-                <w:szCs w:val="22"/>
-                <w:lang w:val="en-US"/>
-              </w:rPr>
-              <w:t xml:space="preserve"> </w:t>
-            </w:r>
-            <w:r>
-              <w:rPr>
-                <w:b/>
-                <w:sz w:val="22"/>
-                <w:szCs w:val="22"/>
-                <w:lang w:val="en-US"/>
-              </w:rPr>
-              <w:t>V</w:t>
-            </w:r>
-            <w:r>
-              <w:rPr>
-                <w:b/>
-                <w:sz w:val="22"/>
-                <w:szCs w:val="22"/>
-                <w:lang w:val="en-US"/>
-              </w:rPr>
-              <w:t xml:space="preserve">oltage </w:t>
-            </w:r>
-            <w:proofErr w:type="gramStart"/>
-            <w:r>
-              <w:rPr>
-                <w:sz w:val="22"/>
-                <w:szCs w:val="22"/>
-                <w:lang w:val="en-US"/>
-              </w:rPr>
-              <w:t>are</w:t>
-            </w:r>
-            <w:proofErr w:type="gramEnd"/>
-            <w:r>
-              <w:rPr>
-                <w:sz w:val="22"/>
-                <w:szCs w:val="22"/>
-                <w:lang w:val="en-US"/>
-              </w:rPr>
-              <w:t xml:space="preserve"> </w:t>
-            </w:r>
-            <w:r>
-              <w:rPr>
-                <w:sz w:val="22"/>
-                <w:szCs w:val="22"/>
-                <w:lang w:val="en-US"/>
-              </w:rPr>
-              <w:t xml:space="preserve">within the acceptable </w:t>
-            </w:r>
-            <w:r>
-              <w:rPr>
-                <w:sz w:val="22"/>
-                <w:szCs w:val="22"/>
-                <w:lang w:val="en-US"/>
-              </w:rPr>
-              <w:t>limit.</w:t>
+              <w:t>are within the acceptable limit.</w:t>
             </w:r>
           </w:p>
           <w:p>
@@ -17359,7 +16649,7 @@
         </w:tc>
         <w:tc>
           <w:tcPr>
-            <w:tcW w:w="963" w:type="dxa"/>
+            <w:tcW w:w="1089" w:type="dxa"/>
           </w:tcPr>
           <w:p>
             <w:pPr>
@@ -17373,7 +16663,7 @@
         </w:tc>
         <w:tc>
           <w:tcPr>
-            <w:tcW w:w="963" w:type="dxa"/>
+            <w:tcW w:w="957" w:type="dxa"/>
           </w:tcPr>
           <w:p>
             <w:pPr>
@@ -17386,24 +16676,24 @@
         </w:tc>
         <w:tc>
           <w:tcPr>
-            <w:tcW w:w="963" w:type="dxa"/>
-          </w:tcPr>
-          <w:p>
-            <w:pPr>
-              <w:overflowPunct/>
-              <w:autoSpaceDE/>
-              <w:autoSpaceDN/>
-              <w:adjustRightInd/>
-              <w:textAlignment w:val="auto"/>
-              <w:rPr>
-                <w:rFonts w:asciiTheme="minorHAnsi" w:hAnsiTheme="minorHAnsi" w:cs="Arial"/>
-              </w:rPr>
-            </w:pPr>
-          </w:p>
-        </w:tc>
-        <w:tc>
-          <w:tcPr>
-            <w:tcW w:w="1276" w:type="dxa"/>
+            <w:tcW w:w="955" w:type="dxa"/>
+          </w:tcPr>
+          <w:p>
+            <w:pPr>
+              <w:overflowPunct/>
+              <w:autoSpaceDE/>
+              <w:autoSpaceDN/>
+              <w:adjustRightInd/>
+              <w:textAlignment w:val="auto"/>
+              <w:rPr>
+                <w:rFonts w:asciiTheme="minorHAnsi" w:hAnsiTheme="minorHAnsi" w:cs="Arial"/>
+              </w:rPr>
+            </w:pPr>
+          </w:p>
+        </w:tc>
+        <w:tc>
+          <w:tcPr>
+            <w:tcW w:w="1262" w:type="dxa"/>
           </w:tcPr>
           <w:p>
             <w:pPr>
@@ -17422,7 +16712,7 @@
       <w:tr>
         <w:tc>
           <w:tcPr>
-            <w:tcW w:w="526" w:type="dxa"/>
+            <w:tcW w:w="527" w:type="dxa"/>
           </w:tcPr>
           <w:p>
             <w:pPr>
@@ -17440,7 +16730,7 @@
         </w:tc>
         <w:tc>
           <w:tcPr>
-            <w:tcW w:w="4660" w:type="dxa"/>
+            <w:tcW w:w="4561" w:type="dxa"/>
             <w:gridSpan w:val="4"/>
           </w:tcPr>
           <w:p>
@@ -17456,41 +16746,48 @@
                 <w:sz w:val="22"/>
                 <w:szCs w:val="22"/>
               </w:rPr>
-              <w:t xml:space="preserve">L1 to </w:t>
-            </w:r>
-            <w:r>
+              <w:t>L1 to L2</w:t>
+            </w:r>
+          </w:p>
+        </w:tc>
+        <w:tc>
+          <w:tcPr>
+            <w:tcW w:w="1089" w:type="dxa"/>
+          </w:tcPr>
+          <w:p>
+            <w:pPr>
+              <w:pStyle w:val="Default"/>
               <w:rPr>
                 <w:sz w:val="22"/>
                 <w:szCs w:val="22"/>
               </w:rPr>
-              <w:t>L</w:t>
-            </w:r>
+            </w:pPr>
             <w:r>
               <w:rPr>
                 <w:sz w:val="22"/>
                 <w:szCs w:val="22"/>
               </w:rPr>
-              <w:t>2</w:t>
-            </w:r>
-          </w:p>
-        </w:tc>
-        <w:tc>
-          <w:tcPr>
-            <w:tcW w:w="963" w:type="dxa"/>
-          </w:tcPr>
-          <w:p>
-            <w:pPr>
-              <w:pStyle w:val="Default"/>
+              <w:t>{3p_l1t</w:t>
+            </w:r>
+            <w:r>
               <w:rPr>
                 <w:sz w:val="22"/>
                 <w:szCs w:val="22"/>
               </w:rPr>
-            </w:pPr>
-          </w:p>
-        </w:tc>
-        <w:tc>
-          <w:tcPr>
-            <w:tcW w:w="963" w:type="dxa"/>
+              <w:t>l2</w:t>
+            </w:r>
+            <w:r>
+              <w:rPr>
+                <w:sz w:val="22"/>
+                <w:szCs w:val="22"/>
+              </w:rPr>
+              <w:t>}</w:t>
+            </w:r>
+          </w:p>
+        </w:tc>
+        <w:tc>
+          <w:tcPr>
+            <w:tcW w:w="957" w:type="dxa"/>
           </w:tcPr>
           <w:p>
             <w:pPr>
@@ -17509,24 +16806,24 @@
         </w:tc>
         <w:tc>
           <w:tcPr>
-            <w:tcW w:w="963" w:type="dxa"/>
-          </w:tcPr>
-          <w:p>
-            <w:pPr>
-              <w:overflowPunct/>
-              <w:autoSpaceDE/>
-              <w:autoSpaceDN/>
-              <w:adjustRightInd/>
-              <w:textAlignment w:val="auto"/>
-              <w:rPr>
-                <w:rFonts w:asciiTheme="minorHAnsi" w:hAnsiTheme="minorHAnsi" w:cs="Arial"/>
-              </w:rPr>
-            </w:pPr>
-          </w:p>
-        </w:tc>
-        <w:tc>
-          <w:tcPr>
-            <w:tcW w:w="1276" w:type="dxa"/>
+            <w:tcW w:w="955" w:type="dxa"/>
+          </w:tcPr>
+          <w:p>
+            <w:pPr>
+              <w:overflowPunct/>
+              <w:autoSpaceDE/>
+              <w:autoSpaceDN/>
+              <w:adjustRightInd/>
+              <w:textAlignment w:val="auto"/>
+              <w:rPr>
+                <w:rFonts w:asciiTheme="minorHAnsi" w:hAnsiTheme="minorHAnsi" w:cs="Arial"/>
+              </w:rPr>
+            </w:pPr>
+          </w:p>
+        </w:tc>
+        <w:tc>
+          <w:tcPr>
+            <w:tcW w:w="1262" w:type="dxa"/>
           </w:tcPr>
           <w:p>
             <w:pPr>
@@ -17545,7 +16842,7 @@
       <w:tr>
         <w:tc>
           <w:tcPr>
-            <w:tcW w:w="526" w:type="dxa"/>
+            <w:tcW w:w="527" w:type="dxa"/>
           </w:tcPr>
           <w:p>
             <w:pPr>
@@ -17563,7 +16860,7 @@
         </w:tc>
         <w:tc>
           <w:tcPr>
-            <w:tcW w:w="4660" w:type="dxa"/>
+            <w:tcW w:w="4561" w:type="dxa"/>
             <w:gridSpan w:val="4"/>
           </w:tcPr>
           <w:p>
@@ -17585,7 +16882,7 @@
         </w:tc>
         <w:tc>
           <w:tcPr>
-            <w:tcW w:w="963" w:type="dxa"/>
+            <w:tcW w:w="1089" w:type="dxa"/>
           </w:tcPr>
           <w:p>
             <w:pPr>
@@ -17595,11 +16892,46 @@
                 <w:szCs w:val="22"/>
               </w:rPr>
             </w:pPr>
-          </w:p>
-        </w:tc>
-        <w:tc>
-          <w:tcPr>
-            <w:tcW w:w="963" w:type="dxa"/>
+            <w:r>
+              <w:rPr>
+                <w:sz w:val="22"/>
+                <w:szCs w:val="22"/>
+              </w:rPr>
+              <w:t>{3p_l</w:t>
+            </w:r>
+            <w:r>
+              <w:rPr>
+                <w:sz w:val="22"/>
+                <w:szCs w:val="22"/>
+              </w:rPr>
+              <w:t>2</w:t>
+            </w:r>
+            <w:r>
+              <w:rPr>
+                <w:sz w:val="22"/>
+                <w:szCs w:val="22"/>
+              </w:rPr>
+              <w:t>t</w:t>
+            </w:r>
+            <w:r>
+              <w:rPr>
+                <w:sz w:val="22"/>
+                <w:szCs w:val="22"/>
+              </w:rPr>
+              <w:t>l3</w:t>
+            </w:r>
+            <w:r>
+              <w:rPr>
+                <w:sz w:val="22"/>
+                <w:szCs w:val="22"/>
+              </w:rPr>
+              <w:t>}</w:t>
+            </w:r>
+          </w:p>
+        </w:tc>
+        <w:tc>
+          <w:tcPr>
+            <w:tcW w:w="957" w:type="dxa"/>
           </w:tcPr>
           <w:p>
             <w:pPr>
@@ -17618,24 +16950,24 @@
         </w:tc>
         <w:tc>
           <w:tcPr>
-            <w:tcW w:w="963" w:type="dxa"/>
-          </w:tcPr>
-          <w:p>
-            <w:pPr>
-              <w:overflowPunct/>
-              <w:autoSpaceDE/>
-              <w:autoSpaceDN/>
-              <w:adjustRightInd/>
-              <w:textAlignment w:val="auto"/>
-              <w:rPr>
-                <w:rFonts w:asciiTheme="minorHAnsi" w:hAnsiTheme="minorHAnsi" w:cs="Arial"/>
-              </w:rPr>
-            </w:pPr>
-          </w:p>
-        </w:tc>
-        <w:tc>
-          <w:tcPr>
-            <w:tcW w:w="1276" w:type="dxa"/>
+            <w:tcW w:w="955" w:type="dxa"/>
+          </w:tcPr>
+          <w:p>
+            <w:pPr>
+              <w:overflowPunct/>
+              <w:autoSpaceDE/>
+              <w:autoSpaceDN/>
+              <w:adjustRightInd/>
+              <w:textAlignment w:val="auto"/>
+              <w:rPr>
+                <w:rFonts w:asciiTheme="minorHAnsi" w:hAnsiTheme="minorHAnsi" w:cs="Arial"/>
+              </w:rPr>
+            </w:pPr>
+          </w:p>
+        </w:tc>
+        <w:tc>
+          <w:tcPr>
+            <w:tcW w:w="1262" w:type="dxa"/>
           </w:tcPr>
           <w:p>
             <w:pPr>
@@ -17654,7 +16986,7 @@
       <w:tr>
         <w:tc>
           <w:tcPr>
-            <w:tcW w:w="526" w:type="dxa"/>
+            <w:tcW w:w="527" w:type="dxa"/>
           </w:tcPr>
           <w:p>
             <w:pPr>
@@ -17672,7 +17004,7 @@
         </w:tc>
         <w:tc>
           <w:tcPr>
-            <w:tcW w:w="4660" w:type="dxa"/>
+            <w:tcW w:w="4561" w:type="dxa"/>
             <w:gridSpan w:val="4"/>
           </w:tcPr>
           <w:p>
@@ -17694,7 +17026,7 @@
         </w:tc>
         <w:tc>
           <w:tcPr>
-            <w:tcW w:w="963" w:type="dxa"/>
+            <w:tcW w:w="1089" w:type="dxa"/>
           </w:tcPr>
           <w:p>
             <w:pPr>
@@ -17704,11 +17036,32 @@
                 <w:szCs w:val="22"/>
               </w:rPr>
             </w:pPr>
-          </w:p>
-        </w:tc>
-        <w:tc>
-          <w:tcPr>
-            <w:tcW w:w="963" w:type="dxa"/>
+            <w:r>
+              <w:rPr>
+                <w:sz w:val="22"/>
+                <w:szCs w:val="22"/>
+              </w:rPr>
+              <w:t>{3p_l1t</w:t>
+            </w:r>
+            <w:r>
+              <w:rPr>
+                <w:sz w:val="22"/>
+                <w:szCs w:val="22"/>
+              </w:rPr>
+              <w:t>l3</w:t>
+            </w:r>
+            <w:r>
+              <w:rPr>
+                <w:sz w:val="22"/>
+                <w:szCs w:val="22"/>
+              </w:rPr>
+              <w:t>}</w:t>
+            </w:r>
+          </w:p>
+        </w:tc>
+        <w:tc>
+          <w:tcPr>
+            <w:tcW w:w="957" w:type="dxa"/>
           </w:tcPr>
           <w:p>
             <w:pPr>
@@ -17727,24 +17080,24 @@
         </w:tc>
         <w:tc>
           <w:tcPr>
-            <w:tcW w:w="963" w:type="dxa"/>
-          </w:tcPr>
-          <w:p>
-            <w:pPr>
-              <w:overflowPunct/>
-              <w:autoSpaceDE/>
-              <w:autoSpaceDN/>
-              <w:adjustRightInd/>
-              <w:textAlignment w:val="auto"/>
-              <w:rPr>
-                <w:rFonts w:asciiTheme="minorHAnsi" w:hAnsiTheme="minorHAnsi" w:cs="Arial"/>
-              </w:rPr>
-            </w:pPr>
-          </w:p>
-        </w:tc>
-        <w:tc>
-          <w:tcPr>
-            <w:tcW w:w="1276" w:type="dxa"/>
+            <w:tcW w:w="955" w:type="dxa"/>
+          </w:tcPr>
+          <w:p>
+            <w:pPr>
+              <w:overflowPunct/>
+              <w:autoSpaceDE/>
+              <w:autoSpaceDN/>
+              <w:adjustRightInd/>
+              <w:textAlignment w:val="auto"/>
+              <w:rPr>
+                <w:rFonts w:asciiTheme="minorHAnsi" w:hAnsiTheme="minorHAnsi" w:cs="Arial"/>
+              </w:rPr>
+            </w:pPr>
+          </w:p>
+        </w:tc>
+        <w:tc>
+          <w:tcPr>
+            <w:tcW w:w="1262" w:type="dxa"/>
           </w:tcPr>
           <w:p>
             <w:pPr>
@@ -17763,7 +17116,7 @@
       <w:tr>
         <w:tc>
           <w:tcPr>
-            <w:tcW w:w="526" w:type="dxa"/>
+            <w:tcW w:w="527" w:type="dxa"/>
           </w:tcPr>
           <w:p>
             <w:pPr>
@@ -17787,7 +17140,7 @@
         </w:tc>
         <w:tc>
           <w:tcPr>
-            <w:tcW w:w="4660" w:type="dxa"/>
+            <w:tcW w:w="4561" w:type="dxa"/>
             <w:gridSpan w:val="4"/>
           </w:tcPr>
           <w:p>
@@ -17805,23 +17158,7 @@
                 <w:szCs w:val="22"/>
                 <w:lang w:val="en-US"/>
               </w:rPr>
-              <w:t xml:space="preserve">Check whether </w:t>
-            </w:r>
-            <w:r>
-              <w:rPr>
-                <w:sz w:val="22"/>
-                <w:szCs w:val="22"/>
-                <w:lang w:val="en-US"/>
-              </w:rPr>
-              <w:t xml:space="preserve">the </w:t>
-            </w:r>
-            <w:r>
-              <w:rPr>
-                <w:sz w:val="22"/>
-                <w:szCs w:val="22"/>
-                <w:lang w:val="en-US"/>
-              </w:rPr>
-              <w:t xml:space="preserve">voltage of </w:t>
+              <w:t xml:space="preserve">Check whether the voltage of </w:t>
             </w:r>
             <w:r>
               <w:rPr>
@@ -17831,7 +17168,570 @@
                 <w:szCs w:val="22"/>
                 <w:lang w:val="en-US"/>
               </w:rPr>
-              <w:t xml:space="preserve">Phase to </w:t>
+              <w:t>Phase to Earth</w:t>
+            </w:r>
+            <w:r>
+              <w:rPr>
+                <w:sz w:val="22"/>
+                <w:szCs w:val="22"/>
+                <w:lang w:val="en-US"/>
+              </w:rPr>
+              <w:t xml:space="preserve"> are within the acceptable limit.</w:t>
+            </w:r>
+          </w:p>
+          <w:p>
+            <w:pPr>
+              <w:pStyle w:val="Default"/>
+              <w:rPr>
+                <w:i/>
+                <w:iCs/>
+                <w:sz w:val="22"/>
+                <w:szCs w:val="22"/>
+                <w:lang w:val="en-US"/>
+              </w:rPr>
+            </w:pPr>
+            <w:r>
+              <w:rPr>
+                <w:i/>
+                <w:iCs/>
+                <w:sz w:val="22"/>
+                <w:szCs w:val="22"/>
+              </w:rPr>
+              <w:t xml:space="preserve">(Single Phase - </w:t>
+            </w:r>
+            <w:r>
+              <w:rPr>
+                <w:i/>
+                <w:iCs/>
+                <w:sz w:val="22"/>
+                <w:szCs w:val="22"/>
+                <w:lang w:val="en-US"/>
+              </w:rPr>
+              <w:t>216V to 253V)</w:t>
+            </w:r>
+          </w:p>
+          <w:p>
+            <w:pPr>
+              <w:pStyle w:val="Default"/>
+              <w:rPr>
+                <w:sz w:val="22"/>
+                <w:szCs w:val="22"/>
+              </w:rPr>
+            </w:pPr>
+            <w:r>
+              <w:rPr>
+                <w:i/>
+                <w:iCs/>
+                <w:sz w:val="22"/>
+                <w:szCs w:val="22"/>
+                <w:lang w:val="en-US"/>
+              </w:rPr>
+              <w:t>(Three Phase – 216V to 253V per phase)</w:t>
+            </w:r>
+          </w:p>
+        </w:tc>
+        <w:tc>
+          <w:tcPr>
+            <w:tcW w:w="1089" w:type="dxa"/>
+          </w:tcPr>
+          <w:p>
+            <w:pPr>
+              <w:pStyle w:val="Default"/>
+              <w:rPr>
+                <w:sz w:val="22"/>
+                <w:szCs w:val="22"/>
+              </w:rPr>
+            </w:pPr>
+          </w:p>
+        </w:tc>
+        <w:tc>
+          <w:tcPr>
+            <w:tcW w:w="957" w:type="dxa"/>
+          </w:tcPr>
+          <w:p>
+            <w:pPr>
+              <w:pStyle w:val="Default"/>
+              <w:rPr>
+                <w:rFonts w:asciiTheme="minorHAnsi" w:hAnsiTheme="minorHAnsi" w:cs="Arial"/>
+              </w:rPr>
+            </w:pPr>
+          </w:p>
+        </w:tc>
+        <w:tc>
+          <w:tcPr>
+            <w:tcW w:w="955" w:type="dxa"/>
+          </w:tcPr>
+          <w:p>
+            <w:pPr>
+              <w:overflowPunct/>
+              <w:autoSpaceDE/>
+              <w:autoSpaceDN/>
+              <w:adjustRightInd/>
+              <w:textAlignment w:val="auto"/>
+              <w:rPr>
+                <w:rFonts w:asciiTheme="minorHAnsi" w:hAnsiTheme="minorHAnsi" w:cs="Arial"/>
+              </w:rPr>
+            </w:pPr>
+          </w:p>
+        </w:tc>
+        <w:tc>
+          <w:tcPr>
+            <w:tcW w:w="1262" w:type="dxa"/>
+          </w:tcPr>
+          <w:p>
+            <w:pPr>
+              <w:overflowPunct/>
+              <w:autoSpaceDE/>
+              <w:autoSpaceDN/>
+              <w:adjustRightInd/>
+              <w:textAlignment w:val="auto"/>
+              <w:rPr>
+                <w:rFonts w:asciiTheme="minorHAnsi" w:hAnsiTheme="minorHAnsi" w:cs="Arial"/>
+              </w:rPr>
+            </w:pPr>
+          </w:p>
+        </w:tc>
+      </w:tr>
+      <w:tr>
+        <w:tc>
+          <w:tcPr>
+            <w:tcW w:w="527" w:type="dxa"/>
+          </w:tcPr>
+          <w:p>
+            <w:pPr>
+              <w:overflowPunct/>
+              <w:autoSpaceDE/>
+              <w:autoSpaceDN/>
+              <w:adjustRightInd/>
+              <w:jc w:val="center"/>
+              <w:textAlignment w:val="auto"/>
+              <w:rPr>
+                <w:rFonts w:asciiTheme="minorHAnsi" w:hAnsiTheme="minorHAnsi" w:cs="Arial"/>
+              </w:rPr>
+            </w:pPr>
+          </w:p>
+        </w:tc>
+        <w:tc>
+          <w:tcPr>
+            <w:tcW w:w="4561" w:type="dxa"/>
+            <w:gridSpan w:val="4"/>
+          </w:tcPr>
+          <w:p>
+            <w:pPr>
+              <w:pStyle w:val="Default"/>
+              <w:rPr>
+                <w:sz w:val="22"/>
+                <w:szCs w:val="22"/>
+              </w:rPr>
+            </w:pPr>
+            <w:r>
+              <w:rPr>
+                <w:sz w:val="22"/>
+                <w:szCs w:val="22"/>
+              </w:rPr>
+              <w:t>L1 to E</w:t>
+            </w:r>
+          </w:p>
+        </w:tc>
+        <w:tc>
+          <w:tcPr>
+            <w:tcW w:w="1089" w:type="dxa"/>
+          </w:tcPr>
+          <w:p>
+            <w:pPr>
+              <w:pStyle w:val="Default"/>
+              <w:rPr>
+                <w:sz w:val="22"/>
+                <w:szCs w:val="22"/>
+              </w:rPr>
+            </w:pPr>
+            <w:r>
+              <w:rPr>
+                <w:sz w:val="22"/>
+                <w:szCs w:val="22"/>
+              </w:rPr>
+              <w:t>{3p_l1t</w:t>
+            </w:r>
+            <w:r>
+              <w:rPr>
+                <w:sz w:val="22"/>
+                <w:szCs w:val="22"/>
+              </w:rPr>
+              <w:t>e</w:t>
+            </w:r>
+            <w:r>
+              <w:rPr>
+                <w:sz w:val="22"/>
+                <w:szCs w:val="22"/>
+              </w:rPr>
+              <w:t>}</w:t>
+            </w:r>
+          </w:p>
+        </w:tc>
+        <w:tc>
+          <w:tcPr>
+            <w:tcW w:w="957" w:type="dxa"/>
+          </w:tcPr>
+          <w:p>
+            <w:pPr>
+              <w:pStyle w:val="Default"/>
+              <w:rPr>
+                <w:rFonts w:asciiTheme="minorHAnsi" w:hAnsiTheme="minorHAnsi" w:cs="Arial"/>
+              </w:rPr>
+            </w:pPr>
+            <w:r>
+              <w:rPr>
+                <w:rFonts w:ascii="Wingdings" w:hAnsi="Wingdings"/>
+              </w:rPr>
+              <w:t></w:t>
+            </w:r>
+          </w:p>
+        </w:tc>
+        <w:tc>
+          <w:tcPr>
+            <w:tcW w:w="955" w:type="dxa"/>
+          </w:tcPr>
+          <w:p>
+            <w:pPr>
+              <w:overflowPunct/>
+              <w:autoSpaceDE/>
+              <w:autoSpaceDN/>
+              <w:adjustRightInd/>
+              <w:textAlignment w:val="auto"/>
+              <w:rPr>
+                <w:rFonts w:asciiTheme="minorHAnsi" w:hAnsiTheme="minorHAnsi" w:cs="Arial"/>
+              </w:rPr>
+            </w:pPr>
+          </w:p>
+        </w:tc>
+        <w:tc>
+          <w:tcPr>
+            <w:tcW w:w="1262" w:type="dxa"/>
+          </w:tcPr>
+          <w:p>
+            <w:pPr>
+              <w:overflowPunct/>
+              <w:autoSpaceDE/>
+              <w:autoSpaceDN/>
+              <w:adjustRightInd/>
+              <w:textAlignment w:val="auto"/>
+              <w:rPr>
+                <w:rFonts w:asciiTheme="minorHAnsi" w:hAnsiTheme="minorHAnsi" w:cs="Arial"/>
+              </w:rPr>
+            </w:pPr>
+          </w:p>
+        </w:tc>
+      </w:tr>
+      <w:tr>
+        <w:tc>
+          <w:tcPr>
+            <w:tcW w:w="527" w:type="dxa"/>
+          </w:tcPr>
+          <w:p>
+            <w:pPr>
+              <w:overflowPunct/>
+              <w:autoSpaceDE/>
+              <w:autoSpaceDN/>
+              <w:adjustRightInd/>
+              <w:jc w:val="center"/>
+              <w:textAlignment w:val="auto"/>
+              <w:rPr>
+                <w:rFonts w:asciiTheme="minorHAnsi" w:hAnsiTheme="minorHAnsi" w:cs="Arial"/>
+              </w:rPr>
+            </w:pPr>
+          </w:p>
+        </w:tc>
+        <w:tc>
+          <w:tcPr>
+            <w:tcW w:w="4561" w:type="dxa"/>
+            <w:gridSpan w:val="4"/>
+          </w:tcPr>
+          <w:p>
+            <w:pPr>
+              <w:pStyle w:val="Default"/>
+              <w:rPr>
+                <w:sz w:val="22"/>
+                <w:szCs w:val="22"/>
+              </w:rPr>
+            </w:pPr>
+            <w:r>
+              <w:rPr>
+                <w:sz w:val="22"/>
+                <w:szCs w:val="22"/>
+              </w:rPr>
+              <w:t>L2 to E</w:t>
+            </w:r>
+          </w:p>
+        </w:tc>
+        <w:tc>
+          <w:tcPr>
+            <w:tcW w:w="1089" w:type="dxa"/>
+          </w:tcPr>
+          <w:p>
+            <w:pPr>
+              <w:pStyle w:val="Default"/>
+              <w:rPr>
+                <w:sz w:val="22"/>
+                <w:szCs w:val="22"/>
+              </w:rPr>
+            </w:pPr>
+            <w:r>
+              <w:rPr>
+                <w:sz w:val="22"/>
+                <w:szCs w:val="22"/>
+              </w:rPr>
+              <w:t>{3p_l1t</w:t>
+            </w:r>
+            <w:r>
+              <w:rPr>
+                <w:sz w:val="22"/>
+                <w:szCs w:val="22"/>
+              </w:rPr>
+              <w:t>e</w:t>
+            </w:r>
+            <w:r>
+              <w:rPr>
+                <w:sz w:val="22"/>
+                <w:szCs w:val="22"/>
+              </w:rPr>
+              <w:t>}</w:t>
+            </w:r>
+          </w:p>
+        </w:tc>
+        <w:tc>
+          <w:tcPr>
+            <w:tcW w:w="957" w:type="dxa"/>
+          </w:tcPr>
+          <w:p>
+            <w:pPr>
+              <w:pStyle w:val="Default"/>
+              <w:rPr>
+                <w:rFonts w:asciiTheme="minorHAnsi" w:hAnsiTheme="minorHAnsi" w:cs="Arial"/>
+              </w:rPr>
+            </w:pPr>
+            <w:r>
+              <w:rPr>
+                <w:rFonts w:ascii="Wingdings" w:hAnsi="Wingdings"/>
+              </w:rPr>
+              <w:t></w:t>
+            </w:r>
+          </w:p>
+        </w:tc>
+        <w:tc>
+          <w:tcPr>
+            <w:tcW w:w="955" w:type="dxa"/>
+          </w:tcPr>
+          <w:p>
+            <w:pPr>
+              <w:overflowPunct/>
+              <w:autoSpaceDE/>
+              <w:autoSpaceDN/>
+              <w:adjustRightInd/>
+              <w:textAlignment w:val="auto"/>
+              <w:rPr>
+                <w:rFonts w:asciiTheme="minorHAnsi" w:hAnsiTheme="minorHAnsi" w:cs="Arial"/>
+              </w:rPr>
+            </w:pPr>
+          </w:p>
+        </w:tc>
+        <w:tc>
+          <w:tcPr>
+            <w:tcW w:w="1262" w:type="dxa"/>
+          </w:tcPr>
+          <w:p>
+            <w:pPr>
+              <w:overflowPunct/>
+              <w:autoSpaceDE/>
+              <w:autoSpaceDN/>
+              <w:adjustRightInd/>
+              <w:textAlignment w:val="auto"/>
+              <w:rPr>
+                <w:rFonts w:asciiTheme="minorHAnsi" w:hAnsiTheme="minorHAnsi" w:cs="Arial"/>
+              </w:rPr>
+            </w:pPr>
+          </w:p>
+        </w:tc>
+      </w:tr>
+      <w:tr>
+        <w:tc>
+          <w:tcPr>
+            <w:tcW w:w="527" w:type="dxa"/>
+          </w:tcPr>
+          <w:p>
+            <w:pPr>
+              <w:overflowPunct/>
+              <w:autoSpaceDE/>
+              <w:autoSpaceDN/>
+              <w:adjustRightInd/>
+              <w:jc w:val="center"/>
+              <w:textAlignment w:val="auto"/>
+              <w:rPr>
+                <w:rFonts w:asciiTheme="minorHAnsi" w:hAnsiTheme="minorHAnsi" w:cs="Arial"/>
+              </w:rPr>
+            </w:pPr>
+          </w:p>
+        </w:tc>
+        <w:tc>
+          <w:tcPr>
+            <w:tcW w:w="4561" w:type="dxa"/>
+            <w:gridSpan w:val="4"/>
+          </w:tcPr>
+          <w:p>
+            <w:pPr>
+              <w:pStyle w:val="Default"/>
+              <w:rPr>
+                <w:sz w:val="22"/>
+                <w:szCs w:val="22"/>
+              </w:rPr>
+            </w:pPr>
+            <w:r>
+              <w:rPr>
+                <w:sz w:val="22"/>
+                <w:szCs w:val="22"/>
+              </w:rPr>
+              <w:t>L3 to E</w:t>
+            </w:r>
+          </w:p>
+        </w:tc>
+        <w:tc>
+          <w:tcPr>
+            <w:tcW w:w="1089" w:type="dxa"/>
+          </w:tcPr>
+          <w:p>
+            <w:pPr>
+              <w:pStyle w:val="Default"/>
+              <w:rPr>
+                <w:sz w:val="22"/>
+                <w:szCs w:val="22"/>
+              </w:rPr>
+            </w:pPr>
+            <w:r>
+              <w:rPr>
+                <w:sz w:val="22"/>
+                <w:szCs w:val="22"/>
+              </w:rPr>
+              <w:t>{3p_l1t</w:t>
+            </w:r>
+            <w:r>
+              <w:rPr>
+                <w:sz w:val="22"/>
+                <w:szCs w:val="22"/>
+              </w:rPr>
+              <w:t>e</w:t>
+            </w:r>
+            <w:r>
+              <w:rPr>
+                <w:sz w:val="22"/>
+                <w:szCs w:val="22"/>
+              </w:rPr>
+              <w:t>}</w:t>
+            </w:r>
+          </w:p>
+        </w:tc>
+        <w:tc>
+          <w:tcPr>
+            <w:tcW w:w="957" w:type="dxa"/>
+          </w:tcPr>
+          <w:p>
+            <w:pPr>
+              <w:pStyle w:val="Default"/>
+              <w:rPr>
+                <w:rFonts w:asciiTheme="minorHAnsi" w:hAnsiTheme="minorHAnsi" w:cs="Arial"/>
+              </w:rPr>
+            </w:pPr>
+            <w:r>
+              <w:rPr>
+                <w:rFonts w:ascii="Wingdings" w:hAnsi="Wingdings"/>
+              </w:rPr>
+              <w:t></w:t>
+            </w:r>
+          </w:p>
+        </w:tc>
+        <w:tc>
+          <w:tcPr>
+            <w:tcW w:w="955" w:type="dxa"/>
+          </w:tcPr>
+          <w:p>
+            <w:pPr>
+              <w:overflowPunct/>
+              <w:autoSpaceDE/>
+              <w:autoSpaceDN/>
+              <w:adjustRightInd/>
+              <w:textAlignment w:val="auto"/>
+              <w:rPr>
+                <w:rFonts w:asciiTheme="minorHAnsi" w:hAnsiTheme="minorHAnsi" w:cs="Arial"/>
+              </w:rPr>
+            </w:pPr>
+          </w:p>
+        </w:tc>
+        <w:tc>
+          <w:tcPr>
+            <w:tcW w:w="1262" w:type="dxa"/>
+          </w:tcPr>
+          <w:p>
+            <w:pPr>
+              <w:overflowPunct/>
+              <w:autoSpaceDE/>
+              <w:autoSpaceDN/>
+              <w:adjustRightInd/>
+              <w:textAlignment w:val="auto"/>
+              <w:rPr>
+                <w:rFonts w:asciiTheme="minorHAnsi" w:hAnsiTheme="minorHAnsi" w:cs="Arial"/>
+              </w:rPr>
+            </w:pPr>
+          </w:p>
+        </w:tc>
+      </w:tr>
+      <w:tr>
+        <w:trPr>
+          <w:trHeight w:val="663"/>
+        </w:trPr>
+        <w:tc>
+          <w:tcPr>
+            <w:tcW w:w="527" w:type="dxa"/>
+            <w:vMerge w:val="restart"/>
+          </w:tcPr>
+          <w:p>
+            <w:pPr>
+              <w:overflowPunct/>
+              <w:autoSpaceDE/>
+              <w:autoSpaceDN/>
+              <w:adjustRightInd/>
+              <w:jc w:val="center"/>
+              <w:textAlignment w:val="auto"/>
+              <w:rPr>
+                <w:rFonts w:asciiTheme="minorHAnsi" w:hAnsiTheme="minorHAnsi" w:cs="Arial"/>
+              </w:rPr>
+            </w:pPr>
+            <w:r>
+              <w:rPr>
+                <w:rFonts w:asciiTheme="minorHAnsi" w:hAnsiTheme="minorHAnsi" w:cs="Arial"/>
+              </w:rPr>
+              <w:t>5</w:t>
+            </w:r>
+          </w:p>
+        </w:tc>
+        <w:tc>
+          <w:tcPr>
+            <w:tcW w:w="4561" w:type="dxa"/>
+            <w:gridSpan w:val="4"/>
+          </w:tcPr>
+          <w:p>
+            <w:pPr>
+              <w:pStyle w:val="Default"/>
+              <w:rPr>
+                <w:sz w:val="22"/>
+                <w:szCs w:val="22"/>
+                <w:lang w:val="en-US"/>
+              </w:rPr>
+            </w:pPr>
+            <w:r>
+              <w:rPr>
+                <w:sz w:val="22"/>
+                <w:szCs w:val="22"/>
+                <w:lang w:val="en-US"/>
+              </w:rPr>
+              <w:t xml:space="preserve">Check whether the voltage of </w:t>
             </w:r>
             <w:r>
               <w:rPr>
@@ -17841,7 +17741,7 @@
                 <w:szCs w:val="22"/>
                 <w:lang w:val="en-US"/>
               </w:rPr>
-              <w:t>Earth</w:t>
+              <w:t>Neutral to Earth</w:t>
             </w:r>
             <w:r>
               <w:rPr>
@@ -17849,267 +17749,64 @@
                 <w:szCs w:val="22"/>
                 <w:lang w:val="en-US"/>
               </w:rPr>
-              <w:t xml:space="preserve"> </w:t>
-            </w:r>
-            <w:proofErr w:type="gramStart"/>
-            <w:r>
+              <w:t xml:space="preserve"> are within the acceptable limit.</w:t>
+            </w:r>
+          </w:p>
+          <w:p>
+            <w:pPr>
+              <w:pStyle w:val="Default"/>
               <w:rPr>
                 <w:sz w:val="22"/>
                 <w:szCs w:val="22"/>
-                <w:lang w:val="en-US"/>
-              </w:rPr>
-              <w:t>are</w:t>
-            </w:r>
-            <w:proofErr w:type="gramEnd"/>
-            <w:r>
+              </w:rPr>
+            </w:pPr>
+          </w:p>
+        </w:tc>
+        <w:tc>
+          <w:tcPr>
+            <w:tcW w:w="1089" w:type="dxa"/>
+            <w:vMerge w:val="restart"/>
+          </w:tcPr>
+          <w:p>
+            <w:pPr>
+              <w:pStyle w:val="Default"/>
               <w:rPr>
                 <w:sz w:val="22"/>
                 <w:szCs w:val="22"/>
-                <w:lang w:val="en-US"/>
-              </w:rPr>
-              <w:t xml:space="preserve"> </w:t>
-            </w:r>
+              </w:rPr>
+            </w:pPr>
             <w:r>
               <w:rPr>
                 <w:sz w:val="22"/>
                 <w:szCs w:val="22"/>
-                <w:lang w:val="en-US"/>
-              </w:rPr>
-              <w:t>within</w:t>
+              </w:rPr>
+              <w:t>{3p_n</w:t>
             </w:r>
             <w:r>
               <w:rPr>
                 <w:sz w:val="22"/>
                 <w:szCs w:val="22"/>
-                <w:lang w:val="en-US"/>
-              </w:rPr>
-              <w:t xml:space="preserve"> the acceptable </w:t>
+              </w:rPr>
+              <w:t>te</w:t>
             </w:r>
             <w:r>
               <w:rPr>
                 <w:sz w:val="22"/>
                 <w:szCs w:val="22"/>
-                <w:lang w:val="en-US"/>
-              </w:rPr>
-              <w:t>limit.</w:t>
-            </w:r>
-          </w:p>
+              </w:rPr>
+              <w:t>}</w:t>
+            </w:r>
+          </w:p>
+        </w:tc>
+        <w:tc>
+          <w:tcPr>
+            <w:tcW w:w="957" w:type="dxa"/>
+            <w:vMerge w:val="restart"/>
+          </w:tcPr>
           <w:p>
             <w:pPr>
               <w:pStyle w:val="Default"/>
               <w:rPr>
-                <w:i/>
-                <w:iCs/>
-                <w:sz w:val="22"/>
-                <w:szCs w:val="22"/>
-                <w:lang w:val="en-US"/>
-              </w:rPr>
-            </w:pPr>
-            <w:r>
-              <w:rPr>
-                <w:i/>
-                <w:iCs/>
-                <w:sz w:val="22"/>
-                <w:szCs w:val="22"/>
-              </w:rPr>
-              <w:t xml:space="preserve">(Single Phase - </w:t>
-            </w:r>
-            <w:r>
-              <w:rPr>
-                <w:i/>
-                <w:iCs/>
-                <w:sz w:val="22"/>
-                <w:szCs w:val="22"/>
-                <w:lang w:val="en-US"/>
-              </w:rPr>
-              <w:t>216V to 253V)</w:t>
-            </w:r>
-          </w:p>
-          <w:p>
-            <w:pPr>
-              <w:pStyle w:val="Default"/>
-              <w:rPr>
-                <w:sz w:val="22"/>
-                <w:szCs w:val="22"/>
-              </w:rPr>
-            </w:pPr>
-            <w:r>
-              <w:rPr>
-                <w:i/>
-                <w:iCs/>
-                <w:sz w:val="22"/>
-                <w:szCs w:val="22"/>
-                <w:lang w:val="en-US"/>
-              </w:rPr>
-              <w:t>(</w:t>
-            </w:r>
-            <w:r>
-              <w:rPr>
-                <w:i/>
-                <w:iCs/>
-                <w:sz w:val="22"/>
-                <w:szCs w:val="22"/>
-                <w:lang w:val="en-US"/>
-              </w:rPr>
-              <w:t xml:space="preserve">Three Phase </w:t>
-            </w:r>
-            <w:r>
-              <w:rPr>
-                <w:i/>
-                <w:iCs/>
-                <w:sz w:val="22"/>
-                <w:szCs w:val="22"/>
-                <w:lang w:val="en-US"/>
-              </w:rPr>
-              <w:t>–</w:t>
-            </w:r>
-            <w:r>
-              <w:rPr>
-                <w:i/>
-                <w:iCs/>
-                <w:sz w:val="22"/>
-                <w:szCs w:val="22"/>
-                <w:lang w:val="en-US"/>
-              </w:rPr>
-              <w:t xml:space="preserve"> </w:t>
-            </w:r>
-            <w:r>
-              <w:rPr>
-                <w:i/>
-                <w:iCs/>
-                <w:sz w:val="22"/>
-                <w:szCs w:val="22"/>
-                <w:lang w:val="en-US"/>
-              </w:rPr>
-              <w:t>216V to 253V per phase)</w:t>
-            </w:r>
-          </w:p>
-        </w:tc>
-        <w:tc>
-          <w:tcPr>
-            <w:tcW w:w="963" w:type="dxa"/>
-          </w:tcPr>
-          <w:p>
-            <w:pPr>
-              <w:pStyle w:val="Default"/>
-              <w:rPr>
-                <w:sz w:val="22"/>
-                <w:szCs w:val="22"/>
-              </w:rPr>
-            </w:pPr>
-          </w:p>
-        </w:tc>
-        <w:tc>
-          <w:tcPr>
-            <w:tcW w:w="963" w:type="dxa"/>
-          </w:tcPr>
-          <w:p>
-            <w:pPr>
-              <w:pStyle w:val="Default"/>
-              <w:rPr>
-                <w:rFonts w:asciiTheme="minorHAnsi" w:hAnsiTheme="minorHAnsi" w:cs="Arial"/>
-              </w:rPr>
-            </w:pPr>
-          </w:p>
-        </w:tc>
-        <w:tc>
-          <w:tcPr>
-            <w:tcW w:w="963" w:type="dxa"/>
-          </w:tcPr>
-          <w:p>
-            <w:pPr>
-              <w:overflowPunct/>
-              <w:autoSpaceDE/>
-              <w:autoSpaceDN/>
-              <w:adjustRightInd/>
-              <w:textAlignment w:val="auto"/>
-              <w:rPr>
-                <w:rFonts w:asciiTheme="minorHAnsi" w:hAnsiTheme="minorHAnsi" w:cs="Arial"/>
-              </w:rPr>
-            </w:pPr>
-          </w:p>
-        </w:tc>
-        <w:tc>
-          <w:tcPr>
-            <w:tcW w:w="1276" w:type="dxa"/>
-          </w:tcPr>
-          <w:p>
-            <w:pPr>
-              <w:overflowPunct/>
-              <w:autoSpaceDE/>
-              <w:autoSpaceDN/>
-              <w:adjustRightInd/>
-              <w:textAlignment w:val="auto"/>
-              <w:rPr>
-                <w:rFonts w:asciiTheme="minorHAnsi" w:hAnsiTheme="minorHAnsi" w:cs="Arial"/>
-              </w:rPr>
-            </w:pPr>
-          </w:p>
-        </w:tc>
-      </w:tr>
-      <w:tr>
-        <w:tc>
-          <w:tcPr>
-            <w:tcW w:w="526" w:type="dxa"/>
-          </w:tcPr>
-          <w:p>
-            <w:pPr>
-              <w:overflowPunct/>
-              <w:autoSpaceDE/>
-              <w:autoSpaceDN/>
-              <w:adjustRightInd/>
-              <w:jc w:val="center"/>
-              <w:textAlignment w:val="auto"/>
-              <w:rPr>
-                <w:rFonts w:asciiTheme="minorHAnsi" w:hAnsiTheme="minorHAnsi" w:cs="Arial"/>
-              </w:rPr>
-            </w:pPr>
-          </w:p>
-        </w:tc>
-        <w:tc>
-          <w:tcPr>
-            <w:tcW w:w="4660" w:type="dxa"/>
-            <w:gridSpan w:val="4"/>
-          </w:tcPr>
-          <w:p>
-            <w:pPr>
-              <w:pStyle w:val="Default"/>
-              <w:rPr>
-                <w:sz w:val="22"/>
-                <w:szCs w:val="22"/>
-              </w:rPr>
-            </w:pPr>
-            <w:r>
-              <w:rPr>
-                <w:sz w:val="22"/>
-                <w:szCs w:val="22"/>
-              </w:rPr>
-              <w:t>L1 to E</w:t>
-            </w:r>
-          </w:p>
-        </w:tc>
-        <w:tc>
-          <w:tcPr>
-            <w:tcW w:w="963" w:type="dxa"/>
-          </w:tcPr>
-          <w:p>
-            <w:pPr>
-              <w:pStyle w:val="Default"/>
-              <w:rPr>
-                <w:sz w:val="22"/>
-                <w:szCs w:val="22"/>
-              </w:rPr>
-            </w:pPr>
-          </w:p>
-        </w:tc>
-        <w:tc>
-          <w:tcPr>
-            <w:tcW w:w="963" w:type="dxa"/>
-          </w:tcPr>
-          <w:p>
-            <w:pPr>
-              <w:pStyle w:val="Default"/>
-              <w:rPr>
                 <w:rFonts w:asciiTheme="minorHAnsi" w:hAnsiTheme="minorHAnsi" w:cs="Arial"/>
               </w:rPr>
             </w:pPr>
@@ -18123,264 +17820,7 @@
         </w:tc>
         <w:tc>
           <w:tcPr>
-            <w:tcW w:w="963" w:type="dxa"/>
-          </w:tcPr>
-          <w:p>
-            <w:pPr>
-              <w:overflowPunct/>
-              <w:autoSpaceDE/>
-              <w:autoSpaceDN/>
-              <w:adjustRightInd/>
-              <w:textAlignment w:val="auto"/>
-              <w:rPr>
-                <w:rFonts w:asciiTheme="minorHAnsi" w:hAnsiTheme="minorHAnsi" w:cs="Arial"/>
-              </w:rPr>
-            </w:pPr>
-          </w:p>
-        </w:tc>
-        <w:tc>
-          <w:tcPr>
-            <w:tcW w:w="1276" w:type="dxa"/>
-          </w:tcPr>
-          <w:p>
-            <w:pPr>
-              <w:overflowPunct/>
-              <w:autoSpaceDE/>
-              <w:autoSpaceDN/>
-              <w:adjustRightInd/>
-              <w:textAlignment w:val="auto"/>
-              <w:rPr>
-                <w:rFonts w:asciiTheme="minorHAnsi" w:hAnsiTheme="minorHAnsi" w:cs="Arial"/>
-              </w:rPr>
-            </w:pPr>
-          </w:p>
-        </w:tc>
-      </w:tr>
-      <w:tr>
-        <w:tc>
-          <w:tcPr>
-            <w:tcW w:w="526" w:type="dxa"/>
-          </w:tcPr>
-          <w:p>
-            <w:pPr>
-              <w:overflowPunct/>
-              <w:autoSpaceDE/>
-              <w:autoSpaceDN/>
-              <w:adjustRightInd/>
-              <w:jc w:val="center"/>
-              <w:textAlignment w:val="auto"/>
-              <w:rPr>
-                <w:rFonts w:asciiTheme="minorHAnsi" w:hAnsiTheme="minorHAnsi" w:cs="Arial"/>
-              </w:rPr>
-            </w:pPr>
-          </w:p>
-        </w:tc>
-        <w:tc>
-          <w:tcPr>
-            <w:tcW w:w="4660" w:type="dxa"/>
-            <w:gridSpan w:val="4"/>
-          </w:tcPr>
-          <w:p>
-            <w:pPr>
-              <w:pStyle w:val="Default"/>
-              <w:rPr>
-                <w:sz w:val="22"/>
-                <w:szCs w:val="22"/>
-              </w:rPr>
-            </w:pPr>
-            <w:r>
-              <w:rPr>
-                <w:sz w:val="22"/>
-                <w:szCs w:val="22"/>
-              </w:rPr>
-              <w:t>L2 to E</w:t>
-            </w:r>
-          </w:p>
-        </w:tc>
-        <w:tc>
-          <w:tcPr>
-            <w:tcW w:w="963" w:type="dxa"/>
-          </w:tcPr>
-          <w:p>
-            <w:pPr>
-              <w:pStyle w:val="Default"/>
-              <w:rPr>
-                <w:sz w:val="22"/>
-                <w:szCs w:val="22"/>
-              </w:rPr>
-            </w:pPr>
-          </w:p>
-        </w:tc>
-        <w:tc>
-          <w:tcPr>
-            <w:tcW w:w="963" w:type="dxa"/>
-          </w:tcPr>
-          <w:p>
-            <w:pPr>
-              <w:pStyle w:val="Default"/>
-              <w:rPr>
-                <w:rFonts w:asciiTheme="minorHAnsi" w:hAnsiTheme="minorHAnsi" w:cs="Arial"/>
-              </w:rPr>
-            </w:pPr>
-            <w:r>
-              <w:rPr>
-                <w:rFonts w:ascii="Wingdings" w:hAnsi="Wingdings"/>
-              </w:rPr>
-              <w:t></w:t>
-            </w:r>
-          </w:p>
-        </w:tc>
-        <w:tc>
-          <w:tcPr>
-            <w:tcW w:w="963" w:type="dxa"/>
-          </w:tcPr>
-          <w:p>
-            <w:pPr>
-              <w:overflowPunct/>
-              <w:autoSpaceDE/>
-              <w:autoSpaceDN/>
-              <w:adjustRightInd/>
-              <w:textAlignment w:val="auto"/>
-              <w:rPr>
-                <w:rFonts w:asciiTheme="minorHAnsi" w:hAnsiTheme="minorHAnsi" w:cs="Arial"/>
-              </w:rPr>
-            </w:pPr>
-          </w:p>
-        </w:tc>
-        <w:tc>
-          <w:tcPr>
-            <w:tcW w:w="1276" w:type="dxa"/>
-          </w:tcPr>
-          <w:p>
-            <w:pPr>
-              <w:overflowPunct/>
-              <w:autoSpaceDE/>
-              <w:autoSpaceDN/>
-              <w:adjustRightInd/>
-              <w:textAlignment w:val="auto"/>
-              <w:rPr>
-                <w:rFonts w:asciiTheme="minorHAnsi" w:hAnsiTheme="minorHAnsi" w:cs="Arial"/>
-              </w:rPr>
-            </w:pPr>
-          </w:p>
-        </w:tc>
-      </w:tr>
-      <w:tr>
-        <w:tc>
-          <w:tcPr>
-            <w:tcW w:w="526" w:type="dxa"/>
-          </w:tcPr>
-          <w:p>
-            <w:pPr>
-              <w:overflowPunct/>
-              <w:autoSpaceDE/>
-              <w:autoSpaceDN/>
-              <w:adjustRightInd/>
-              <w:jc w:val="center"/>
-              <w:textAlignment w:val="auto"/>
-              <w:rPr>
-                <w:rFonts w:asciiTheme="minorHAnsi" w:hAnsiTheme="minorHAnsi" w:cs="Arial"/>
-              </w:rPr>
-            </w:pPr>
-          </w:p>
-        </w:tc>
-        <w:tc>
-          <w:tcPr>
-            <w:tcW w:w="4660" w:type="dxa"/>
-            <w:gridSpan w:val="4"/>
-          </w:tcPr>
-          <w:p>
-            <w:pPr>
-              <w:pStyle w:val="Default"/>
-              <w:rPr>
-                <w:sz w:val="22"/>
-                <w:szCs w:val="22"/>
-              </w:rPr>
-            </w:pPr>
-            <w:r>
-              <w:rPr>
-                <w:sz w:val="22"/>
-                <w:szCs w:val="22"/>
-              </w:rPr>
-              <w:t>L3 to E</w:t>
-            </w:r>
-          </w:p>
-        </w:tc>
-        <w:tc>
-          <w:tcPr>
-            <w:tcW w:w="963" w:type="dxa"/>
-          </w:tcPr>
-          <w:p>
-            <w:pPr>
-              <w:pStyle w:val="Default"/>
-              <w:rPr>
-                <w:sz w:val="22"/>
-                <w:szCs w:val="22"/>
-              </w:rPr>
-            </w:pPr>
-          </w:p>
-        </w:tc>
-        <w:tc>
-          <w:tcPr>
-            <w:tcW w:w="963" w:type="dxa"/>
-          </w:tcPr>
-          <w:p>
-            <w:pPr>
-              <w:pStyle w:val="Default"/>
-              <w:rPr>
-                <w:rFonts w:asciiTheme="minorHAnsi" w:hAnsiTheme="minorHAnsi" w:cs="Arial"/>
-              </w:rPr>
-            </w:pPr>
-            <w:r>
-              <w:rPr>
-                <w:rFonts w:ascii="Wingdings" w:hAnsi="Wingdings"/>
-              </w:rPr>
-              <w:t></w:t>
-            </w:r>
-          </w:p>
-        </w:tc>
-        <w:tc>
-          <w:tcPr>
-            <w:tcW w:w="963" w:type="dxa"/>
-          </w:tcPr>
-          <w:p>
-            <w:pPr>
-              <w:overflowPunct/>
-              <w:autoSpaceDE/>
-              <w:autoSpaceDN/>
-              <w:adjustRightInd/>
-              <w:textAlignment w:val="auto"/>
-              <w:rPr>
-                <w:rFonts w:asciiTheme="minorHAnsi" w:hAnsiTheme="minorHAnsi" w:cs="Arial"/>
-              </w:rPr>
-            </w:pPr>
-          </w:p>
-        </w:tc>
-        <w:tc>
-          <w:tcPr>
-            <w:tcW w:w="1276" w:type="dxa"/>
-          </w:tcPr>
-          <w:p>
-            <w:pPr>
-              <w:overflowPunct/>
-              <w:autoSpaceDE/>
-              <w:autoSpaceDN/>
-              <w:adjustRightInd/>
-              <w:textAlignment w:val="auto"/>
-              <w:rPr>
-                <w:rFonts w:asciiTheme="minorHAnsi" w:hAnsiTheme="minorHAnsi" w:cs="Arial"/>
-              </w:rPr>
-            </w:pPr>
-          </w:p>
-        </w:tc>
-      </w:tr>
-      <w:tr>
-        <w:trPr>
-          <w:trHeight w:val="663"/>
-        </w:trPr>
-        <w:tc>
-          <w:tcPr>
-            <w:tcW w:w="526" w:type="dxa"/>
+            <w:tcW w:w="955" w:type="dxa"/>
             <w:vMerge w:val="restart"/>
           </w:tcPr>
           <w:p>
@@ -18389,145 +17829,16 @@
               <w:autoSpaceDE/>
               <w:autoSpaceDN/>
               <w:adjustRightInd/>
-              <w:jc w:val="center"/>
-              <w:textAlignment w:val="auto"/>
-              <w:rPr>
-                <w:rFonts w:asciiTheme="minorHAnsi" w:hAnsiTheme="minorHAnsi" w:cs="Arial"/>
-              </w:rPr>
-            </w:pPr>
-            <w:r>
-              <w:rPr>
-                <w:rFonts w:asciiTheme="minorHAnsi" w:hAnsiTheme="minorHAnsi" w:cs="Arial"/>
-              </w:rPr>
-              <w:t>5</w:t>
-            </w:r>
-          </w:p>
-        </w:tc>
-        <w:tc>
-          <w:tcPr>
-            <w:tcW w:w="4660" w:type="dxa"/>
-            <w:gridSpan w:val="4"/>
-          </w:tcPr>
-          <w:p>
-            <w:pPr>
-              <w:pStyle w:val="Default"/>
-              <w:rPr>
-                <w:sz w:val="22"/>
-                <w:szCs w:val="22"/>
-                <w:lang w:val="en-US"/>
-              </w:rPr>
-            </w:pPr>
-            <w:r>
-              <w:rPr>
-                <w:sz w:val="22"/>
-                <w:szCs w:val="22"/>
-                <w:lang w:val="en-US"/>
-              </w:rPr>
-              <w:t xml:space="preserve">Check whether the voltage of </w:t>
-            </w:r>
-            <w:r>
-              <w:rPr>
-                <w:b/>
-                <w:i/>
-                <w:sz w:val="22"/>
-                <w:szCs w:val="22"/>
-                <w:lang w:val="en-US"/>
-              </w:rPr>
-              <w:t>Neutral to Earth</w:t>
-            </w:r>
-            <w:r>
-              <w:rPr>
-                <w:sz w:val="22"/>
-                <w:szCs w:val="22"/>
-                <w:lang w:val="en-US"/>
-              </w:rPr>
-              <w:t xml:space="preserve"> </w:t>
-            </w:r>
-            <w:proofErr w:type="gramStart"/>
-            <w:r>
-              <w:rPr>
-                <w:sz w:val="22"/>
-                <w:szCs w:val="22"/>
-                <w:lang w:val="en-US"/>
-              </w:rPr>
-              <w:t>are</w:t>
-            </w:r>
-            <w:proofErr w:type="gramEnd"/>
-            <w:r>
-              <w:rPr>
-                <w:sz w:val="22"/>
-                <w:szCs w:val="22"/>
-                <w:lang w:val="en-US"/>
-              </w:rPr>
-              <w:t xml:space="preserve"> within the acceptable limit.</w:t>
-            </w:r>
-          </w:p>
-          <w:p>
-            <w:pPr>
-              <w:pStyle w:val="Default"/>
-              <w:rPr>
-                <w:sz w:val="22"/>
-                <w:szCs w:val="22"/>
-              </w:rPr>
-            </w:pPr>
-          </w:p>
-        </w:tc>
-        <w:tc>
-          <w:tcPr>
-            <w:tcW w:w="963" w:type="dxa"/>
-            <w:vMerge w:val="restart"/>
-          </w:tcPr>
-          <w:p>
-            <w:pPr>
-              <w:pStyle w:val="Default"/>
-              <w:rPr>
-                <w:sz w:val="22"/>
-                <w:szCs w:val="22"/>
-              </w:rPr>
-            </w:pPr>
-          </w:p>
-        </w:tc>
-        <w:tc>
-          <w:tcPr>
-            <w:tcW w:w="963" w:type="dxa"/>
-            <w:vMerge w:val="restart"/>
-          </w:tcPr>
-          <w:p>
-            <w:pPr>
-              <w:pStyle w:val="Default"/>
-              <w:rPr>
-                <w:rFonts w:asciiTheme="minorHAnsi" w:hAnsiTheme="minorHAnsi" w:cs="Arial"/>
-              </w:rPr>
-            </w:pPr>
-            <w:r>
-              <w:rPr>
-                <w:rFonts w:ascii="Wingdings" w:hAnsi="Wingdings"/>
-              </w:rPr>
-              <w:t></w:t>
-            </w:r>
-          </w:p>
-        </w:tc>
-        <w:tc>
-          <w:tcPr>
-            <w:tcW w:w="963" w:type="dxa"/>
-            <w:vMerge w:val="restart"/>
-          </w:tcPr>
-          <w:p>
-            <w:pPr>
-              <w:overflowPunct/>
-              <w:autoSpaceDE/>
-              <w:autoSpaceDN/>
-              <w:adjustRightInd/>
-              <w:textAlignment w:val="auto"/>
-              <w:rPr>
-                <w:rFonts w:asciiTheme="minorHAnsi" w:hAnsiTheme="minorHAnsi" w:cs="Arial"/>
-              </w:rPr>
-            </w:pPr>
-          </w:p>
-        </w:tc>
-        <w:tc>
-          <w:tcPr>
-            <w:tcW w:w="1276" w:type="dxa"/>
+              <w:textAlignment w:val="auto"/>
+              <w:rPr>
+                <w:rFonts w:asciiTheme="minorHAnsi" w:hAnsiTheme="minorHAnsi" w:cs="Arial"/>
+              </w:rPr>
+            </w:pPr>
+          </w:p>
+        </w:tc>
+        <w:tc>
+          <w:tcPr>
+            <w:tcW w:w="1262" w:type="dxa"/>
             <w:vMerge w:val="restart"/>
           </w:tcPr>
           <w:p>
@@ -18550,7 +17861,7 @@
         </w:trPr>
         <w:tc>
           <w:tcPr>
-            <w:tcW w:w="526" w:type="dxa"/>
+            <w:tcW w:w="527" w:type="dxa"/>
             <w:vMerge/>
           </w:tcPr>
           <w:p>
@@ -18569,7 +17880,7 @@
         </w:tc>
         <w:tc>
           <w:tcPr>
-            <w:tcW w:w="2368" w:type="dxa"/>
+            <w:tcW w:w="2316" w:type="dxa"/>
           </w:tcPr>
           <w:p>
             <w:pPr>
@@ -18591,7 +17902,7 @@
         </w:tc>
         <w:tc>
           <w:tcPr>
-            <w:tcW w:w="2292" w:type="dxa"/>
+            <w:tcW w:w="2245" w:type="dxa"/>
             <w:gridSpan w:val="3"/>
           </w:tcPr>
           <w:p>
@@ -18614,7 +17925,7 @@
         </w:tc>
         <w:tc>
           <w:tcPr>
-            <w:tcW w:w="963" w:type="dxa"/>
+            <w:tcW w:w="1089" w:type="dxa"/>
             <w:vMerge/>
           </w:tcPr>
           <w:p>
@@ -18629,7 +17940,7 @@
         </w:tc>
         <w:tc>
           <w:tcPr>
-            <w:tcW w:w="963" w:type="dxa"/>
+            <w:tcW w:w="957" w:type="dxa"/>
             <w:vMerge/>
           </w:tcPr>
           <w:p>
@@ -18643,7 +17954,7 @@
         </w:tc>
         <w:tc>
           <w:tcPr>
-            <w:tcW w:w="963" w:type="dxa"/>
+            <w:tcW w:w="955" w:type="dxa"/>
             <w:vMerge/>
           </w:tcPr>
           <w:p>
@@ -18661,7 +17972,7 @@
         </w:tc>
         <w:tc>
           <w:tcPr>
-            <w:tcW w:w="1276" w:type="dxa"/>
+            <w:tcW w:w="1262" w:type="dxa"/>
             <w:vMerge/>
           </w:tcPr>
           <w:p>
@@ -18684,7 +17995,7 @@
         </w:trPr>
         <w:tc>
           <w:tcPr>
-            <w:tcW w:w="526" w:type="dxa"/>
+            <w:tcW w:w="527" w:type="dxa"/>
             <w:vMerge/>
           </w:tcPr>
           <w:p>
@@ -18703,7 +18014,7 @@
         </w:tc>
         <w:tc>
           <w:tcPr>
-            <w:tcW w:w="2368" w:type="dxa"/>
+            <w:tcW w:w="2316" w:type="dxa"/>
           </w:tcPr>
           <w:p>
             <w:pPr>
@@ -18724,7 +18035,7 @@
         </w:tc>
         <w:tc>
           <w:tcPr>
-            <w:tcW w:w="2292" w:type="dxa"/>
+            <w:tcW w:w="2245" w:type="dxa"/>
             <w:gridSpan w:val="3"/>
           </w:tcPr>
           <w:p>
@@ -18747,7 +18058,7 @@
         </w:tc>
         <w:tc>
           <w:tcPr>
-            <w:tcW w:w="963" w:type="dxa"/>
+            <w:tcW w:w="1089" w:type="dxa"/>
             <w:vMerge/>
           </w:tcPr>
           <w:p>
@@ -18762,7 +18073,7 @@
         </w:tc>
         <w:tc>
           <w:tcPr>
-            <w:tcW w:w="963" w:type="dxa"/>
+            <w:tcW w:w="957" w:type="dxa"/>
             <w:vMerge/>
           </w:tcPr>
           <w:p>
@@ -18776,7 +18087,7 @@
         </w:tc>
         <w:tc>
           <w:tcPr>
-            <w:tcW w:w="963" w:type="dxa"/>
+            <w:tcW w:w="955" w:type="dxa"/>
             <w:vMerge/>
           </w:tcPr>
           <w:p>
@@ -18794,7 +18105,7 @@
         </w:tc>
         <w:tc>
           <w:tcPr>
-            <w:tcW w:w="1276" w:type="dxa"/>
+            <w:tcW w:w="1262" w:type="dxa"/>
             <w:vMerge/>
           </w:tcPr>
           <w:p>
@@ -18817,7 +18128,7 @@
         </w:trPr>
         <w:tc>
           <w:tcPr>
-            <w:tcW w:w="526" w:type="dxa"/>
+            <w:tcW w:w="527" w:type="dxa"/>
             <w:vMerge/>
           </w:tcPr>
           <w:p>
@@ -18836,7 +18147,7 @@
         </w:tc>
         <w:tc>
           <w:tcPr>
-            <w:tcW w:w="2368" w:type="dxa"/>
+            <w:tcW w:w="2316" w:type="dxa"/>
           </w:tcPr>
           <w:p>
             <w:pPr>
@@ -18857,7 +18168,7 @@
         </w:tc>
         <w:tc>
           <w:tcPr>
-            <w:tcW w:w="2292" w:type="dxa"/>
+            <w:tcW w:w="2245" w:type="dxa"/>
             <w:gridSpan w:val="3"/>
           </w:tcPr>
           <w:p>
@@ -18874,67 +18185,60 @@
                 <w:sz w:val="22"/>
                 <w:szCs w:val="22"/>
               </w:rPr>
-              <w:t>0.5</w:t>
-            </w:r>
-            <w:r>
+              <w:t>0.5V to 2V</w:t>
+            </w:r>
+          </w:p>
+        </w:tc>
+        <w:tc>
+          <w:tcPr>
+            <w:tcW w:w="1089" w:type="dxa"/>
+            <w:vMerge/>
+          </w:tcPr>
+          <w:p>
+            <w:pPr>
+              <w:pStyle w:val="Default"/>
               <w:rPr>
                 <w:sz w:val="22"/>
                 <w:szCs w:val="22"/>
               </w:rPr>
-              <w:t>V to 2V</w:t>
-            </w:r>
-          </w:p>
-        </w:tc>
-        <w:tc>
-          <w:tcPr>
-            <w:tcW w:w="963" w:type="dxa"/>
+            </w:pPr>
+          </w:p>
+        </w:tc>
+        <w:tc>
+          <w:tcPr>
+            <w:tcW w:w="957" w:type="dxa"/>
             <w:vMerge/>
           </w:tcPr>
           <w:p>
             <w:pPr>
               <w:pStyle w:val="Default"/>
               <w:rPr>
-                <w:sz w:val="22"/>
-                <w:szCs w:val="22"/>
-              </w:rPr>
-            </w:pPr>
-          </w:p>
-        </w:tc>
-        <w:tc>
-          <w:tcPr>
-            <w:tcW w:w="963" w:type="dxa"/>
+                <w:rFonts w:asciiTheme="minorHAnsi" w:hAnsiTheme="minorHAnsi" w:cs="Arial"/>
+              </w:rPr>
+            </w:pPr>
+          </w:p>
+        </w:tc>
+        <w:tc>
+          <w:tcPr>
+            <w:tcW w:w="955" w:type="dxa"/>
             <w:vMerge/>
           </w:tcPr>
           <w:p>
             <w:pPr>
-              <w:pStyle w:val="Default"/>
-              <w:rPr>
-                <w:rFonts w:asciiTheme="minorHAnsi" w:hAnsiTheme="minorHAnsi" w:cs="Arial"/>
-              </w:rPr>
-            </w:pPr>
-          </w:p>
-        </w:tc>
-        <w:tc>
-          <w:tcPr>
-            <w:tcW w:w="963" w:type="dxa"/>
-            <w:vMerge/>
-          </w:tcPr>
-          <w:p>
-            <w:pPr>
-              <w:overflowPunct/>
-              <w:autoSpaceDE/>
-              <w:autoSpaceDN/>
-              <w:adjustRightInd/>
-              <w:textAlignment w:val="auto"/>
-              <w:rPr>
-                <w:rFonts w:asciiTheme="minorHAnsi" w:hAnsiTheme="minorHAnsi" w:cs="Arial"/>
-              </w:rPr>
-            </w:pPr>
-          </w:p>
-        </w:tc>
-        <w:tc>
-          <w:tcPr>
-            <w:tcW w:w="1276" w:type="dxa"/>
+              <w:overflowPunct/>
+              <w:autoSpaceDE/>
+              <w:autoSpaceDN/>
+              <w:adjustRightInd/>
+              <w:textAlignment w:val="auto"/>
+              <w:rPr>
+                <w:rFonts w:asciiTheme="minorHAnsi" w:hAnsiTheme="minorHAnsi" w:cs="Arial"/>
+              </w:rPr>
+            </w:pPr>
+          </w:p>
+        </w:tc>
+        <w:tc>
+          <w:tcPr>
+            <w:tcW w:w="1262" w:type="dxa"/>
             <w:vMerge/>
           </w:tcPr>
           <w:p>
@@ -18957,7 +18261,7 @@
         </w:trPr>
         <w:tc>
           <w:tcPr>
-            <w:tcW w:w="526" w:type="dxa"/>
+            <w:tcW w:w="527" w:type="dxa"/>
             <w:vMerge/>
           </w:tcPr>
           <w:p>
@@ -18976,7 +18280,7 @@
         </w:tc>
         <w:tc>
           <w:tcPr>
-            <w:tcW w:w="2368" w:type="dxa"/>
+            <w:tcW w:w="2316" w:type="dxa"/>
           </w:tcPr>
           <w:p>
             <w:pPr>
@@ -18997,7 +18301,7 @@
         </w:tc>
         <w:tc>
           <w:tcPr>
-            <w:tcW w:w="2292" w:type="dxa"/>
+            <w:tcW w:w="2245" w:type="dxa"/>
             <w:gridSpan w:val="3"/>
           </w:tcPr>
           <w:p>
@@ -19014,67 +18318,60 @@
                 <w:sz w:val="22"/>
                 <w:szCs w:val="22"/>
               </w:rPr>
-              <w:t xml:space="preserve">&gt; 3V - </w:t>
-            </w:r>
-            <w:r>
+              <w:t>&gt; 3V - investigate</w:t>
+            </w:r>
+          </w:p>
+        </w:tc>
+        <w:tc>
+          <w:tcPr>
+            <w:tcW w:w="1089" w:type="dxa"/>
+            <w:vMerge/>
+          </w:tcPr>
+          <w:p>
+            <w:pPr>
+              <w:pStyle w:val="Default"/>
               <w:rPr>
                 <w:sz w:val="22"/>
                 <w:szCs w:val="22"/>
               </w:rPr>
-              <w:t>investigate</w:t>
-            </w:r>
-          </w:p>
-        </w:tc>
-        <w:tc>
-          <w:tcPr>
-            <w:tcW w:w="963" w:type="dxa"/>
+            </w:pPr>
+          </w:p>
+        </w:tc>
+        <w:tc>
+          <w:tcPr>
+            <w:tcW w:w="957" w:type="dxa"/>
             <w:vMerge/>
           </w:tcPr>
           <w:p>
             <w:pPr>
               <w:pStyle w:val="Default"/>
               <w:rPr>
-                <w:sz w:val="22"/>
-                <w:szCs w:val="22"/>
-              </w:rPr>
-            </w:pPr>
-          </w:p>
-        </w:tc>
-        <w:tc>
-          <w:tcPr>
-            <w:tcW w:w="963" w:type="dxa"/>
+                <w:rFonts w:asciiTheme="minorHAnsi" w:hAnsiTheme="minorHAnsi" w:cs="Arial"/>
+              </w:rPr>
+            </w:pPr>
+          </w:p>
+        </w:tc>
+        <w:tc>
+          <w:tcPr>
+            <w:tcW w:w="955" w:type="dxa"/>
             <w:vMerge/>
           </w:tcPr>
           <w:p>
             <w:pPr>
-              <w:pStyle w:val="Default"/>
-              <w:rPr>
-                <w:rFonts w:asciiTheme="minorHAnsi" w:hAnsiTheme="minorHAnsi" w:cs="Arial"/>
-              </w:rPr>
-            </w:pPr>
-          </w:p>
-        </w:tc>
-        <w:tc>
-          <w:tcPr>
-            <w:tcW w:w="963" w:type="dxa"/>
-            <w:vMerge/>
-          </w:tcPr>
-          <w:p>
-            <w:pPr>
-              <w:overflowPunct/>
-              <w:autoSpaceDE/>
-              <w:autoSpaceDN/>
-              <w:adjustRightInd/>
-              <w:textAlignment w:val="auto"/>
-              <w:rPr>
-                <w:rFonts w:asciiTheme="minorHAnsi" w:hAnsiTheme="minorHAnsi" w:cs="Arial"/>
-              </w:rPr>
-            </w:pPr>
-          </w:p>
-        </w:tc>
-        <w:tc>
-          <w:tcPr>
-            <w:tcW w:w="1276" w:type="dxa"/>
+              <w:overflowPunct/>
+              <w:autoSpaceDE/>
+              <w:autoSpaceDN/>
+              <w:adjustRightInd/>
+              <w:textAlignment w:val="auto"/>
+              <w:rPr>
+                <w:rFonts w:asciiTheme="minorHAnsi" w:hAnsiTheme="minorHAnsi" w:cs="Arial"/>
+              </w:rPr>
+            </w:pPr>
+          </w:p>
+        </w:tc>
+        <w:tc>
+          <w:tcPr>
+            <w:tcW w:w="1262" w:type="dxa"/>
             <w:vMerge/>
           </w:tcPr>
           <w:p>
@@ -19097,7 +18394,7 @@
         </w:trPr>
         <w:tc>
           <w:tcPr>
-            <w:tcW w:w="526" w:type="dxa"/>
+            <w:tcW w:w="527" w:type="dxa"/>
             <w:vMerge/>
           </w:tcPr>
           <w:p>
@@ -19116,7 +18413,7 @@
         </w:tc>
         <w:tc>
           <w:tcPr>
-            <w:tcW w:w="2368" w:type="dxa"/>
+            <w:tcW w:w="2316" w:type="dxa"/>
           </w:tcPr>
           <w:p>
             <w:pPr>
@@ -19137,7 +18434,7 @@
         </w:tc>
         <w:tc>
           <w:tcPr>
-            <w:tcW w:w="2292" w:type="dxa"/>
+            <w:tcW w:w="2245" w:type="dxa"/>
             <w:gridSpan w:val="3"/>
           </w:tcPr>
           <w:p>
@@ -19154,81 +18451,60 @@
                 <w:sz w:val="22"/>
                 <w:szCs w:val="22"/>
               </w:rPr>
-              <w:t xml:space="preserve">&gt; 5V </w:t>
-            </w:r>
-            <w:r>
+              <w:t>&gt; 5V – unsafe, must be rectified</w:t>
+            </w:r>
+          </w:p>
+        </w:tc>
+        <w:tc>
+          <w:tcPr>
+            <w:tcW w:w="1089" w:type="dxa"/>
+            <w:vMerge/>
+          </w:tcPr>
+          <w:p>
+            <w:pPr>
+              <w:pStyle w:val="Default"/>
               <w:rPr>
                 <w:sz w:val="22"/>
                 <w:szCs w:val="22"/>
               </w:rPr>
-              <w:t>–</w:t>
-            </w:r>
-            <w:r>
-              <w:rPr>
-                <w:sz w:val="22"/>
-                <w:szCs w:val="22"/>
-              </w:rPr>
-              <w:t xml:space="preserve"> </w:t>
-            </w:r>
-            <w:r>
-              <w:rPr>
-                <w:sz w:val="22"/>
-                <w:szCs w:val="22"/>
-              </w:rPr>
-              <w:t>unsafe, must be rectified</w:t>
-            </w:r>
-          </w:p>
-        </w:tc>
-        <w:tc>
-          <w:tcPr>
-            <w:tcW w:w="963" w:type="dxa"/>
+            </w:pPr>
+          </w:p>
+        </w:tc>
+        <w:tc>
+          <w:tcPr>
+            <w:tcW w:w="957" w:type="dxa"/>
             <w:vMerge/>
           </w:tcPr>
           <w:p>
             <w:pPr>
               <w:pStyle w:val="Default"/>
               <w:rPr>
-                <w:sz w:val="22"/>
-                <w:szCs w:val="22"/>
-              </w:rPr>
-            </w:pPr>
-          </w:p>
-        </w:tc>
-        <w:tc>
-          <w:tcPr>
-            <w:tcW w:w="963" w:type="dxa"/>
+                <w:rFonts w:asciiTheme="minorHAnsi" w:hAnsiTheme="minorHAnsi" w:cs="Arial"/>
+              </w:rPr>
+            </w:pPr>
+          </w:p>
+        </w:tc>
+        <w:tc>
+          <w:tcPr>
+            <w:tcW w:w="955" w:type="dxa"/>
             <w:vMerge/>
           </w:tcPr>
           <w:p>
             <w:pPr>
-              <w:pStyle w:val="Default"/>
-              <w:rPr>
-                <w:rFonts w:asciiTheme="minorHAnsi" w:hAnsiTheme="minorHAnsi" w:cs="Arial"/>
-              </w:rPr>
-            </w:pPr>
-          </w:p>
-        </w:tc>
-        <w:tc>
-          <w:tcPr>
-            <w:tcW w:w="963" w:type="dxa"/>
-            <w:vMerge/>
-          </w:tcPr>
-          <w:p>
-            <w:pPr>
-              <w:overflowPunct/>
-              <w:autoSpaceDE/>
-              <w:autoSpaceDN/>
-              <w:adjustRightInd/>
-              <w:textAlignment w:val="auto"/>
-              <w:rPr>
-                <w:rFonts w:asciiTheme="minorHAnsi" w:hAnsiTheme="minorHAnsi" w:cs="Arial"/>
-              </w:rPr>
-            </w:pPr>
-          </w:p>
-        </w:tc>
-        <w:tc>
-          <w:tcPr>
-            <w:tcW w:w="1276" w:type="dxa"/>
+              <w:overflowPunct/>
+              <w:autoSpaceDE/>
+              <w:autoSpaceDN/>
+              <w:adjustRightInd/>
+              <w:textAlignment w:val="auto"/>
+              <w:rPr>
+                <w:rFonts w:asciiTheme="minorHAnsi" w:hAnsiTheme="minorHAnsi" w:cs="Arial"/>
+              </w:rPr>
+            </w:pPr>
+          </w:p>
+        </w:tc>
+        <w:tc>
+          <w:tcPr>
+            <w:tcW w:w="1262" w:type="dxa"/>
             <w:vMerge/>
           </w:tcPr>
           <w:p>
@@ -19309,6 +18585,41 @@
                 <w:lang w:val="en-MY"/>
               </w:rPr>
             </w:pPr>
+            <w:r>
+              <w:rPr>
+                <w:sz w:val="22"/>
+                <w:szCs w:val="22"/>
+              </w:rPr>
+              <w:t>{3p_</w:t>
+            </w:r>
+            <w:r>
+              <w:rPr>
+                <w:sz w:val="22"/>
+                <w:szCs w:val="22"/>
+              </w:rPr>
+              <w:t>l1</w:t>
+            </w:r>
+            <w:r>
+              <w:rPr>
+                <w:sz w:val="22"/>
+                <w:szCs w:val="22"/>
+              </w:rPr>
+              <w:t>t</w:t>
+            </w:r>
+            <w:r>
+              <w:rPr>
+                <w:sz w:val="22"/>
+                <w:szCs w:val="22"/>
+              </w:rPr>
+              <w:t>n</w:t>
+            </w:r>
+            <w:r>
+              <w:rPr>
+                <w:sz w:val="22"/>
+                <w:szCs w:val="22"/>
+              </w:rPr>
+              <w:t>}</w:t>
+            </w:r>
           </w:p>
           <w:p>
             <w:pPr>
@@ -19346,6 +18657,41 @@
                 <w:lang w:val="en-MY"/>
               </w:rPr>
             </w:pPr>
+            <w:r>
+              <w:rPr>
+                <w:sz w:val="22"/>
+                <w:szCs w:val="22"/>
+              </w:rPr>
+              <w:t>{3p_</w:t>
+            </w:r>
+            <w:r>
+              <w:rPr>
+                <w:sz w:val="22"/>
+                <w:szCs w:val="22"/>
+              </w:rPr>
+              <w:t>l2</w:t>
+            </w:r>
+            <w:r>
+              <w:rPr>
+                <w:sz w:val="22"/>
+                <w:szCs w:val="22"/>
+              </w:rPr>
+              <w:t>t</w:t>
+            </w:r>
+            <w:r>
+              <w:rPr>
+                <w:sz w:val="22"/>
+                <w:szCs w:val="22"/>
+              </w:rPr>
+              <w:t>n</w:t>
+            </w:r>
+            <w:r>
+              <w:rPr>
+                <w:sz w:val="22"/>
+                <w:szCs w:val="22"/>
+              </w:rPr>
+              <w:t>}</w:t>
+            </w:r>
           </w:p>
           <w:p>
             <w:pPr>
@@ -19382,6 +18728,41 @@
                 <w:bCs/>
               </w:rPr>
             </w:pPr>
+            <w:r>
+              <w:rPr>
+                <w:sz w:val="22"/>
+                <w:szCs w:val="22"/>
+              </w:rPr>
+              <w:t>{3p_</w:t>
+            </w:r>
+            <w:r>
+              <w:rPr>
+                <w:sz w:val="22"/>
+                <w:szCs w:val="22"/>
+              </w:rPr>
+              <w:t>l3</w:t>
+            </w:r>
+            <w:r>
+              <w:rPr>
+                <w:sz w:val="22"/>
+                <w:szCs w:val="22"/>
+              </w:rPr>
+              <w:t>t</w:t>
+            </w:r>
+            <w:r>
+              <w:rPr>
+                <w:sz w:val="22"/>
+                <w:szCs w:val="22"/>
+              </w:rPr>
+              <w:t>n</w:t>
+            </w:r>
+            <w:r>
+              <w:rPr>
+                <w:sz w:val="22"/>
+                <w:szCs w:val="22"/>
+              </w:rPr>
+              <w:t>}</w:t>
+            </w:r>
           </w:p>
           <w:p>
             <w:pPr>
@@ -19461,6 +18842,41 @@
                 <w:lang w:val="en-MY"/>
               </w:rPr>
             </w:pPr>
+            <w:r>
+              <w:rPr>
+                <w:sz w:val="22"/>
+                <w:szCs w:val="22"/>
+              </w:rPr>
+              <w:t>{3p_</w:t>
+            </w:r>
+            <w:r>
+              <w:rPr>
+                <w:sz w:val="22"/>
+                <w:szCs w:val="22"/>
+              </w:rPr>
+              <w:t>l1</w:t>
+            </w:r>
+            <w:r>
+              <w:rPr>
+                <w:sz w:val="22"/>
+                <w:szCs w:val="22"/>
+              </w:rPr>
+              <w:t>t</w:t>
+            </w:r>
+            <w:r>
+              <w:rPr>
+                <w:sz w:val="22"/>
+                <w:szCs w:val="22"/>
+              </w:rPr>
+              <w:t>l2</w:t>
+            </w:r>
+            <w:r>
+              <w:rPr>
+                <w:sz w:val="22"/>
+                <w:szCs w:val="22"/>
+              </w:rPr>
+              <w:t>}</w:t>
+            </w:r>
           </w:p>
           <w:p>
             <w:pPr>
@@ -19498,6 +18914,41 @@
                 <w:lang w:val="en-MY"/>
               </w:rPr>
             </w:pPr>
+            <w:r>
+              <w:rPr>
+                <w:sz w:val="22"/>
+                <w:szCs w:val="22"/>
+              </w:rPr>
+              <w:t>{3p_</w:t>
+            </w:r>
+            <w:r>
+              <w:rPr>
+                <w:sz w:val="22"/>
+                <w:szCs w:val="22"/>
+              </w:rPr>
+              <w:t>l1</w:t>
+            </w:r>
+            <w:r>
+              <w:rPr>
+                <w:sz w:val="22"/>
+                <w:szCs w:val="22"/>
+              </w:rPr>
+              <w:t>t</w:t>
+            </w:r>
+            <w:r>
+              <w:rPr>
+                <w:sz w:val="22"/>
+                <w:szCs w:val="22"/>
+              </w:rPr>
+              <w:t>l3</w:t>
+            </w:r>
+            <w:r>
+              <w:rPr>
+                <w:sz w:val="22"/>
+                <w:szCs w:val="22"/>
+              </w:rPr>
+              <w:t>}</w:t>
+            </w:r>
           </w:p>
           <w:p>
             <w:pPr>
@@ -19561,6 +19012,41 @@
                 <w:lang w:val="en-MY"/>
               </w:rPr>
             </w:pPr>
+            <w:r>
+              <w:rPr>
+                <w:sz w:val="22"/>
+                <w:szCs w:val="22"/>
+              </w:rPr>
+              <w:t>{3p_</w:t>
+            </w:r>
+            <w:r>
+              <w:rPr>
+                <w:sz w:val="22"/>
+                <w:szCs w:val="22"/>
+              </w:rPr>
+              <w:t>l2</w:t>
+            </w:r>
+            <w:r>
+              <w:rPr>
+                <w:sz w:val="22"/>
+                <w:szCs w:val="22"/>
+              </w:rPr>
+              <w:t>t</w:t>
+            </w:r>
+            <w:r>
+              <w:rPr>
+                <w:sz w:val="22"/>
+                <w:szCs w:val="22"/>
+              </w:rPr>
+              <w:t>l3</w:t>
+            </w:r>
+            <w:r>
+              <w:rPr>
+                <w:sz w:val="22"/>
+                <w:szCs w:val="22"/>
+              </w:rPr>
+              <w:t>}</w:t>
+            </w:r>
           </w:p>
           <w:p>
             <w:pPr>
@@ -19608,6 +19094,27 @@
                 <w:lang w:val="en-MY"/>
               </w:rPr>
             </w:pPr>
+            <w:r>
+              <w:rPr>
+                <w:sz w:val="22"/>
+                <w:szCs w:val="22"/>
+              </w:rPr>
+              <w:t>{3p_</w:t>
+            </w:r>
+            <w:r>
+              <w:rPr>
+                <w:sz w:val="22"/>
+                <w:szCs w:val="22"/>
+              </w:rPr>
+              <w:t>l1</w:t>
+            </w:r>
+            <w:r>
+              <w:rPr>
+                <w:sz w:val="22"/>
+                <w:szCs w:val="22"/>
+              </w:rPr>
+              <w:t>te}</w:t>
+            </w:r>
           </w:p>
           <w:p>
             <w:pPr>
@@ -19657,6 +19164,27 @@
                 <w:lang w:val="en-MY"/>
               </w:rPr>
             </w:pPr>
+            <w:r>
+              <w:rPr>
+                <w:sz w:val="22"/>
+                <w:szCs w:val="22"/>
+              </w:rPr>
+              <w:t>{3p_</w:t>
+            </w:r>
+            <w:r>
+              <w:rPr>
+                <w:sz w:val="22"/>
+                <w:szCs w:val="22"/>
+              </w:rPr>
+              <w:t>l2</w:t>
+            </w:r>
+            <w:r>
+              <w:rPr>
+                <w:sz w:val="22"/>
+                <w:szCs w:val="22"/>
+              </w:rPr>
+              <w:t>te}</w:t>
+            </w:r>
           </w:p>
           <w:p>
             <w:pPr>
@@ -19692,6 +19220,27 @@
                 <w:lang w:val="en-MY"/>
               </w:rPr>
             </w:pPr>
+            <w:r>
+              <w:rPr>
+                <w:sz w:val="22"/>
+                <w:szCs w:val="22"/>
+              </w:rPr>
+              <w:t>{3p_</w:t>
+            </w:r>
+            <w:r>
+              <w:rPr>
+                <w:sz w:val="22"/>
+                <w:szCs w:val="22"/>
+              </w:rPr>
+              <w:t>l3</w:t>
+            </w:r>
+            <w:r>
+              <w:rPr>
+                <w:sz w:val="22"/>
+                <w:szCs w:val="22"/>
+              </w:rPr>
+              <w:t>te}</w:t>
+            </w:r>
           </w:p>
           <w:p>
             <w:pPr>
@@ -19748,6 +19297,13 @@
                 <w:rFonts w:asciiTheme="minorHAnsi" w:hAnsiTheme="minorHAnsi" w:cs="Arial"/>
               </w:rPr>
             </w:pPr>
+            <w:r>
+              <w:rPr>
+                <w:sz w:val="22"/>
+                <w:szCs w:val="22"/>
+              </w:rPr>
+              <w:t>{3p_nte}</w:t>
+            </w:r>
           </w:p>
           <w:p>
             <w:pPr>
@@ -19941,9 +19497,8 @@
             <w:r>
               <w:rPr>
                 <w:rFonts w:asciiTheme="minorHAnsi" w:hAnsiTheme="minorHAnsi"/>
-                <w:lang w:val="en-MY"/>
-              </w:rPr>
-              <w:t>POH SIN KHEONG</w:t>
+              </w:rPr>
+              <w:t>{customer_name}</w:t>
             </w:r>
           </w:p>
           <w:p>
@@ -19978,13 +19533,7 @@
               <w:rPr>
                 <w:sz w:val="20"/>
               </w:rPr>
-              <w:t xml:space="preserve">Izzat </w:t>
-            </w:r>
-            <w:r>
-              <w:rPr>
-                <w:sz w:val="20"/>
-              </w:rPr>
-              <w:t>Hilmi</w:t>
+              <w:t>{pic_name}</w:t>
             </w:r>
           </w:p>
           <w:p>
@@ -20015,7 +19564,7 @@
               <w:rPr>
                 <w:spacing w:val="-6"/>
               </w:rPr>
-              <w:t>001102140173</w:t>
+              <w:t>{engineer_ic}</w:t>
             </w:r>
           </w:p>
         </w:tc>
@@ -20048,10 +19597,10 @@
               <w:t xml:space="preserve"> </w:t>
             </w:r>
             <w:r>
-              <w:t>01</w:t>
-            </w:r>
-            <w:r>
-              <w:t>133377290</w:t>
+              <w:rPr>
+                <w:spacing w:val="-4"/>
+              </w:rPr>
+              <w:t>{engineer_number}</w:t>
             </w:r>
           </w:p>
         </w:tc>
@@ -20072,21 +19621,8 @@
               <w:t>Vendor/Contractor</w:t>
             </w:r>
             <w:r>
-              <w:t xml:space="preserve">): Ai Solar </w:t>
-            </w:r>
-            <w:proofErr w:type="spellStart"/>
-            <w:r>
-              <w:t>Sdn</w:t>
-            </w:r>
-            <w:proofErr w:type="spellEnd"/>
-            <w:r>
-              <w:t xml:space="preserve"> </w:t>
-            </w:r>
-            <w:proofErr w:type="spellStart"/>
-            <w:r>
-              <w:t>Bhd</w:t>
-            </w:r>
-            <w:proofErr w:type="spellEnd"/>
+              <w:t>): Ai Solar Sdn Bhd</w:t>
+            </w:r>
           </w:p>
           <w:p>
             <w:pPr>
@@ -20123,28 +19659,11 @@
                 <w:sz w:val="16"/>
                 <w:szCs w:val="16"/>
               </w:rPr>
-              <w:t xml:space="preserve">(if </w:t>
-            </w:r>
-            <w:proofErr w:type="gramStart"/>
-            <w:r>
-              <w:rPr>
-                <w:sz w:val="16"/>
-                <w:szCs w:val="16"/>
-              </w:rPr>
-              <w:t>applicable)</w:t>
-            </w:r>
-            <w:r>
-              <w:t xml:space="preserve">  Hayee</w:t>
-            </w:r>
-            <w:proofErr w:type="gramEnd"/>
-            <w:r>
-              <w:t xml:space="preserve"> </w:t>
-            </w:r>
-            <w:proofErr w:type="spellStart"/>
-            <w:r>
-              <w:t>Reussi</w:t>
-            </w:r>
-            <w:proofErr w:type="spellEnd"/>
+              <w:t>(if applicable)</w:t>
+            </w:r>
+            <w:r>
+              <w:t xml:space="preserve">  </w:t>
+            </w:r>
           </w:p>
         </w:tc>
       </w:tr>
@@ -20253,7 +19772,7 @@
                 <w:rFonts w:asciiTheme="minorHAnsi" w:hAnsiTheme="minorHAnsi"/>
                 <w:lang w:val="en-MY"/>
               </w:rPr>
-              <w:t>4, JALAN SS 2/96, SS 2, PETALING JAYA, SELANGOR, 47300, MALAYSIA</w:t>
+              <w:t>{address}</w:t>
             </w:r>
           </w:p>
         </w:tc>
@@ -20299,42 +19818,20 @@
               <w:rPr>
                 <w:rFonts w:asciiTheme="minorHAnsi" w:hAnsiTheme="minorHAnsi"/>
               </w:rPr>
-              <w:t xml:space="preserve">Front </w:t>
-            </w:r>
-            <w:proofErr w:type="gramStart"/>
-            <w:r>
-              <w:rPr>
-                <w:rFonts w:asciiTheme="minorHAnsi" w:hAnsiTheme="minorHAnsi"/>
-              </w:rPr>
-              <w:t>porch :</w:t>
-            </w:r>
-            <w:proofErr w:type="gramEnd"/>
-          </w:p>
-          <w:p>
-            <w:pPr>
-              <w:rPr>
-                <w:rFonts w:asciiTheme="minorHAnsi" w:hAnsiTheme="minorHAnsi"/>
-              </w:rPr>
-            </w:pPr>
-            <w:r>
-              <w:rPr>
-                <w:rFonts w:asciiTheme="minorHAnsi" w:hAnsiTheme="minorHAnsi"/>
-              </w:rPr>
-              <w:t xml:space="preserve">DB </w:t>
-            </w:r>
-            <w:proofErr w:type="gramStart"/>
-            <w:r>
-              <w:rPr>
-                <w:rFonts w:asciiTheme="minorHAnsi" w:hAnsiTheme="minorHAnsi"/>
-              </w:rPr>
-              <w:t>room :</w:t>
-            </w:r>
-            <w:proofErr w:type="gramEnd"/>
-            <w:r>
-              <w:rPr>
-                <w:rFonts w:asciiTheme="minorHAnsi" w:hAnsiTheme="minorHAnsi"/>
-              </w:rPr>
-              <w:t xml:space="preserve"> </w:t>
+              <w:t>Front porch :</w:t>
+            </w:r>
+          </w:p>
+          <w:p>
+            <w:pPr>
+              <w:rPr>
+                <w:rFonts w:asciiTheme="minorHAnsi" w:hAnsiTheme="minorHAnsi"/>
+              </w:rPr>
+            </w:pPr>
+            <w:r>
+              <w:rPr>
+                <w:rFonts w:asciiTheme="minorHAnsi" w:hAnsiTheme="minorHAnsi"/>
+              </w:rPr>
+              <w:t xml:space="preserve">DB room : </w:t>
             </w:r>
           </w:p>
         </w:tc>
@@ -20367,36 +19864,6 @@
               <w:rPr>
                 <w:rFonts w:asciiTheme="minorHAnsi" w:hAnsiTheme="minorHAnsi"/>
               </w:rPr>
-              <w:t>8</w:t>
-            </w:r>
-            <w:r>
-              <w:rPr>
-                <w:rFonts w:asciiTheme="minorHAnsi" w:hAnsiTheme="minorHAnsi"/>
-              </w:rPr>
-              <w:t>/</w:t>
-            </w:r>
-            <w:r>
-              <w:rPr>
-                <w:rFonts w:asciiTheme="minorHAnsi" w:hAnsiTheme="minorHAnsi"/>
-              </w:rPr>
-              <w:t>6</w:t>
-            </w:r>
-            <w:r>
-              <w:rPr>
-                <w:rFonts w:asciiTheme="minorHAnsi" w:hAnsiTheme="minorHAnsi"/>
-              </w:rPr>
-              <w:t>/202</w:t>
-            </w:r>
-            <w:r>
-              <w:rPr>
-                <w:rFonts w:asciiTheme="minorHAnsi" w:hAnsiTheme="minorHAnsi"/>
-              </w:rPr>
-              <w:t>6</w:t>
-            </w:r>
-            <w:r>
-              <w:rPr>
-                <w:rFonts w:asciiTheme="minorHAnsi" w:hAnsiTheme="minorHAnsi"/>
-              </w:rPr>
               <w:t xml:space="preserve">                                     End date:</w:t>
             </w:r>
             <w:r>
@@ -20404,36 +19871,6 @@
                 <w:rFonts w:asciiTheme="minorHAnsi" w:hAnsiTheme="minorHAnsi"/>
               </w:rPr>
               <w:t xml:space="preserve"> </w:t>
-            </w:r>
-            <w:r>
-              <w:rPr>
-                <w:rFonts w:asciiTheme="minorHAnsi" w:hAnsiTheme="minorHAnsi"/>
-              </w:rPr>
-              <w:t>8</w:t>
-            </w:r>
-            <w:r>
-              <w:rPr>
-                <w:rFonts w:asciiTheme="minorHAnsi" w:hAnsiTheme="minorHAnsi"/>
-              </w:rPr>
-              <w:t>/</w:t>
-            </w:r>
-            <w:r>
-              <w:rPr>
-                <w:rFonts w:asciiTheme="minorHAnsi" w:hAnsiTheme="minorHAnsi"/>
-              </w:rPr>
-              <w:t>6</w:t>
-            </w:r>
-            <w:r>
-              <w:rPr>
-                <w:rFonts w:asciiTheme="minorHAnsi" w:hAnsiTheme="minorHAnsi"/>
-              </w:rPr>
-              <w:t>/202</w:t>
-            </w:r>
-            <w:r>
-              <w:rPr>
-                <w:rFonts w:asciiTheme="minorHAnsi" w:hAnsiTheme="minorHAnsi"/>
-              </w:rPr>
-              <w:t>6</w:t>
             </w:r>
           </w:p>
         </w:tc>
@@ -20739,23 +20176,7 @@
                 <w:spacing w:val="-4"/>
                 <w:lang w:val="en-MY"/>
               </w:rPr>
-              <w:t xml:space="preserve">Klinik </w:t>
-            </w:r>
-            <w:proofErr w:type="spellStart"/>
-            <w:r>
-              <w:rPr>
-                <w:spacing w:val="-4"/>
-                <w:lang w:val="en-MY"/>
-              </w:rPr>
-              <w:t>Medilove</w:t>
-            </w:r>
-            <w:proofErr w:type="spellEnd"/>
-            <w:r>
-              <w:rPr>
-                <w:spacing w:val="-4"/>
-                <w:lang w:val="en-MY"/>
-              </w:rPr>
-              <w:t xml:space="preserve"> Damansara Uptown</w:t>
+              <w:t>Klinik Medilove Damansara Uptown</w:t>
             </w:r>
           </w:p>
         </w:tc>
@@ -21958,19 +21379,18 @@
           <w:sz w:val="18"/>
           <w:szCs w:val="18"/>
         </w:rPr>
-        <w:t xml:space="preserve">2. Valid CIDB, WAH, NTMSP or </w:t>
+        <w:t>2. Valid CIDB, WAH, NTMSP or other relevant card/cert refer to next page</w:t>
       </w:r>
-      <w:proofErr w:type="gramStart"/>
-      <w:r>
+    </w:p>
+    <w:p>
+      <w:pPr>
         <w:rPr>
           <w:rFonts w:asciiTheme="minorHAnsi" w:hAnsiTheme="minorHAnsi"/>
           <w:color w:val="156082" w:themeColor="accent1"/>
           <w:sz w:val="18"/>
           <w:szCs w:val="18"/>
         </w:rPr>
-        <w:t>other</w:t>
-      </w:r>
-      <w:proofErr w:type="gramEnd"/>
+      </w:pPr>
       <w:r>
         <w:rPr>
           <w:rFonts w:asciiTheme="minorHAnsi" w:hAnsiTheme="minorHAnsi"/>
@@ -21978,66 +21398,7 @@
           <w:sz w:val="18"/>
           <w:szCs w:val="18"/>
         </w:rPr>
-        <w:t xml:space="preserve"> relevant card/cert refer to next page</w:t>
-      </w:r>
-    </w:p>
-    <w:p>
-      <w:pPr>
-        <w:rPr>
-          <w:rFonts w:asciiTheme="minorHAnsi" w:hAnsiTheme="minorHAnsi"/>
-          <w:color w:val="156082" w:themeColor="accent1"/>
-          <w:sz w:val="18"/>
-          <w:szCs w:val="18"/>
-        </w:rPr>
-      </w:pPr>
-      <w:r>
-        <w:rPr>
-          <w:rFonts w:asciiTheme="minorHAnsi" w:hAnsiTheme="minorHAnsi"/>
-          <w:color w:val="156082" w:themeColor="accent1"/>
-          <w:sz w:val="18"/>
-          <w:szCs w:val="18"/>
-        </w:rPr>
-        <w:t xml:space="preserve">3. All </w:t>
-      </w:r>
-      <w:proofErr w:type="gramStart"/>
-      <w:r>
-        <w:rPr>
-          <w:rFonts w:asciiTheme="minorHAnsi" w:hAnsiTheme="minorHAnsi"/>
-          <w:color w:val="156082" w:themeColor="accent1"/>
-          <w:sz w:val="18"/>
-          <w:szCs w:val="18"/>
-        </w:rPr>
-        <w:t>incident</w:t>
-      </w:r>
-      <w:proofErr w:type="gramEnd"/>
-      <w:r>
-        <w:rPr>
-          <w:rFonts w:asciiTheme="minorHAnsi" w:hAnsiTheme="minorHAnsi"/>
-          <w:color w:val="156082" w:themeColor="accent1"/>
-          <w:sz w:val="18"/>
-          <w:szCs w:val="18"/>
-        </w:rPr>
-        <w:t xml:space="preserve"> (Accident &amp; Near miss) to be </w:t>
-      </w:r>
-      <w:proofErr w:type="gramStart"/>
-      <w:r>
-        <w:rPr>
-          <w:rFonts w:asciiTheme="minorHAnsi" w:hAnsiTheme="minorHAnsi"/>
-          <w:color w:val="156082" w:themeColor="accent1"/>
-          <w:sz w:val="18"/>
-          <w:szCs w:val="18"/>
-        </w:rPr>
-        <w:t>report</w:t>
-      </w:r>
-      <w:proofErr w:type="gramEnd"/>
-      <w:r>
-        <w:rPr>
-          <w:rFonts w:asciiTheme="minorHAnsi" w:hAnsiTheme="minorHAnsi"/>
-          <w:color w:val="156082" w:themeColor="accent1"/>
-          <w:sz w:val="18"/>
-          <w:szCs w:val="18"/>
-        </w:rPr>
-        <w:t xml:space="preserve"> immediately at Maxis</w:t>
+        <w:t>3. All incident (Accident &amp; Near miss) to be report immediately at Maxis</w:t>
       </w:r>
     </w:p>
     <w:p>
@@ -22303,7 +21664,6 @@
                 <w:szCs w:val="16"/>
               </w:rPr>
             </w:pPr>
-            <w:proofErr w:type="gramStart"/>
             <w:r>
               <w:rPr>
                 <w:color w:val="ADADAD" w:themeColor="background2" w:themeShade="BF"/>
@@ -22318,16 +21678,7 @@
                 <w:sz w:val="16"/>
                 <w:szCs w:val="16"/>
               </w:rPr>
-              <w:t>w</w:t>
-            </w:r>
-            <w:proofErr w:type="gramEnd"/>
-            <w:r>
-              <w:rPr>
-                <w:color w:val="ADADAD" w:themeColor="background2" w:themeShade="BF"/>
-                <w:sz w:val="16"/>
-                <w:szCs w:val="16"/>
-              </w:rPr>
-              <w:t>91060120140024</w:t>
+              <w:t>w91060120140024</w:t>
             </w:r>
           </w:p>
           <w:p>
@@ -22776,72 +22127,78 @@
                 <w:szCs w:val="16"/>
               </w:rPr>
             </w:pPr>
-            <w:proofErr w:type="gramStart"/>
             <w:r>
               <w:rPr>
                 <w:color w:val="ADADAD" w:themeColor="background2" w:themeShade="BF"/>
                 <w:sz w:val="16"/>
                 <w:szCs w:val="16"/>
               </w:rPr>
-              <w:t>Expiry</w:t>
-            </w:r>
-            <w:proofErr w:type="gramEnd"/>
+              <w:t>Expiry date</w:t>
+            </w:r>
             <w:r>
               <w:rPr>
                 <w:color w:val="ADADAD" w:themeColor="background2" w:themeShade="BF"/>
                 <w:sz w:val="16"/>
                 <w:szCs w:val="16"/>
               </w:rPr>
-              <w:t xml:space="preserve"> date</w:t>
-            </w:r>
-            <w:r>
-              <w:rPr>
+              <w:t>:</w:t>
+            </w:r>
+          </w:p>
+          <w:p>
+            <w:pPr>
+              <w:rPr>
+                <w:rFonts w:asciiTheme="minorHAnsi" w:hAnsiTheme="minorHAnsi"/>
+              </w:rPr>
+            </w:pPr>
+          </w:p>
+        </w:tc>
+        <w:tc>
+          <w:tcPr>
+            <w:tcW w:w="916" w:type="dxa"/>
+          </w:tcPr>
+          <w:p>
+            <w:pPr>
+              <w:rPr>
+                <w:rFonts w:asciiTheme="minorHAnsi" w:hAnsiTheme="minorHAnsi"/>
                 <w:color w:val="ADADAD" w:themeColor="background2" w:themeShade="BF"/>
                 <w:sz w:val="16"/>
                 <w:szCs w:val="16"/>
               </w:rPr>
-              <w:t>:</w:t>
-            </w:r>
-          </w:p>
-          <w:p>
-            <w:pPr>
-              <w:rPr>
-                <w:rFonts w:asciiTheme="minorHAnsi" w:hAnsiTheme="minorHAnsi"/>
-              </w:rPr>
-            </w:pPr>
-          </w:p>
-        </w:tc>
-        <w:tc>
-          <w:tcPr>
-            <w:tcW w:w="916" w:type="dxa"/>
-          </w:tcPr>
-          <w:p>
-            <w:pPr>
+            </w:pPr>
+            <w:r>
               <w:rPr>
                 <w:rFonts w:asciiTheme="minorHAnsi" w:hAnsiTheme="minorHAnsi"/>
                 <w:color w:val="ADADAD" w:themeColor="background2" w:themeShade="BF"/>
                 <w:sz w:val="16"/>
                 <w:szCs w:val="16"/>
               </w:rPr>
-            </w:pPr>
-            <w:r>
+              <w:t>Ref:</w:t>
+            </w:r>
+          </w:p>
+          <w:p>
+            <w:pPr>
               <w:rPr>
                 <w:rFonts w:asciiTheme="minorHAnsi" w:hAnsiTheme="minorHAnsi"/>
                 <w:color w:val="ADADAD" w:themeColor="background2" w:themeShade="BF"/>
                 <w:sz w:val="16"/>
                 <w:szCs w:val="16"/>
               </w:rPr>
-              <w:t>Ref:</w:t>
-            </w:r>
-          </w:p>
-          <w:p>
-            <w:pPr>
+            </w:pPr>
+            <w:r>
               <w:rPr>
                 <w:rFonts w:asciiTheme="minorHAnsi" w:hAnsiTheme="minorHAnsi"/>
                 <w:color w:val="ADADAD" w:themeColor="background2" w:themeShade="BF"/>
                 <w:sz w:val="16"/>
                 <w:szCs w:val="16"/>
               </w:rPr>
+              <w:t>Expiry date</w:t>
+            </w:r>
+          </w:p>
+          <w:p>
+            <w:pPr>
+              <w:rPr>
+                <w:rFonts w:asciiTheme="minorHAnsi" w:hAnsiTheme="minorHAnsi"/>
+              </w:rPr>
             </w:pPr>
             <w:r>
               <w:rPr>
@@ -22850,209 +22207,183 @@
                 <w:sz w:val="16"/>
                 <w:szCs w:val="16"/>
               </w:rPr>
-              <w:t>Expiry date</w:t>
-            </w:r>
-          </w:p>
-          <w:p>
-            <w:pPr>
-              <w:rPr>
-                <w:rFonts w:asciiTheme="minorHAnsi" w:hAnsiTheme="minorHAnsi"/>
-              </w:rPr>
-            </w:pPr>
-            <w:r>
-              <w:rPr>
-                <w:rFonts w:asciiTheme="minorHAnsi" w:hAnsiTheme="minorHAnsi"/>
+              <w:t>Photo</w:t>
+            </w:r>
+          </w:p>
+        </w:tc>
+        <w:tc>
+          <w:tcPr>
+            <w:tcW w:w="1050" w:type="dxa"/>
+          </w:tcPr>
+          <w:p>
+            <w:pPr>
+              <w:rPr>
+                <w:rFonts w:asciiTheme="minorHAnsi" w:hAnsiTheme="minorHAnsi"/>
+              </w:rPr>
+            </w:pPr>
+          </w:p>
+        </w:tc>
+      </w:tr>
+      <w:tr>
+        <w:tc>
+          <w:tcPr>
+            <w:tcW w:w="483" w:type="dxa"/>
+          </w:tcPr>
+          <w:p>
+            <w:pPr>
+              <w:rPr>
+                <w:rFonts w:asciiTheme="minorHAnsi" w:hAnsiTheme="minorHAnsi"/>
+              </w:rPr>
+            </w:pPr>
+            <w:r>
+              <w:t>3.</w:t>
+            </w:r>
+          </w:p>
+        </w:tc>
+        <w:tc>
+          <w:tcPr>
+            <w:tcW w:w="1472" w:type="dxa"/>
+          </w:tcPr>
+          <w:p>
+            <w:r>
+              <w:t>OSMAIZA BIN OMAR</w:t>
+            </w:r>
+          </w:p>
+          <w:p>
+            <w:pPr>
+              <w:rPr>
+                <w:rFonts w:asciiTheme="minorHAnsi" w:hAnsiTheme="minorHAnsi"/>
+              </w:rPr>
+            </w:pPr>
+          </w:p>
+          <w:p>
+            <w:pPr>
+              <w:rPr>
+                <w:rFonts w:asciiTheme="minorHAnsi" w:hAnsiTheme="minorHAnsi"/>
+              </w:rPr>
+            </w:pPr>
+          </w:p>
+          <w:p>
+            <w:pPr>
+              <w:rPr>
+                <w:rFonts w:asciiTheme="minorHAnsi" w:hAnsiTheme="minorHAnsi"/>
+              </w:rPr>
+            </w:pPr>
+          </w:p>
+          <w:p>
+            <w:pPr>
+              <w:rPr>
+                <w:rFonts w:asciiTheme="minorHAnsi" w:hAnsiTheme="minorHAnsi"/>
+              </w:rPr>
+            </w:pPr>
+          </w:p>
+          <w:p>
+            <w:pPr>
+              <w:rPr>
+                <w:rFonts w:asciiTheme="minorHAnsi" w:hAnsiTheme="minorHAnsi"/>
+              </w:rPr>
+            </w:pPr>
+          </w:p>
+          <w:p>
+            <w:pPr>
+              <w:rPr>
+                <w:rFonts w:asciiTheme="minorHAnsi" w:hAnsiTheme="minorHAnsi"/>
+              </w:rPr>
+            </w:pPr>
+          </w:p>
+          <w:p>
+            <w:pPr>
+              <w:rPr>
+                <w:rFonts w:asciiTheme="minorHAnsi" w:hAnsiTheme="minorHAnsi"/>
+              </w:rPr>
+            </w:pPr>
+          </w:p>
+          <w:p>
+            <w:pPr>
+              <w:rPr>
+                <w:rFonts w:asciiTheme="minorHAnsi" w:hAnsiTheme="minorHAnsi"/>
+              </w:rPr>
+            </w:pPr>
+          </w:p>
+          <w:p>
+            <w:pPr>
+              <w:rPr>
+                <w:rFonts w:asciiTheme="minorHAnsi" w:hAnsiTheme="minorHAnsi"/>
+              </w:rPr>
+            </w:pPr>
+          </w:p>
+          <w:p>
+            <w:pPr>
+              <w:rPr>
+                <w:rFonts w:asciiTheme="minorHAnsi" w:hAnsiTheme="minorHAnsi"/>
+              </w:rPr>
+            </w:pPr>
+          </w:p>
+          <w:p>
+            <w:pPr>
+              <w:rPr>
+                <w:rFonts w:asciiTheme="minorHAnsi" w:hAnsiTheme="minorHAnsi"/>
+              </w:rPr>
+            </w:pPr>
+          </w:p>
+          <w:p>
+            <w:pPr>
+              <w:rPr>
+                <w:rFonts w:asciiTheme="minorHAnsi" w:hAnsiTheme="minorHAnsi"/>
+              </w:rPr>
+            </w:pPr>
+          </w:p>
+          <w:p>
+            <w:pPr>
+              <w:rPr>
+                <w:rFonts w:asciiTheme="minorHAnsi" w:hAnsiTheme="minorHAnsi"/>
+              </w:rPr>
+            </w:pPr>
+          </w:p>
+          <w:p>
+            <w:pPr>
+              <w:rPr>
+                <w:rFonts w:asciiTheme="minorHAnsi" w:hAnsiTheme="minorHAnsi"/>
+              </w:rPr>
+            </w:pPr>
+          </w:p>
+        </w:tc>
+        <w:tc>
+          <w:tcPr>
+            <w:tcW w:w="2896" w:type="dxa"/>
+          </w:tcPr>
+          <w:p>
+            <w:pPr>
+              <w:rPr>
                 <w:color w:val="ADADAD" w:themeColor="background2" w:themeShade="BF"/>
                 <w:sz w:val="16"/>
                 <w:szCs w:val="16"/>
               </w:rPr>
-              <w:t>Photo</w:t>
-            </w:r>
-          </w:p>
-        </w:tc>
-        <w:tc>
-          <w:tcPr>
-            <w:tcW w:w="1050" w:type="dxa"/>
-          </w:tcPr>
-          <w:p>
-            <w:pPr>
-              <w:rPr>
-                <w:rFonts w:asciiTheme="minorHAnsi" w:hAnsiTheme="minorHAnsi"/>
-              </w:rPr>
-            </w:pPr>
-          </w:p>
-        </w:tc>
-      </w:tr>
-      <w:tr>
-        <w:tc>
-          <w:tcPr>
-            <w:tcW w:w="483" w:type="dxa"/>
-          </w:tcPr>
-          <w:p>
-            <w:pPr>
-              <w:rPr>
-                <w:rFonts w:asciiTheme="minorHAnsi" w:hAnsiTheme="minorHAnsi"/>
-              </w:rPr>
-            </w:pPr>
-            <w:r>
-              <w:t>3.</w:t>
-            </w:r>
-          </w:p>
-        </w:tc>
-        <w:tc>
-          <w:tcPr>
-            <w:tcW w:w="1472" w:type="dxa"/>
-          </w:tcPr>
-          <w:p>
-            <w:r>
-              <w:t>OSMAIZA BIN OMAR</w:t>
-            </w:r>
-          </w:p>
-          <w:p>
-            <w:pPr>
-              <w:rPr>
-                <w:rFonts w:asciiTheme="minorHAnsi" w:hAnsiTheme="minorHAnsi"/>
-              </w:rPr>
-            </w:pPr>
-          </w:p>
-          <w:p>
-            <w:pPr>
-              <w:rPr>
-                <w:rFonts w:asciiTheme="minorHAnsi" w:hAnsiTheme="minorHAnsi"/>
-              </w:rPr>
-            </w:pPr>
-          </w:p>
-          <w:p>
-            <w:pPr>
-              <w:rPr>
-                <w:rFonts w:asciiTheme="minorHAnsi" w:hAnsiTheme="minorHAnsi"/>
-              </w:rPr>
-            </w:pPr>
-          </w:p>
-          <w:p>
-            <w:pPr>
-              <w:rPr>
-                <w:rFonts w:asciiTheme="minorHAnsi" w:hAnsiTheme="minorHAnsi"/>
-              </w:rPr>
-            </w:pPr>
-          </w:p>
-          <w:p>
-            <w:pPr>
-              <w:rPr>
-                <w:rFonts w:asciiTheme="minorHAnsi" w:hAnsiTheme="minorHAnsi"/>
-              </w:rPr>
-            </w:pPr>
-          </w:p>
-          <w:p>
-            <w:pPr>
-              <w:rPr>
-                <w:rFonts w:asciiTheme="minorHAnsi" w:hAnsiTheme="minorHAnsi"/>
-              </w:rPr>
-            </w:pPr>
-          </w:p>
-          <w:p>
-            <w:pPr>
-              <w:rPr>
-                <w:rFonts w:asciiTheme="minorHAnsi" w:hAnsiTheme="minorHAnsi"/>
-              </w:rPr>
-            </w:pPr>
-          </w:p>
-          <w:p>
-            <w:pPr>
-              <w:rPr>
-                <w:rFonts w:asciiTheme="minorHAnsi" w:hAnsiTheme="minorHAnsi"/>
-              </w:rPr>
-            </w:pPr>
-          </w:p>
-          <w:p>
-            <w:pPr>
-              <w:rPr>
-                <w:rFonts w:asciiTheme="minorHAnsi" w:hAnsiTheme="minorHAnsi"/>
-              </w:rPr>
-            </w:pPr>
-          </w:p>
-          <w:p>
-            <w:pPr>
-              <w:rPr>
-                <w:rFonts w:asciiTheme="minorHAnsi" w:hAnsiTheme="minorHAnsi"/>
-              </w:rPr>
-            </w:pPr>
-          </w:p>
-          <w:p>
-            <w:pPr>
-              <w:rPr>
-                <w:rFonts w:asciiTheme="minorHAnsi" w:hAnsiTheme="minorHAnsi"/>
-              </w:rPr>
-            </w:pPr>
-          </w:p>
-          <w:p>
-            <w:pPr>
-              <w:rPr>
-                <w:rFonts w:asciiTheme="minorHAnsi" w:hAnsiTheme="minorHAnsi"/>
-              </w:rPr>
-            </w:pPr>
-          </w:p>
-          <w:p>
-            <w:pPr>
-              <w:rPr>
-                <w:rFonts w:asciiTheme="minorHAnsi" w:hAnsiTheme="minorHAnsi"/>
-              </w:rPr>
-            </w:pPr>
-          </w:p>
-          <w:p>
-            <w:pPr>
-              <w:rPr>
-                <w:rFonts w:asciiTheme="minorHAnsi" w:hAnsiTheme="minorHAnsi"/>
-              </w:rPr>
-            </w:pPr>
-          </w:p>
-        </w:tc>
-        <w:tc>
-          <w:tcPr>
-            <w:tcW w:w="2896" w:type="dxa"/>
-          </w:tcPr>
-          <w:p>
-            <w:pPr>
+            </w:pPr>
+            <w:r>
               <w:rPr>
                 <w:color w:val="ADADAD" w:themeColor="background2" w:themeShade="BF"/>
                 <w:sz w:val="16"/>
                 <w:szCs w:val="16"/>
               </w:rPr>
-            </w:pPr>
-            <w:r>
+              <w:t>Ref:</w:t>
+            </w:r>
+          </w:p>
+          <w:p>
+            <w:pPr>
               <w:rPr>
                 <w:color w:val="ADADAD" w:themeColor="background2" w:themeShade="BF"/>
                 <w:sz w:val="16"/>
                 <w:szCs w:val="16"/>
               </w:rPr>
-              <w:t>Ref:</w:t>
-            </w:r>
-          </w:p>
-          <w:p>
-            <w:pPr>
+            </w:pPr>
+            <w:r>
               <w:rPr>
                 <w:color w:val="ADADAD" w:themeColor="background2" w:themeShade="BF"/>
                 <w:sz w:val="16"/>
                 <w:szCs w:val="16"/>
               </w:rPr>
-            </w:pPr>
-            <w:proofErr w:type="gramStart"/>
-            <w:r>
-              <w:rPr>
-                <w:color w:val="ADADAD" w:themeColor="background2" w:themeShade="BF"/>
-                <w:sz w:val="16"/>
-                <w:szCs w:val="16"/>
-              </w:rPr>
-              <w:t>Expiry</w:t>
-            </w:r>
-            <w:proofErr w:type="gramEnd"/>
-            <w:r>
-              <w:rPr>
-                <w:color w:val="ADADAD" w:themeColor="background2" w:themeShade="BF"/>
-                <w:sz w:val="16"/>
-                <w:szCs w:val="16"/>
-              </w:rPr>
-              <w:t xml:space="preserve"> date:</w:t>
+              <w:t>Expiry date:</w:t>
             </w:r>
           </w:p>
           <w:p>
@@ -23413,23 +22744,13 @@
                 <w:szCs w:val="16"/>
               </w:rPr>
             </w:pPr>
-            <w:proofErr w:type="gramStart"/>
             <w:r>
               <w:rPr>
                 <w:color w:val="ADADAD" w:themeColor="background2" w:themeShade="BF"/>
                 <w:sz w:val="16"/>
                 <w:szCs w:val="16"/>
               </w:rPr>
-              <w:t>Expiry</w:t>
-            </w:r>
-            <w:proofErr w:type="gramEnd"/>
-            <w:r>
-              <w:rPr>
-                <w:color w:val="ADADAD" w:themeColor="background2" w:themeShade="BF"/>
-                <w:sz w:val="16"/>
-                <w:szCs w:val="16"/>
-              </w:rPr>
-              <w:t xml:space="preserve"> date:</w:t>
+              <w:t>Expiry date:</w:t>
             </w:r>
           </w:p>
           <w:p>
@@ -23819,23 +23140,13 @@
                 <w:szCs w:val="16"/>
               </w:rPr>
             </w:pPr>
-            <w:proofErr w:type="gramStart"/>
             <w:r>
               <w:rPr>
                 <w:color w:val="ADADAD" w:themeColor="background2" w:themeShade="BF"/>
                 <w:sz w:val="16"/>
                 <w:szCs w:val="16"/>
               </w:rPr>
-              <w:t>Expiry</w:t>
-            </w:r>
-            <w:proofErr w:type="gramEnd"/>
-            <w:r>
-              <w:rPr>
-                <w:color w:val="ADADAD" w:themeColor="background2" w:themeShade="BF"/>
-                <w:sz w:val="16"/>
-                <w:szCs w:val="16"/>
-              </w:rPr>
-              <w:t xml:space="preserve"> date:</w:t>
+              <w:t>Expiry date:</w:t>
             </w:r>
           </w:p>
           <w:p>
@@ -24584,21 +23895,7 @@
               <w:rPr>
                 <w:rFonts w:asciiTheme="minorHAnsi" w:hAnsiTheme="minorHAnsi"/>
               </w:rPr>
-              <w:t>{%</w:t>
-            </w:r>
-            <w:proofErr w:type="spellStart"/>
-            <w:r>
-              <w:rPr>
-                <w:rFonts w:asciiTheme="minorHAnsi" w:hAnsiTheme="minorHAnsi"/>
-              </w:rPr>
-              <w:t>img_toolbox</w:t>
-            </w:r>
-            <w:proofErr w:type="spellEnd"/>
-            <w:r>
-              <w:rPr>
-                <w:rFonts w:asciiTheme="minorHAnsi" w:hAnsiTheme="minorHAnsi"/>
-              </w:rPr>
-              <w:t>}</w:t>
+              <w:t>{%img_toolbox}</w:t>
             </w:r>
           </w:p>
           <w:p>
@@ -24697,21 +23994,7 @@
               <w:rPr>
                 <w:rFonts w:asciiTheme="minorHAnsi" w:hAnsiTheme="minorHAnsi"/>
               </w:rPr>
-              <w:t>{%</w:t>
-            </w:r>
-            <w:proofErr w:type="spellStart"/>
-            <w:r>
-              <w:rPr>
-                <w:rFonts w:asciiTheme="minorHAnsi" w:hAnsiTheme="minorHAnsi"/>
-              </w:rPr>
-              <w:t>img_safety</w:t>
-            </w:r>
-            <w:proofErr w:type="spellEnd"/>
-            <w:r>
-              <w:rPr>
-                <w:rFonts w:asciiTheme="minorHAnsi" w:hAnsiTheme="minorHAnsi"/>
-              </w:rPr>
-              <w:t>}</w:t>
+              <w:t>{%img_safety}</w:t>
             </w:r>
           </w:p>
           <w:p>
@@ -24855,21 +24138,7 @@
               <w:rPr>
                 <w:rFonts w:asciiTheme="minorHAnsi" w:hAnsiTheme="minorHAnsi"/>
               </w:rPr>
-              <w:t>{%</w:t>
-            </w:r>
-            <w:proofErr w:type="spellStart"/>
-            <w:r>
-              <w:rPr>
-                <w:rFonts w:asciiTheme="minorHAnsi" w:hAnsiTheme="minorHAnsi"/>
-              </w:rPr>
-              <w:t>img_inspection</w:t>
-            </w:r>
-            <w:proofErr w:type="spellEnd"/>
-            <w:r>
-              <w:rPr>
-                <w:rFonts w:asciiTheme="minorHAnsi" w:hAnsiTheme="minorHAnsi"/>
-              </w:rPr>
-              <w:t>}</w:t>
+              <w:t>{%img_inspection}</w:t>
             </w:r>
           </w:p>
           <w:p>
@@ -25037,31 +24306,7 @@
           <w:sz w:val="18"/>
           <w:szCs w:val="18"/>
         </w:rPr>
-        <w:t xml:space="preserve"> to be used at ground level </w:t>
-      </w:r>
-      <w:proofErr w:type="gramStart"/>
-      <w:r>
-        <w:rPr>
-          <w:rFonts w:asciiTheme="minorHAnsi" w:hAnsiTheme="minorHAnsi"/>
-          <w:i/>
-          <w:iCs/>
-          <w:color w:val="156082" w:themeColor="accent1"/>
-          <w:sz w:val="18"/>
-          <w:szCs w:val="18"/>
-        </w:rPr>
-        <w:t>works</w:t>
-      </w:r>
-      <w:proofErr w:type="gramEnd"/>
-      <w:r>
-        <w:rPr>
-          <w:rFonts w:asciiTheme="minorHAnsi" w:hAnsiTheme="minorHAnsi"/>
-          <w:i/>
-          <w:iCs/>
-          <w:color w:val="156082" w:themeColor="accent1"/>
-          <w:sz w:val="18"/>
-          <w:szCs w:val="18"/>
-        </w:rPr>
-        <w:t>, night work. Reflective vest cannot be used during climbing/working at height</w:t>
+        <w:t xml:space="preserve"> to be used at ground level works, night work. Reflective vest cannot be used during climbing/working at height</w:t>
       </w:r>
     </w:p>
     <w:p>
@@ -25214,7 +24459,6 @@
               </w:rPr>
               <w:t xml:space="preserve"> </w:t>
             </w:r>
-            <w:proofErr w:type="spellStart"/>
             <w:r>
               <w:rPr>
                 <w:rFonts w:asciiTheme="minorHAnsi" w:hAnsiTheme="minorHAnsi"/>
@@ -25222,39 +24466,13 @@
               </w:rPr>
               <w:t>Skylift</w:t>
             </w:r>
-            <w:proofErr w:type="spellEnd"/>
-            <w:r>
-              <w:rPr>
-                <w:rFonts w:asciiTheme="minorHAnsi" w:hAnsiTheme="minorHAnsi"/>
-                <w:color w:val="000000" w:themeColor="text1"/>
-              </w:rPr>
-              <w:t xml:space="preserve"> </w:t>
-            </w:r>
-            <w:proofErr w:type="spellStart"/>
-            <w:r>
-              <w:rPr>
-                <w:rFonts w:asciiTheme="minorHAnsi" w:hAnsiTheme="minorHAnsi"/>
-                <w:color w:val="000000" w:themeColor="text1"/>
-              </w:rPr>
-              <w:t>Sdn</w:t>
-            </w:r>
-            <w:proofErr w:type="spellEnd"/>
-            <w:r>
-              <w:rPr>
-                <w:rFonts w:asciiTheme="minorHAnsi" w:hAnsiTheme="minorHAnsi"/>
-                <w:color w:val="000000" w:themeColor="text1"/>
-              </w:rPr>
-              <w:t xml:space="preserve"> </w:t>
-            </w:r>
-            <w:proofErr w:type="spellStart"/>
-            <w:r>
-              <w:rPr>
-                <w:rFonts w:asciiTheme="minorHAnsi" w:hAnsiTheme="minorHAnsi"/>
-                <w:color w:val="000000" w:themeColor="text1"/>
-              </w:rPr>
-              <w:t>Bhd</w:t>
-            </w:r>
-            <w:proofErr w:type="spellEnd"/>
+            <w:r>
+              <w:rPr>
+                <w:rFonts w:asciiTheme="minorHAnsi" w:hAnsiTheme="minorHAnsi"/>
+                <w:color w:val="000000" w:themeColor="text1"/>
+              </w:rPr>
+              <w:t xml:space="preserve"> Sdn Bhd</w:t>
+            </w:r>
           </w:p>
         </w:tc>
         <w:tc>
@@ -26030,23 +25248,7 @@
                 <w:rFonts w:asciiTheme="minorHAnsi" w:hAnsiTheme="minorHAnsi"/>
                 <w:color w:val="000000" w:themeColor="text1"/>
               </w:rPr>
-              <w:t>Descender/</w:t>
-            </w:r>
-            <w:proofErr w:type="spellStart"/>
-            <w:r>
-              <w:rPr>
-                <w:rFonts w:asciiTheme="minorHAnsi" w:hAnsiTheme="minorHAnsi"/>
-                <w:color w:val="000000" w:themeColor="text1"/>
-              </w:rPr>
-              <w:t>etc</w:t>
-            </w:r>
-            <w:proofErr w:type="spellEnd"/>
-            <w:r>
-              <w:rPr>
-                <w:rFonts w:asciiTheme="minorHAnsi" w:hAnsiTheme="minorHAnsi"/>
-                <w:color w:val="000000" w:themeColor="text1"/>
-              </w:rPr>
-              <w:t>)</w:t>
+              <w:t>Descender/etc)</w:t>
             </w:r>
           </w:p>
         </w:tc>
@@ -26251,25 +25453,7 @@
           <w:u w:val="single"/>
         </w:rPr>
         <w:lastRenderedPageBreak/>
-        <w:t>Crane/</w:t>
-      </w:r>
-      <w:proofErr w:type="spellStart"/>
-      <w:r>
-        <w:rPr>
-          <w:rFonts w:asciiTheme="minorHAnsi" w:hAnsiTheme="minorHAnsi"/>
-          <w:color w:val="000000" w:themeColor="text1"/>
-          <w:u w:val="single"/>
-        </w:rPr>
-        <w:t>Skylift</w:t>
-      </w:r>
-      <w:proofErr w:type="spellEnd"/>
-      <w:r>
-        <w:rPr>
-          <w:rFonts w:asciiTheme="minorHAnsi" w:hAnsiTheme="minorHAnsi"/>
-          <w:color w:val="000000" w:themeColor="text1"/>
-          <w:u w:val="single"/>
-        </w:rPr>
-        <w:t xml:space="preserve"> Inspection</w:t>
+        <w:t>Crane/Skylift Inspection</w:t>
       </w:r>
     </w:p>
     <w:p>
@@ -26611,19 +25795,11 @@
                 <w:color w:val="000000" w:themeColor="text1"/>
               </w:rPr>
             </w:pPr>
-            <w:proofErr w:type="gramStart"/>
-            <w:r>
-              <w:rPr>
-                <w:color w:val="000000" w:themeColor="text1"/>
-              </w:rPr>
-              <w:t>Expiry</w:t>
-            </w:r>
-            <w:proofErr w:type="gramEnd"/>
-            <w:r>
-              <w:rPr>
-                <w:color w:val="000000" w:themeColor="text1"/>
-              </w:rPr>
-              <w:t xml:space="preserve"> date:1</w:t>
+            <w:r>
+              <w:rPr>
+                <w:color w:val="000000" w:themeColor="text1"/>
+              </w:rPr>
+              <w:t>Expiry date:1</w:t>
             </w:r>
             <w:r>
               <w:rPr>
@@ -27261,21 +26437,12 @@
                 <w:color w:val="000000" w:themeColor="text1"/>
               </w:rPr>
             </w:pPr>
-            <w:proofErr w:type="spellStart"/>
-            <w:r>
-              <w:rPr>
-                <w:rFonts w:asciiTheme="minorHAnsi" w:hAnsiTheme="minorHAnsi"/>
-                <w:color w:val="000000" w:themeColor="text1"/>
-              </w:rPr>
-              <w:t>Skylift</w:t>
-            </w:r>
-            <w:proofErr w:type="spellEnd"/>
-            <w:r>
-              <w:rPr>
-                <w:rFonts w:asciiTheme="minorHAnsi" w:hAnsiTheme="minorHAnsi"/>
-                <w:color w:val="000000" w:themeColor="text1"/>
-              </w:rPr>
-              <w:t xml:space="preserve"> bucket</w:t>
+            <w:r>
+              <w:rPr>
+                <w:rFonts w:asciiTheme="minorHAnsi" w:hAnsiTheme="minorHAnsi"/>
+                <w:color w:val="000000" w:themeColor="text1"/>
+              </w:rPr>
+              <w:t>Skylift bucket</w:t>
             </w:r>
           </w:p>
         </w:tc>
@@ -27350,19 +26517,8 @@
                 <w:sz w:val="18"/>
                 <w:szCs w:val="18"/>
               </w:rPr>
-              <w:t xml:space="preserve">For </w:t>
-            </w:r>
-            <w:proofErr w:type="spellStart"/>
-            <w:r>
-              <w:rPr>
-                <w:rFonts w:asciiTheme="minorHAnsi" w:hAnsiTheme="minorHAnsi"/>
-                <w:color w:val="000000" w:themeColor="text1"/>
-                <w:sz w:val="18"/>
-                <w:szCs w:val="18"/>
-              </w:rPr>
-              <w:t>skylift</w:t>
-            </w:r>
-            <w:proofErr w:type="spellEnd"/>
+              <w:t>For skylift</w:t>
+            </w:r>
           </w:p>
         </w:tc>
       </w:tr>
@@ -27562,19 +26718,18 @@
           <w:sz w:val="18"/>
           <w:szCs w:val="18"/>
         </w:rPr>
-        <w:t>1. Detail inspection to be conducted by Crane/</w:t>
+        <w:t>1. Detail inspection to be conducted by Crane/Skylift operator</w:t>
       </w:r>
-      <w:proofErr w:type="spellStart"/>
-      <w:r>
+    </w:p>
+    <w:p>
+      <w:pPr>
         <w:rPr>
           <w:rFonts w:asciiTheme="minorHAnsi" w:hAnsiTheme="minorHAnsi"/>
           <w:color w:val="156082" w:themeColor="accent1"/>
           <w:sz w:val="18"/>
           <w:szCs w:val="18"/>
         </w:rPr>
-        <w:t>Skylift</w:t>
-      </w:r>
-      <w:proofErr w:type="spellEnd"/>
+      </w:pPr>
       <w:r>
         <w:rPr>
           <w:rFonts w:asciiTheme="minorHAnsi" w:hAnsiTheme="minorHAnsi"/>
@@ -27582,86 +26737,7 @@
           <w:sz w:val="18"/>
           <w:szCs w:val="18"/>
         </w:rPr>
-        <w:t xml:space="preserve"> operator</w:t>
-      </w:r>
-    </w:p>
-    <w:p>
-      <w:pPr>
-        <w:rPr>
-          <w:rFonts w:asciiTheme="minorHAnsi" w:hAnsiTheme="minorHAnsi"/>
-          <w:color w:val="156082" w:themeColor="accent1"/>
-          <w:sz w:val="18"/>
-          <w:szCs w:val="18"/>
-        </w:rPr>
-      </w:pPr>
-      <w:r>
-        <w:rPr>
-          <w:rFonts w:asciiTheme="minorHAnsi" w:hAnsiTheme="minorHAnsi"/>
-          <w:color w:val="156082" w:themeColor="accent1"/>
-          <w:sz w:val="18"/>
-          <w:szCs w:val="18"/>
-        </w:rPr>
-        <w:t xml:space="preserve">2. Workers that require to exit the </w:t>
-      </w:r>
-      <w:proofErr w:type="spellStart"/>
-      <w:r>
-        <w:rPr>
-          <w:rFonts w:asciiTheme="minorHAnsi" w:hAnsiTheme="minorHAnsi"/>
-          <w:color w:val="156082" w:themeColor="accent1"/>
-          <w:sz w:val="18"/>
-          <w:szCs w:val="18"/>
-        </w:rPr>
-        <w:t>skylift</w:t>
-      </w:r>
-      <w:proofErr w:type="spellEnd"/>
-      <w:r>
-        <w:rPr>
-          <w:rFonts w:asciiTheme="minorHAnsi" w:hAnsiTheme="minorHAnsi"/>
-          <w:color w:val="156082" w:themeColor="accent1"/>
-          <w:sz w:val="18"/>
-          <w:szCs w:val="18"/>
-        </w:rPr>
-        <w:t xml:space="preserve"> bucket to another level and </w:t>
-      </w:r>
-      <w:proofErr w:type="gramStart"/>
-      <w:r>
-        <w:rPr>
-          <w:rFonts w:asciiTheme="minorHAnsi" w:hAnsiTheme="minorHAnsi"/>
-          <w:color w:val="156082" w:themeColor="accent1"/>
-          <w:sz w:val="18"/>
-          <w:szCs w:val="18"/>
-        </w:rPr>
-        <w:t>expose</w:t>
-      </w:r>
-      <w:proofErr w:type="gramEnd"/>
-      <w:r>
-        <w:rPr>
-          <w:rFonts w:asciiTheme="minorHAnsi" w:hAnsiTheme="minorHAnsi"/>
-          <w:color w:val="156082" w:themeColor="accent1"/>
-          <w:sz w:val="18"/>
-          <w:szCs w:val="18"/>
-        </w:rPr>
-        <w:t xml:space="preserve"> to fall more than 2 </w:t>
-      </w:r>
-      <w:proofErr w:type="gramStart"/>
-      <w:r>
-        <w:rPr>
-          <w:rFonts w:asciiTheme="minorHAnsi" w:hAnsiTheme="minorHAnsi"/>
-          <w:color w:val="156082" w:themeColor="accent1"/>
-          <w:sz w:val="18"/>
-          <w:szCs w:val="18"/>
-        </w:rPr>
-        <w:t>meter</w:t>
-      </w:r>
-      <w:proofErr w:type="gramEnd"/>
-      <w:r>
-        <w:rPr>
-          <w:rFonts w:asciiTheme="minorHAnsi" w:hAnsiTheme="minorHAnsi"/>
-          <w:color w:val="156082" w:themeColor="accent1"/>
-          <w:sz w:val="18"/>
-          <w:szCs w:val="18"/>
-        </w:rPr>
-        <w:t xml:space="preserve"> require to have valid working at height competency from approved training vendor)</w:t>
+        <w:t>2. Workers that require to exit the skylift bucket to another level and expose to fall more than 2 meter require to have valid working at height competency from approved training vendor)</w:t>
       </w:r>
     </w:p>
     <w:p>
@@ -28192,7 +27268,6 @@
           <w:color w:val="000000" w:themeColor="text1"/>
         </w:rPr>
       </w:pPr>
-      <w:proofErr w:type="spellStart"/>
       <w:r>
         <w:rPr>
           <w:rFonts w:asciiTheme="minorHAnsi" w:hAnsiTheme="minorHAnsi"/>
@@ -28200,7 +27275,6 @@
         </w:rPr>
         <w:t>Hotwork</w:t>
       </w:r>
-      <w:proofErr w:type="spellEnd"/>
     </w:p>
     <w:tbl>
       <w:tblPr>
@@ -28771,27 +27845,7 @@
           <w:sz w:val="18"/>
           <w:szCs w:val="18"/>
         </w:rPr>
-        <w:t xml:space="preserve">Note: Portable fire </w:t>
-      </w:r>
-      <w:proofErr w:type="gramStart"/>
-      <w:r>
-        <w:rPr>
-          <w:rFonts w:asciiTheme="minorHAnsi" w:hAnsiTheme="minorHAnsi"/>
-          <w:color w:val="156082" w:themeColor="accent1"/>
-          <w:sz w:val="18"/>
-          <w:szCs w:val="18"/>
-        </w:rPr>
-        <w:t>extinguisher is</w:t>
-      </w:r>
-      <w:proofErr w:type="gramEnd"/>
-      <w:r>
-        <w:rPr>
-          <w:rFonts w:asciiTheme="minorHAnsi" w:hAnsiTheme="minorHAnsi"/>
-          <w:color w:val="156082" w:themeColor="accent1"/>
-          <w:sz w:val="18"/>
-          <w:szCs w:val="18"/>
-        </w:rPr>
-        <w:t xml:space="preserve"> mandatory at site</w:t>
+        <w:t>Note: Portable fire extinguisher is mandatory at site</w:t>
       </w:r>
     </w:p>
     <w:p>
@@ -30393,47 +29447,7 @@
                 <w:sz w:val="16"/>
                 <w:szCs w:val="16"/>
               </w:rPr>
-              <w:t xml:space="preserve">(To be filled </w:t>
-            </w:r>
-            <w:proofErr w:type="gramStart"/>
-            <w:r>
-              <w:rPr>
-                <w:rFonts w:asciiTheme="minorHAnsi" w:hAnsiTheme="minorHAnsi"/>
-                <w:color w:val="000000" w:themeColor="text1"/>
-                <w:sz w:val="16"/>
-                <w:szCs w:val="16"/>
-              </w:rPr>
-              <w:t>by</w:t>
-            </w:r>
-            <w:proofErr w:type="gramEnd"/>
-            <w:r>
-              <w:rPr>
-                <w:rFonts w:asciiTheme="minorHAnsi" w:hAnsiTheme="minorHAnsi"/>
-                <w:color w:val="000000" w:themeColor="text1"/>
-                <w:sz w:val="16"/>
-                <w:szCs w:val="16"/>
-              </w:rPr>
-              <w:t xml:space="preserve"> </w:t>
-            </w:r>
-            <w:proofErr w:type="spellStart"/>
-            <w:r>
-              <w:rPr>
-                <w:rFonts w:asciiTheme="minorHAnsi" w:hAnsiTheme="minorHAnsi"/>
-                <w:color w:val="000000" w:themeColor="text1"/>
-                <w:sz w:val="16"/>
-                <w:szCs w:val="16"/>
-              </w:rPr>
-              <w:t>Authorised</w:t>
-            </w:r>
-            <w:proofErr w:type="spellEnd"/>
-            <w:r>
-              <w:rPr>
-                <w:rFonts w:asciiTheme="minorHAnsi" w:hAnsiTheme="minorHAnsi"/>
-                <w:color w:val="000000" w:themeColor="text1"/>
-                <w:sz w:val="16"/>
-                <w:szCs w:val="16"/>
-              </w:rPr>
-              <w:t xml:space="preserve"> Gas Tester: AGT)</w:t>
+              <w:t>(To be filled by Authorised Gas Tester: AGT)</w:t>
             </w:r>
           </w:p>
         </w:tc>
@@ -32928,27 +31942,7 @@
                 <w:sz w:val="16"/>
                 <w:szCs w:val="16"/>
               </w:rPr>
-              <w:t xml:space="preserve">(To be filled </w:t>
-            </w:r>
-            <w:proofErr w:type="gramStart"/>
-            <w:r>
-              <w:rPr>
-                <w:rFonts w:asciiTheme="minorHAnsi" w:hAnsiTheme="minorHAnsi"/>
-                <w:color w:val="000000" w:themeColor="text1"/>
-                <w:sz w:val="16"/>
-                <w:szCs w:val="16"/>
-              </w:rPr>
-              <w:t>by</w:t>
-            </w:r>
-            <w:proofErr w:type="gramEnd"/>
-            <w:r>
-              <w:rPr>
-                <w:rFonts w:asciiTheme="minorHAnsi" w:hAnsiTheme="minorHAnsi"/>
-                <w:color w:val="000000" w:themeColor="text1"/>
-                <w:sz w:val="16"/>
-                <w:szCs w:val="16"/>
-              </w:rPr>
-              <w:t xml:space="preserve"> Permit Issuance)</w:t>
+              <w:t>(To be filled by Permit Issuance)</w:t>
             </w:r>
           </w:p>
         </w:tc>
@@ -32975,7 +31969,6 @@
                 <w:szCs w:val="16"/>
               </w:rPr>
             </w:pPr>
-            <w:proofErr w:type="gramStart"/>
             <w:r>
               <w:rPr>
                 <w:rFonts w:asciiTheme="minorHAnsi" w:hAnsiTheme="minorHAnsi"/>
@@ -32983,17 +31976,7 @@
                 <w:sz w:val="16"/>
                 <w:szCs w:val="16"/>
               </w:rPr>
-              <w:t>Base</w:t>
-            </w:r>
-            <w:proofErr w:type="gramEnd"/>
-            <w:r>
-              <w:rPr>
-                <w:rFonts w:asciiTheme="minorHAnsi" w:hAnsiTheme="minorHAnsi"/>
-                <w:color w:val="000000" w:themeColor="text1"/>
-                <w:sz w:val="16"/>
-                <w:szCs w:val="16"/>
-              </w:rPr>
-              <w:t xml:space="preserve"> on my evaluation, the confined space described above is in a safe condition for work to be done, provided that the precautions above are fully observed.</w:t>
+              <w:t>Base on my evaluation, the confined space described above is in a safe condition for work to be done, provided that the precautions above are fully observed.</w:t>
             </w:r>
           </w:p>
           <w:p>
@@ -33296,27 +32279,7 @@
                 <w:sz w:val="16"/>
                 <w:szCs w:val="16"/>
               </w:rPr>
-              <w:t xml:space="preserve">All persons &amp; Equipment have been </w:t>
-            </w:r>
-            <w:proofErr w:type="gramStart"/>
-            <w:r>
-              <w:rPr>
-                <w:rFonts w:asciiTheme="minorHAnsi" w:hAnsiTheme="minorHAnsi"/>
-                <w:color w:val="000000" w:themeColor="text1"/>
-                <w:sz w:val="16"/>
-                <w:szCs w:val="16"/>
-              </w:rPr>
-              <w:t>withdrawn</w:t>
-            </w:r>
-            <w:proofErr w:type="gramEnd"/>
-            <w:r>
-              <w:rPr>
-                <w:rFonts w:asciiTheme="minorHAnsi" w:hAnsiTheme="minorHAnsi"/>
-                <w:color w:val="000000" w:themeColor="text1"/>
-                <w:sz w:val="16"/>
-                <w:szCs w:val="16"/>
-              </w:rPr>
-              <w:t xml:space="preserve"> and the work has been completed. Any further entry requires a new confined space permit to be applied</w:t>
+              <w:t>All persons &amp; Equipment have been withdrawn and the work has been completed. Any further entry requires a new confined space permit to be applied</w:t>
             </w:r>
           </w:p>
           <w:p>
@@ -37213,19 +36176,49 @@
           <w:sz w:val="18"/>
           <w:szCs w:val="18"/>
         </w:rPr>
-        <w:t xml:space="preserve">Note: Signed </w:t>
+        <w:t>Note: Signed at Workers Name list after toolbox briefing</w:t>
       </w:r>
-      <w:proofErr w:type="gramStart"/>
+    </w:p>
+    <w:p>
+      <w:pPr>
+        <w:rPr>
+          <w:rFonts w:asciiTheme="minorHAnsi" w:hAnsiTheme="minorHAnsi"/>
+          <w:color w:val="000000" w:themeColor="text1"/>
+        </w:rPr>
+      </w:pPr>
+    </w:p>
+    <w:p>
+      <w:pPr>
+        <w:rPr>
+          <w:rFonts w:asciiTheme="minorHAnsi" w:hAnsiTheme="minorHAnsi"/>
+          <w:color w:val="000000" w:themeColor="text1"/>
+        </w:rPr>
+      </w:pPr>
+    </w:p>
+    <w:p>
+      <w:pPr>
+        <w:rPr>
+          <w:rFonts w:asciiTheme="minorHAnsi" w:hAnsiTheme="minorHAnsi"/>
+          <w:color w:val="000000" w:themeColor="text1"/>
+        </w:rPr>
+      </w:pPr>
       <w:r>
+        <w:rPr>
+          <w:rFonts w:asciiTheme="minorHAnsi" w:hAnsiTheme="minorHAnsi"/>
+          <w:color w:val="000000" w:themeColor="text1"/>
+        </w:rPr>
+        <w:t>Job Hazard Analysis (JHA)</w:t>
+      </w:r>
+    </w:p>
+    <w:p>
+      <w:pPr>
         <w:rPr>
           <w:rFonts w:asciiTheme="minorHAnsi" w:hAnsiTheme="minorHAnsi"/>
           <w:color w:val="156082" w:themeColor="accent1"/>
           <w:sz w:val="18"/>
           <w:szCs w:val="18"/>
         </w:rPr>
-        <w:t>at</w:t>
-      </w:r>
-      <w:proofErr w:type="gramEnd"/>
+      </w:pPr>
       <w:r>
         <w:rPr>
           <w:rFonts w:asciiTheme="minorHAnsi" w:hAnsiTheme="minorHAnsi"/>
@@ -37233,77 +36226,7 @@
           <w:sz w:val="18"/>
           <w:szCs w:val="18"/>
         </w:rPr>
-        <w:t xml:space="preserve"> Workers Name list after toolbox briefing</w:t>
-      </w:r>
-    </w:p>
-    <w:p>
-      <w:pPr>
-        <w:rPr>
-          <w:rFonts w:asciiTheme="minorHAnsi" w:hAnsiTheme="minorHAnsi"/>
-          <w:color w:val="000000" w:themeColor="text1"/>
-        </w:rPr>
-      </w:pPr>
-    </w:p>
-    <w:p>
-      <w:pPr>
-        <w:rPr>
-          <w:rFonts w:asciiTheme="minorHAnsi" w:hAnsiTheme="minorHAnsi"/>
-          <w:color w:val="000000" w:themeColor="text1"/>
-        </w:rPr>
-      </w:pPr>
-    </w:p>
-    <w:p>
-      <w:pPr>
-        <w:rPr>
-          <w:rFonts w:asciiTheme="minorHAnsi" w:hAnsiTheme="minorHAnsi"/>
-          <w:color w:val="000000" w:themeColor="text1"/>
-        </w:rPr>
-      </w:pPr>
-      <w:r>
-        <w:rPr>
-          <w:rFonts w:asciiTheme="minorHAnsi" w:hAnsiTheme="minorHAnsi"/>
-          <w:color w:val="000000" w:themeColor="text1"/>
-        </w:rPr>
-        <w:t>Job Hazard Analysis (JHA)</w:t>
-      </w:r>
-    </w:p>
-    <w:p>
-      <w:pPr>
-        <w:rPr>
-          <w:rFonts w:asciiTheme="minorHAnsi" w:hAnsiTheme="minorHAnsi"/>
-          <w:color w:val="156082" w:themeColor="accent1"/>
-          <w:sz w:val="18"/>
-          <w:szCs w:val="18"/>
-        </w:rPr>
-      </w:pPr>
-      <w:r>
-        <w:rPr>
-          <w:rFonts w:asciiTheme="minorHAnsi" w:hAnsiTheme="minorHAnsi"/>
-          <w:color w:val="156082" w:themeColor="accent1"/>
-          <w:sz w:val="18"/>
-          <w:szCs w:val="18"/>
-        </w:rPr>
-        <w:t xml:space="preserve">(HIRARC </w:t>
-      </w:r>
-      <w:proofErr w:type="gramStart"/>
-      <w:r>
-        <w:rPr>
-          <w:rFonts w:asciiTheme="minorHAnsi" w:hAnsiTheme="minorHAnsi"/>
-          <w:color w:val="156082" w:themeColor="accent1"/>
-          <w:sz w:val="18"/>
-          <w:szCs w:val="18"/>
-        </w:rPr>
-        <w:t>refer</w:t>
-      </w:r>
-      <w:proofErr w:type="gramEnd"/>
-      <w:r>
-        <w:rPr>
-          <w:rFonts w:asciiTheme="minorHAnsi" w:hAnsiTheme="minorHAnsi"/>
-          <w:color w:val="156082" w:themeColor="accent1"/>
-          <w:sz w:val="18"/>
-          <w:szCs w:val="18"/>
-        </w:rPr>
-        <w:t xml:space="preserve"> to Safety Manual)</w:t>
+        <w:t>(HIRARC refer to Safety Manual)</w:t>
       </w:r>
     </w:p>
     <w:p>
@@ -37670,21 +36593,7 @@
               <w:rPr>
                 <w:color w:val="000000" w:themeColor="text1"/>
               </w:rPr>
-              <w:t xml:space="preserve">Equipment </w:t>
-            </w:r>
-            <w:proofErr w:type="spellStart"/>
-            <w:r>
-              <w:rPr>
-                <w:color w:val="000000" w:themeColor="text1"/>
-              </w:rPr>
-              <w:t>Malfuction</w:t>
-            </w:r>
-            <w:proofErr w:type="spellEnd"/>
-            <w:r>
-              <w:rPr>
-                <w:color w:val="000000" w:themeColor="text1"/>
-              </w:rPr>
-              <w:t xml:space="preserve"> and impact on workers</w:t>
+              <w:t>Equipment Malfuction and impact on workers</w:t>
             </w:r>
           </w:p>
         </w:tc>
